--- a/tables for 71.docx
+++ b/tables for 71.docx
@@ -6168,7 +6168,7 @@
                 <w:sz w:val="14"/>
                 <w:szCs w:val="14"/>
               </w:rPr>
-              <w:t xml:space="preserve">12MAR 2026 </w:t>
+              <w:t xml:space="preserve">{{ date_of_weekly }} </w:t>
             </w:r>
           </w:p>
         </w:tc>
@@ -6499,7 +6499,7 @@
                 <w:sz w:val="14"/>
                 <w:szCs w:val="14"/>
               </w:rPr>
-              <w:t xml:space="preserve"> 27MAR2026</w:t>
+              <w:t xml:space="preserve"> {{ date_of_weekly }}</w:t>
             </w:r>
           </w:p>
         </w:tc>

--- a/tables for 71.docx
+++ b/tables for 71.docx
@@ -827,42 +827,8 @@
             <w:vAlign w:val="center"/>
           </w:tcPr>
           <w:p>
-            <w:proofErr w:type="spellStart"/>
-            <w:r>
-              <w:rPr>
-                <w:rFonts w:ascii="Times New Roman" w:hAnsi="Times New Roman"/>
-                <w:b/>
-                <w:bCs/>
-                <w:color w:val="000000" w:themeColor="text1"/>
-                <w:sz w:val="12"/>
-                <w:szCs w:val="12"/>
-              </w:rPr>
-              <w:t>Datel</w:t>
-            </w:r>
-            <w:proofErr w:type="spellEnd"/>
-            <w:r>
-              <w:rPr>
-                <w:rFonts w:ascii="Times New Roman" w:hAnsi="Times New Roman"/>
-                <w:b/>
-                <w:bCs/>
-                <w:color w:val="000000" w:themeColor="text1"/>
-                <w:sz w:val="12"/>
-                <w:szCs w:val="12"/>
-              </w:rPr>
-              <w:t xml:space="preserve"> (DDMM</w:t>
-            </w:r>
-          </w:p>
-          <w:p>
-            <w:r>
-              <w:rPr>
-                <w:rFonts w:ascii="Times New Roman" w:hAnsi="Times New Roman"/>
-                <w:b/>
-                <w:bCs/>
-                <w:color w:val="000000" w:themeColor="text1"/>
-                <w:sz w:val="12"/>
-                <w:szCs w:val="12"/>
-              </w:rPr>
-              <w:t>YY)</w:t>
+            <w:r>
+              <w:t>Date</w:t>
             </w:r>
           </w:p>
         </w:tc>

--- a/tables for 71.docx
+++ b/tables for 71.docx
@@ -828,7 +828,15 @@
           </w:tcPr>
           <w:p>
             <w:r>
-              <w:t>Date</w:t>
+              <w:rPr>
+                <w:rFonts w:ascii="Times New Roman" w:hAnsi="Times New Roman"/>
+                <w:b/>
+                <w:bCs/>
+                <w:color w:val="000000" w:themeColor="text1"/>
+                <w:sz w:val="12"/>
+                <w:szCs w:val="12"/>
+              </w:rPr>
+              <w:t>Date (DDMMMYY)</w:t>
             </w:r>
           </w:p>
         </w:tc>

--- a/tables for 71.docx
+++ b/tables for 71.docx
@@ -766,6 +766,9 @@
             <w:vAlign w:val="center"/>
           </w:tcPr>
           <w:p>
+            <w:pPr>
+              <w:jc w:val="center"/>
+            </w:pPr>
             <w:r>
               <w:rPr>
                 <w:rFonts w:ascii="Times New Roman" w:hAnsi="Times New Roman"/>
@@ -797,6 +800,9 @@
             <w:vAlign w:val="center"/>
           </w:tcPr>
           <w:p>
+            <w:pPr>
+              <w:jc w:val="center"/>
+            </w:pPr>
             <w:r>
               <w:rPr>
                 <w:rFonts w:ascii="Times New Roman" w:hAnsi="Times New Roman"/>
@@ -827,6 +833,9 @@
             <w:vAlign w:val="center"/>
           </w:tcPr>
           <w:p>
+            <w:pPr>
+              <w:jc w:val="center"/>
+            </w:pPr>
             <w:r>
               <w:rPr>
                 <w:rFonts w:ascii="Times New Roman" w:hAnsi="Times New Roman"/>
@@ -858,6 +867,9 @@
             <w:vAlign w:val="center"/>
           </w:tcPr>
           <w:p>
+            <w:pPr>
+              <w:jc w:val="center"/>
+            </w:pPr>
             <w:r>
               <w:rPr>
                 <w:rFonts w:ascii="Times New Roman" w:hAnsi="Times New Roman"/>
@@ -888,6 +900,9 @@
             <w:vAlign w:val="center"/>
           </w:tcPr>
           <w:p>
+            <w:pPr>
+              <w:jc w:val="center"/>
+            </w:pPr>
             <w:r>
               <w:rPr>
                 <w:rFonts w:ascii="Times New Roman" w:hAnsi="Times New Roman"/>
@@ -919,6 +934,9 @@
             <w:vAlign w:val="center"/>
           </w:tcPr>
           <w:p>
+            <w:pPr>
+              <w:jc w:val="center"/>
+            </w:pPr>
             <w:r>
               <w:rPr>
                 <w:rFonts w:ascii="Times New Roman" w:hAnsi="Times New Roman"/>
@@ -949,6 +967,9 @@
             <w:vAlign w:val="center"/>
           </w:tcPr>
           <w:p>
+            <w:pPr>
+              <w:jc w:val="center"/>
+            </w:pPr>
             <w:r>
               <w:rPr>
                 <w:rFonts w:ascii="Times New Roman" w:hAnsi="Times New Roman"/>
@@ -979,6 +1000,9 @@
             <w:vAlign w:val="center"/>
           </w:tcPr>
           <w:p>
+            <w:pPr>
+              <w:jc w:val="center"/>
+            </w:pPr>
             <w:r>
               <w:rPr>
                 <w:rFonts w:ascii="Times New Roman" w:hAnsi="Times New Roman"/>
@@ -1010,6 +1034,9 @@
             <w:vAlign w:val="center"/>
           </w:tcPr>
           <w:p>
+            <w:pPr>
+              <w:jc w:val="center"/>
+            </w:pPr>
             <w:r>
               <w:rPr>
                 <w:rFonts w:ascii="Times New Roman" w:hAnsi="Times New Roman"/>
@@ -1151,6 +1178,7 @@
                 <w:sz w:val="14"/>
                 <w:szCs w:val="14"/>
               </w:rPr>
+              <w:jc w:val="center"/>
             </w:pPr>
             <w:r>
               <w:rPr>

--- a/tables for 71.docx
+++ b/tables for 71.docx
@@ -5368,7 +5368,7 @@
               <w:top w:val="single" w:sz="8" w:space="0" w:color="auto"/>
               <w:left w:val="single" w:sz="8" w:space="0" w:color="auto"/>
               <w:bottom w:val="single" w:sz="8" w:space="0" w:color="auto"/>
-              <w:right w:val="single" w:sz="8" w:space="0" w:color="000000" w:themeColor="text1"/>
+              <w:right w:val="single" w:sz="8" w:space="0" w:color="auto"/>
             </w:tcBorders>
             <w:vAlign w:val="center"/>
           </w:tcPr>
@@ -5391,7 +5391,7 @@
           <w:tcPr>
             <w:tcW w:w="652" w:type="dxa"/>
             <w:tcBorders>
-              <w:top w:val="nil"/>
+              <w:top w:val="single" w:sz="8" w:space="0" w:color="auto"/>
               <w:left w:val="nil"/>
               <w:bottom w:val="single" w:sz="8" w:space="0" w:color="auto"/>
               <w:right w:val="single" w:sz="8" w:space="0" w:color="auto"/>
@@ -5417,7 +5417,7 @@
           <w:tcPr>
             <w:tcW w:w="1129" w:type="dxa"/>
             <w:tcBorders>
-              <w:top w:val="nil"/>
+              <w:top w:val="single" w:sz="8" w:space="0" w:color="auto"/>
               <w:left w:val="single" w:sz="8" w:space="0" w:color="auto"/>
               <w:bottom w:val="single" w:sz="8" w:space="0" w:color="auto"/>
               <w:right w:val="single" w:sz="8" w:space="0" w:color="auto"/>
@@ -5469,29 +5469,24 @@
           <w:tcPr>
             <w:tcW w:w="999" w:type="dxa"/>
             <w:tcBorders>
-              <w:top w:val="nil"/>
-              <w:left w:val="single" w:sz="8" w:space="0" w:color="auto"/>
-              <w:bottom w:val="single" w:sz="8" w:space="0" w:color="auto"/>
-              <w:right w:val="single" w:sz="8" w:space="0" w:color="auto"/>
-            </w:tcBorders>
-            <w:vAlign w:val="center"/>
-          </w:tcPr>
-          <w:p>
-            <w:pPr>
-              <w:jc w:val="center"/>
-              <w:rPr>
-                <w:rFonts w:ascii="Times New Roman" w:hAnsi="Times New Roman"/>
-                <w:sz w:val="14"/>
-                <w:szCs w:val="14"/>
-              </w:rPr>
-            </w:pPr>
-            <w:r>
-              <w:rPr>
-                <w:rFonts w:ascii="Times New Roman" w:hAnsi="Times New Roman"/>
-                <w:sz w:val="14"/>
-                <w:szCs w:val="14"/>
-              </w:rPr>
-              <w:t xml:space="preserve">SMO </w:t>
+              <w:top w:val="single" w:sz="8" w:space="0" w:color="auto"/>
+              <w:left w:val="single" w:sz="8" w:space="0" w:color="auto"/>
+              <w:bottom w:val="single" w:sz="8" w:space="0" w:color="auto"/>
+              <w:right w:val="single" w:sz="8" w:space="0" w:color="auto"/>
+            </w:tcBorders>
+            <w:vAlign w:val="center"/>
+          </w:tcPr>
+          <w:p>
+            <w:pPr>
+              <w:jc w:val="center"/>
+            </w:pPr>
+            <w:r>
+              <w:rPr>
+                <w:rFonts w:ascii="Times New Roman" w:hAnsi="Times New Roman"/>
+                <w:sz w:val="14"/>
+                <w:szCs w:val="14"/>
+              </w:rPr>
+              <w:t xml:space="preserve"> SMO</w:t>
             </w:r>
           </w:p>
         </w:tc>
@@ -5500,25 +5495,25 @@
             <w:tcW w:w="740" w:type="dxa"/>
             <w:gridSpan w:val="3"/>
             <w:tcBorders>
-              <w:top w:val="nil"/>
-              <w:left w:val="single" w:sz="8" w:space="0" w:color="auto"/>
-              <w:bottom w:val="single" w:sz="8" w:space="0" w:color="auto"/>
-              <w:right w:val="single" w:sz="8" w:space="0" w:color="auto"/>
-            </w:tcBorders>
-            <w:vAlign w:val="center"/>
-          </w:tcPr>
-          <w:p>
-            <w:pPr>
-              <w:jc w:val="center"/>
-            </w:pPr>
-            <w:r>
-              <w:rPr>
-                <w:rFonts w:ascii="Times New Roman" w:hAnsi="Times New Roman"/>
-                <w:color w:val="000000" w:themeColor="text1"/>
-                <w:sz w:val="14"/>
-                <w:szCs w:val="14"/>
-              </w:rPr>
-              <w:t>Week (Before Testing Date)</w:t>
+              <w:top w:val="single" w:sz="8" w:space="0" w:color="auto"/>
+              <w:left w:val="single" w:sz="8" w:space="0" w:color="auto"/>
+              <w:bottom w:val="single" w:sz="8" w:space="0" w:color="auto"/>
+              <w:right w:val="single" w:sz="8" w:space="0" w:color="auto"/>
+            </w:tcBorders>
+            <w:vAlign w:val="center"/>
+          </w:tcPr>
+          <w:p>
+            <w:pPr>
+              <w:jc w:val="center"/>
+            </w:pPr>
+            <w:r>
+              <w:rPr>
+                <w:rFonts w:ascii="Times New Roman" w:hAnsi="Times New Roman"/>
+                <w:color w:val="000000" w:themeColor="text1"/>
+                <w:sz w:val="14"/>
+                <w:szCs w:val="14"/>
+              </w:rPr>
+              <w:t>Week on Testing Date</w:t>
             </w:r>
           </w:p>
         </w:tc>
@@ -5526,7 +5521,7 @@
           <w:tcPr>
             <w:tcW w:w="1415" w:type="dxa"/>
             <w:tcBorders>
-              <w:top w:val="nil"/>
+              <w:top w:val="single" w:sz="8" w:space="0" w:color="auto"/>
               <w:left w:val="nil"/>
               <w:bottom w:val="single" w:sz="8" w:space="0" w:color="auto"/>
               <w:right w:val="single" w:sz="8" w:space="0" w:color="auto"/>
@@ -5577,7 +5572,7 @@
           <w:tcPr>
             <w:tcW w:w="1413" w:type="dxa"/>
             <w:tcBorders>
-              <w:top w:val="nil"/>
+              <w:top w:val="single" w:sz="8" w:space="0" w:color="auto"/>
               <w:left w:val="single" w:sz="8" w:space="0" w:color="auto"/>
               <w:bottom w:val="single" w:sz="8" w:space="0" w:color="auto"/>
               <w:right w:val="single" w:sz="8" w:space="0" w:color="auto"/>
@@ -5629,7 +5624,7 @@
             <w:tcW w:w="1366" w:type="dxa"/>
             <w:gridSpan w:val="2"/>
             <w:tcBorders>
-              <w:top w:val="nil"/>
+              <w:top w:val="single" w:sz="8" w:space="0" w:color="auto"/>
               <w:left w:val="single" w:sz="8" w:space="0" w:color="auto"/>
               <w:bottom w:val="single" w:sz="8" w:space="0" w:color="auto"/>
               <w:right w:val="single" w:sz="8" w:space="0" w:color="auto"/>
@@ -5680,29 +5675,29 @@
           <w:tcPr>
             <w:tcW w:w="800" w:type="dxa"/>
             <w:tcBorders>
-              <w:top w:val="nil"/>
+              <w:top w:val="single" w:sz="8" w:space="0" w:color="auto"/>
               <w:left w:val="nil"/>
               <w:bottom w:val="single" w:sz="8" w:space="0" w:color="auto"/>
-              <w:right w:val="single" w:sz="8" w:space="0" w:color="000000" w:themeColor="text1"/>
-            </w:tcBorders>
-            <w:vAlign w:val="center"/>
-          </w:tcPr>
-          <w:p>
-            <w:pPr>
-              <w:jc w:val="center"/>
-              <w:rPr>
-                <w:rFonts w:ascii="Times New Roman" w:hAnsi="Times New Roman"/>
-                <w:sz w:val="14"/>
-                <w:szCs w:val="14"/>
-              </w:rPr>
-            </w:pPr>
-            <w:r>
-              <w:rPr>
-                <w:rFonts w:ascii="Times New Roman" w:hAnsi="Times New Roman"/>
-                <w:sz w:val="14"/>
-                <w:szCs w:val="14"/>
-              </w:rPr>
-              <w:t xml:space="preserve"> None</w:t>
+              <w:right w:val="single" w:sz="8" w:space="0" w:color="auto"/>
+            </w:tcBorders>
+            <w:vAlign w:val="center"/>
+          </w:tcPr>
+          <w:p>
+            <w:pPr>
+              <w:jc w:val="center"/>
+              <w:rPr>
+                <w:rFonts w:ascii="Times New Roman" w:hAnsi="Times New Roman"/>
+                <w:sz w:val="14"/>
+                <w:szCs w:val="14"/>
+              </w:rPr>
+            </w:pPr>
+            <w:r>
+              <w:rPr>
+                <w:rFonts w:ascii="Times New Roman" w:hAnsi="Times New Roman"/>
+                <w:sz w:val="14"/>
+                <w:szCs w:val="14"/>
+              </w:rPr>
+              <w:t xml:space="preserve">None </w:t>
             </w:r>
           </w:p>
         </w:tc>
@@ -5713,352 +5708,6 @@
         </w:trPr>
         <w:tc>
           <w:tcPr>
-            <w:tcW w:w="1386" w:type="dxa"/>
-            <w:gridSpan w:val="2"/>
-            <w:tcBorders>
-              <w:top w:val="single" w:sz="8" w:space="0" w:color="auto"/>
-              <w:left w:val="single" w:sz="8" w:space="0" w:color="auto"/>
-              <w:bottom w:val="single" w:sz="8" w:space="0" w:color="auto"/>
-              <w:right w:val="single" w:sz="8" w:space="0" w:color="auto"/>
-            </w:tcBorders>
-            <w:vAlign w:val="center"/>
-          </w:tcPr>
-          <w:p>
-            <w:pPr>
-              <w:jc w:val="center"/>
-            </w:pPr>
-            <w:r>
-              <w:rPr>
-                <w:rFonts w:ascii="Times New Roman" w:hAnsi="Times New Roman"/>
-                <w:color w:val="000000" w:themeColor="text1"/>
-                <w:sz w:val="14"/>
-                <w:szCs w:val="14"/>
-              </w:rPr>
-              <w:t>Active Air Sampling of Cleanrooms</w:t>
-            </w:r>
-          </w:p>
-        </w:tc>
-        <w:tc>
-          <w:tcPr>
-            <w:tcW w:w="652" w:type="dxa"/>
-            <w:tcBorders>
-              <w:top w:val="single" w:sz="8" w:space="0" w:color="auto"/>
-              <w:left w:val="nil"/>
-              <w:bottom w:val="single" w:sz="8" w:space="0" w:color="auto"/>
-              <w:right w:val="single" w:sz="8" w:space="0" w:color="auto"/>
-            </w:tcBorders>
-            <w:vAlign w:val="center"/>
-          </w:tcPr>
-          <w:p>
-            <w:pPr>
-              <w:jc w:val="center"/>
-            </w:pPr>
-            <w:r>
-              <w:rPr>
-                <w:rFonts w:ascii="Times New Roman" w:hAnsi="Times New Roman"/>
-                <w:color w:val="000000" w:themeColor="text1"/>
-                <w:sz w:val="14"/>
-                <w:szCs w:val="14"/>
-              </w:rPr>
-              <w:t>Weekly</w:t>
-            </w:r>
-          </w:p>
-        </w:tc>
-        <w:tc>
-          <w:tcPr>
-            <w:tcW w:w="1129" w:type="dxa"/>
-            <w:tcBorders>
-              <w:top w:val="single" w:sz="8" w:space="0" w:color="auto"/>
-              <w:left w:val="single" w:sz="8" w:space="0" w:color="auto"/>
-              <w:bottom w:val="single" w:sz="8" w:space="0" w:color="auto"/>
-              <w:right w:val="single" w:sz="8" w:space="0" w:color="auto"/>
-            </w:tcBorders>
-            <w:vAlign w:val="center"/>
-          </w:tcPr>
-          <w:p>
-            <w:pPr>
-              <w:jc w:val="center"/>
-              <w:rPr>
-                <w:rFonts w:ascii="Times New Roman" w:hAnsi="Times New Roman"/>
-                <w:color w:val="000000" w:themeColor="text1"/>
-                <w:sz w:val="14"/>
-                <w:szCs w:val="14"/>
-              </w:rPr>
-            </w:pPr>
-            <w:r>
-              <w:rPr>
-                <w:rFonts w:ascii="Times New Roman" w:hAnsi="Times New Roman"/>
-                <w:color w:val="000000" w:themeColor="text1"/>
-                <w:sz w:val="14"/>
-                <w:szCs w:val="14"/>
-              </w:rPr>
-              <w:t xml:space="preserve">{{ </w:t>
-            </w:r>
-            <w:proofErr w:type="spellStart"/>
-            <w:r>
-              <w:rPr>
-                <w:rFonts w:ascii="Times New Roman" w:hAnsi="Times New Roman"/>
-                <w:color w:val="000000" w:themeColor="text1"/>
-                <w:sz w:val="14"/>
-                <w:szCs w:val="14"/>
-              </w:rPr>
-              <w:t>date_of_weekly</w:t>
-            </w:r>
-            <w:proofErr w:type="spellEnd"/>
-            <w:r>
-              <w:rPr>
-                <w:rFonts w:ascii="Times New Roman" w:hAnsi="Times New Roman"/>
-                <w:color w:val="000000" w:themeColor="text1"/>
-                <w:sz w:val="14"/>
-                <w:szCs w:val="14"/>
-              </w:rPr>
-              <w:t xml:space="preserve"> }}</w:t>
-            </w:r>
-          </w:p>
-        </w:tc>
-        <w:tc>
-          <w:tcPr>
-            <w:tcW w:w="999" w:type="dxa"/>
-            <w:tcBorders>
-              <w:top w:val="single" w:sz="8" w:space="0" w:color="auto"/>
-              <w:left w:val="single" w:sz="8" w:space="0" w:color="auto"/>
-              <w:bottom w:val="single" w:sz="8" w:space="0" w:color="auto"/>
-              <w:right w:val="single" w:sz="8" w:space="0" w:color="auto"/>
-            </w:tcBorders>
-            <w:vAlign w:val="center"/>
-          </w:tcPr>
-          <w:p>
-            <w:pPr>
-              <w:jc w:val="center"/>
-            </w:pPr>
-            <w:r>
-              <w:rPr>
-                <w:rFonts w:ascii="Times New Roman" w:hAnsi="Times New Roman"/>
-                <w:sz w:val="14"/>
-                <w:szCs w:val="14"/>
-              </w:rPr>
-              <w:t xml:space="preserve"> SMO</w:t>
-            </w:r>
-          </w:p>
-        </w:tc>
-        <w:tc>
-          <w:tcPr>
-            <w:tcW w:w="740" w:type="dxa"/>
-            <w:gridSpan w:val="3"/>
-            <w:tcBorders>
-              <w:top w:val="single" w:sz="8" w:space="0" w:color="auto"/>
-              <w:left w:val="single" w:sz="8" w:space="0" w:color="auto"/>
-              <w:bottom w:val="single" w:sz="8" w:space="0" w:color="auto"/>
-              <w:right w:val="single" w:sz="8" w:space="0" w:color="auto"/>
-            </w:tcBorders>
-            <w:vAlign w:val="center"/>
-          </w:tcPr>
-          <w:p>
-            <w:pPr>
-              <w:jc w:val="center"/>
-            </w:pPr>
-            <w:r>
-              <w:rPr>
-                <w:rFonts w:ascii="Times New Roman" w:hAnsi="Times New Roman"/>
-                <w:color w:val="000000" w:themeColor="text1"/>
-                <w:sz w:val="14"/>
-                <w:szCs w:val="14"/>
-              </w:rPr>
-              <w:t>Week (On or After Testing Date)</w:t>
-            </w:r>
-          </w:p>
-        </w:tc>
-        <w:tc>
-          <w:tcPr>
-            <w:tcW w:w="1415" w:type="dxa"/>
-            <w:tcBorders>
-              <w:top w:val="single" w:sz="8" w:space="0" w:color="auto"/>
-              <w:left w:val="nil"/>
-              <w:bottom w:val="single" w:sz="8" w:space="0" w:color="auto"/>
-              <w:right w:val="single" w:sz="8" w:space="0" w:color="auto"/>
-            </w:tcBorders>
-            <w:vAlign w:val="center"/>
-          </w:tcPr>
-          <w:p>
-            <w:pPr>
-              <w:jc w:val="center"/>
-              <w:rPr>
-                <w:rFonts w:ascii="Times New Roman" w:hAnsi="Times New Roman"/>
-                <w:sz w:val="14"/>
-                <w:szCs w:val="14"/>
-              </w:rPr>
-            </w:pPr>
-            <w:r>
-              <w:rPr>
-                <w:rFonts w:ascii="Times New Roman" w:hAnsi="Times New Roman"/>
-                <w:color w:val="000000" w:themeColor="text1"/>
-                <w:sz w:val="14"/>
-                <w:szCs w:val="14"/>
-              </w:rPr>
-              <w:t xml:space="preserve">{{ </w:t>
-            </w:r>
-            <w:proofErr w:type="spellStart"/>
-            <w:r>
-              <w:rPr>
-                <w:rFonts w:ascii="Times New Roman" w:hAnsi="Times New Roman"/>
-                <w:color w:val="000000" w:themeColor="text1"/>
-                <w:sz w:val="14"/>
-                <w:szCs w:val="14"/>
-              </w:rPr>
-              <w:t>obs_air_wk_of</w:t>
-            </w:r>
-            <w:proofErr w:type="spellEnd"/>
-            <w:r>
-              <w:rPr>
-                <w:rFonts w:ascii="Times New Roman" w:hAnsi="Times New Roman"/>
-                <w:color w:val="000000" w:themeColor="text1"/>
-                <w:sz w:val="14"/>
-                <w:szCs w:val="14"/>
-              </w:rPr>
-              <w:t xml:space="preserve"> }}</w:t>
-            </w:r>
-          </w:p>
-        </w:tc>
-        <w:tc>
-          <w:tcPr>
-            <w:tcW w:w="1413" w:type="dxa"/>
-            <w:tcBorders>
-              <w:top w:val="single" w:sz="8" w:space="0" w:color="auto"/>
-              <w:left w:val="single" w:sz="8" w:space="0" w:color="auto"/>
-              <w:bottom w:val="single" w:sz="8" w:space="0" w:color="auto"/>
-              <w:right w:val="single" w:sz="8" w:space="0" w:color="auto"/>
-            </w:tcBorders>
-            <w:vAlign w:val="center"/>
-          </w:tcPr>
-          <w:p>
-            <w:pPr>
-              <w:jc w:val="center"/>
-              <w:rPr>
-                <w:rFonts w:ascii="Times New Roman" w:hAnsi="Times New Roman"/>
-                <w:sz w:val="14"/>
-                <w:szCs w:val="14"/>
-              </w:rPr>
-            </w:pPr>
-            <w:r>
-              <w:rPr>
-                <w:rFonts w:ascii="Times New Roman" w:hAnsi="Times New Roman"/>
-                <w:color w:val="000000" w:themeColor="text1"/>
-                <w:sz w:val="14"/>
-                <w:szCs w:val="14"/>
-              </w:rPr>
-              <w:t xml:space="preserve">{{ </w:t>
-            </w:r>
-            <w:proofErr w:type="spellStart"/>
-            <w:r>
-              <w:rPr>
-                <w:rFonts w:ascii="Times New Roman" w:hAnsi="Times New Roman"/>
-                <w:color w:val="000000" w:themeColor="text1"/>
-                <w:sz w:val="14"/>
-                <w:szCs w:val="14"/>
-              </w:rPr>
-              <w:t>etx_air_wk_of</w:t>
-            </w:r>
-            <w:proofErr w:type="spellEnd"/>
-            <w:r>
-              <w:rPr>
-                <w:rFonts w:ascii="Times New Roman" w:hAnsi="Times New Roman"/>
-                <w:color w:val="000000" w:themeColor="text1"/>
-                <w:sz w:val="14"/>
-                <w:szCs w:val="14"/>
-              </w:rPr>
-              <w:t xml:space="preserve"> }}</w:t>
-            </w:r>
-          </w:p>
-        </w:tc>
-        <w:tc>
-          <w:tcPr>
-            <w:tcW w:w="1366" w:type="dxa"/>
-            <w:gridSpan w:val="2"/>
-            <w:tcBorders>
-              <w:top w:val="single" w:sz="8" w:space="0" w:color="auto"/>
-              <w:left w:val="single" w:sz="8" w:space="0" w:color="auto"/>
-              <w:bottom w:val="single" w:sz="8" w:space="0" w:color="auto"/>
-              <w:right w:val="single" w:sz="8" w:space="0" w:color="auto"/>
-            </w:tcBorders>
-            <w:vAlign w:val="center"/>
-          </w:tcPr>
-          <w:p>
-            <w:pPr>
-              <w:jc w:val="center"/>
-              <w:rPr>
-                <w:rFonts w:ascii="Times New Roman" w:hAnsi="Times New Roman"/>
-                <w:sz w:val="14"/>
-                <w:szCs w:val="14"/>
-              </w:rPr>
-            </w:pPr>
-            <w:r>
-              <w:rPr>
-                <w:rFonts w:ascii="Times New Roman" w:hAnsi="Times New Roman"/>
-                <w:color w:val="000000" w:themeColor="text1"/>
-                <w:sz w:val="14"/>
-                <w:szCs w:val="14"/>
-              </w:rPr>
-              <w:t xml:space="preserve">{{ </w:t>
-            </w:r>
-            <w:proofErr w:type="spellStart"/>
-            <w:r>
-              <w:rPr>
-                <w:rFonts w:ascii="Times New Roman" w:hAnsi="Times New Roman"/>
-                <w:color w:val="000000" w:themeColor="text1"/>
-                <w:sz w:val="14"/>
-                <w:szCs w:val="14"/>
-              </w:rPr>
-              <w:t>id_air_wk_of</w:t>
-            </w:r>
-            <w:proofErr w:type="spellEnd"/>
-            <w:r>
-              <w:rPr>
-                <w:rFonts w:ascii="Times New Roman" w:hAnsi="Times New Roman"/>
-                <w:color w:val="000000" w:themeColor="text1"/>
-                <w:sz w:val="14"/>
-                <w:szCs w:val="14"/>
-              </w:rPr>
-              <w:t xml:space="preserve"> }}</w:t>
-            </w:r>
-          </w:p>
-        </w:tc>
-        <w:tc>
-          <w:tcPr>
-            <w:tcW w:w="800" w:type="dxa"/>
-            <w:tcBorders>
-              <w:top w:val="single" w:sz="8" w:space="0" w:color="auto"/>
-              <w:left w:val="nil"/>
-              <w:bottom w:val="single" w:sz="8" w:space="0" w:color="auto"/>
-              <w:right w:val="single" w:sz="8" w:space="0" w:color="auto"/>
-            </w:tcBorders>
-            <w:vAlign w:val="center"/>
-          </w:tcPr>
-          <w:p>
-            <w:pPr>
-              <w:jc w:val="center"/>
-              <w:rPr>
-                <w:rFonts w:ascii="Times New Roman" w:hAnsi="Times New Roman"/>
-                <w:sz w:val="14"/>
-                <w:szCs w:val="14"/>
-              </w:rPr>
-            </w:pPr>
-            <w:r>
-              <w:rPr>
-                <w:rFonts w:ascii="Times New Roman" w:hAnsi="Times New Roman"/>
-                <w:sz w:val="14"/>
-                <w:szCs w:val="14"/>
-              </w:rPr>
-              <w:t xml:space="preserve">None </w:t>
-            </w:r>
-          </w:p>
-        </w:tc>
-      </w:tr>
-      <w:tr>
-        <w:trPr>
-          <w:trHeight w:val="300"/>
-        </w:trPr>
-        <w:tc>
-          <w:tcPr>
             <w:tcW w:w="9900" w:type="dxa"/>
             <w:gridSpan w:val="13"/>
             <w:tcBorders>
@@ -6081,337 +5730,6 @@
                 <w:szCs w:val="14"/>
               </w:rPr>
               <w:t xml:space="preserve">   Surface Sampling of Anteroom and Cleanroom Bracketing </w:t>
-            </w:r>
-          </w:p>
-        </w:tc>
-      </w:tr>
-      <w:tr>
-        <w:trPr>
-          <w:trHeight w:val="300"/>
-        </w:trPr>
-        <w:tc>
-          <w:tcPr>
-            <w:tcW w:w="1386" w:type="dxa"/>
-            <w:gridSpan w:val="2"/>
-            <w:tcBorders>
-              <w:top w:val="single" w:sz="8" w:space="0" w:color="auto"/>
-              <w:left w:val="single" w:sz="8" w:space="0" w:color="auto"/>
-              <w:bottom w:val="single" w:sz="8" w:space="0" w:color="auto"/>
-              <w:right w:val="single" w:sz="8" w:space="0" w:color="000000" w:themeColor="text1"/>
-            </w:tcBorders>
-            <w:vAlign w:val="center"/>
-          </w:tcPr>
-          <w:p>
-            <w:pPr>
-              <w:jc w:val="center"/>
-            </w:pPr>
-            <w:r>
-              <w:rPr>
-                <w:rFonts w:ascii="Times New Roman" w:hAnsi="Times New Roman"/>
-                <w:color w:val="000000" w:themeColor="text1"/>
-                <w:sz w:val="14"/>
-                <w:szCs w:val="14"/>
-              </w:rPr>
-              <w:t>Surface Sampling of Cleanrooms</w:t>
-            </w:r>
-          </w:p>
-        </w:tc>
-        <w:tc>
-          <w:tcPr>
-            <w:tcW w:w="652" w:type="dxa"/>
-            <w:tcBorders>
-              <w:top w:val="nil"/>
-              <w:left w:val="nil"/>
-              <w:bottom w:val="single" w:sz="8" w:space="0" w:color="auto"/>
-              <w:right w:val="single" w:sz="8" w:space="0" w:color="auto"/>
-            </w:tcBorders>
-            <w:vAlign w:val="center"/>
-          </w:tcPr>
-          <w:p>
-            <w:pPr>
-              <w:jc w:val="center"/>
-            </w:pPr>
-            <w:r>
-              <w:rPr>
-                <w:rFonts w:ascii="Times New Roman" w:hAnsi="Times New Roman"/>
-                <w:color w:val="000000" w:themeColor="text1"/>
-                <w:sz w:val="14"/>
-                <w:szCs w:val="14"/>
-              </w:rPr>
-              <w:t>Weekly</w:t>
-            </w:r>
-          </w:p>
-        </w:tc>
-        <w:tc>
-          <w:tcPr>
-            <w:tcW w:w="1129" w:type="dxa"/>
-            <w:tcBorders>
-              <w:top w:val="nil"/>
-              <w:left w:val="single" w:sz="8" w:space="0" w:color="auto"/>
-              <w:bottom w:val="single" w:sz="8" w:space="0" w:color="auto"/>
-              <w:right w:val="single" w:sz="8" w:space="0" w:color="auto"/>
-            </w:tcBorders>
-            <w:vAlign w:val="center"/>
-          </w:tcPr>
-          <w:p>
-            <w:pPr>
-              <w:jc w:val="center"/>
-              <w:rPr>
-                <w:rFonts w:ascii="Times New Roman" w:hAnsi="Times New Roman"/>
-                <w:color w:val="000000" w:themeColor="text1"/>
-                <w:sz w:val="14"/>
-                <w:szCs w:val="14"/>
-              </w:rPr>
-            </w:pPr>
-            <w:r>
-              <w:rPr>
-                <w:rFonts w:ascii="Times New Roman" w:hAnsi="Times New Roman"/>
-                <w:color w:val="000000" w:themeColor="text1"/>
-                <w:sz w:val="14"/>
-                <w:szCs w:val="14"/>
-              </w:rPr>
-              <w:t xml:space="preserve">{{ date_of_weekly }} </w:t>
-            </w:r>
-          </w:p>
-        </w:tc>
-        <w:tc>
-          <w:tcPr>
-            <w:tcW w:w="999" w:type="dxa"/>
-            <w:tcBorders>
-              <w:top w:val="nil"/>
-              <w:left w:val="single" w:sz="8" w:space="0" w:color="auto"/>
-              <w:bottom w:val="single" w:sz="8" w:space="0" w:color="auto"/>
-              <w:right w:val="single" w:sz="8" w:space="0" w:color="auto"/>
-            </w:tcBorders>
-            <w:vAlign w:val="center"/>
-          </w:tcPr>
-          <w:p>
-            <w:pPr>
-              <w:jc w:val="center"/>
-              <w:rPr>
-                <w:rFonts w:ascii="Times New Roman" w:hAnsi="Times New Roman"/>
-                <w:sz w:val="14"/>
-                <w:szCs w:val="14"/>
-              </w:rPr>
-            </w:pPr>
-            <w:r>
-              <w:rPr>
-                <w:rFonts w:ascii="Times New Roman" w:hAnsi="Times New Roman"/>
-                <w:sz w:val="14"/>
-                <w:szCs w:val="14"/>
-              </w:rPr>
-              <w:t xml:space="preserve">SMO </w:t>
-            </w:r>
-          </w:p>
-        </w:tc>
-        <w:tc>
-          <w:tcPr>
-            <w:tcW w:w="740" w:type="dxa"/>
-            <w:gridSpan w:val="3"/>
-            <w:tcBorders>
-              <w:top w:val="nil"/>
-              <w:left w:val="single" w:sz="8" w:space="0" w:color="auto"/>
-              <w:bottom w:val="single" w:sz="8" w:space="0" w:color="auto"/>
-              <w:right w:val="single" w:sz="8" w:space="0" w:color="auto"/>
-            </w:tcBorders>
-            <w:vAlign w:val="center"/>
-          </w:tcPr>
-          <w:p>
-            <w:pPr>
-              <w:jc w:val="center"/>
-            </w:pPr>
-            <w:r>
-              <w:rPr>
-                <w:rFonts w:ascii="Times New Roman" w:hAnsi="Times New Roman"/>
-                <w:color w:val="000000" w:themeColor="text1"/>
-                <w:sz w:val="14"/>
-                <w:szCs w:val="14"/>
-              </w:rPr>
-              <w:t>Week (Before Testing Date)</w:t>
-            </w:r>
-          </w:p>
-        </w:tc>
-        <w:tc>
-          <w:tcPr>
-            <w:tcW w:w="1415" w:type="dxa"/>
-            <w:tcBorders>
-              <w:top w:val="nil"/>
-              <w:left w:val="nil"/>
-              <w:bottom w:val="single" w:sz="8" w:space="0" w:color="auto"/>
-              <w:right w:val="single" w:sz="8" w:space="0" w:color="auto"/>
-            </w:tcBorders>
-            <w:vAlign w:val="center"/>
-          </w:tcPr>
-          <w:p>
-            <w:pPr>
-              <w:jc w:val="center"/>
-              <w:rPr>
-                <w:rFonts w:ascii="Times New Roman" w:hAnsi="Times New Roman"/>
-                <w:sz w:val="14"/>
-                <w:szCs w:val="14"/>
-              </w:rPr>
-            </w:pPr>
-            <w:r>
-              <w:rPr>
-                <w:rFonts w:ascii="Times New Roman" w:hAnsi="Times New Roman"/>
-                <w:color w:val="000000" w:themeColor="text1"/>
-                <w:sz w:val="14"/>
-                <w:szCs w:val="14"/>
-              </w:rPr>
-              <w:t xml:space="preserve">{{ </w:t>
-            </w:r>
-            <w:proofErr w:type="spellStart"/>
-            <w:r>
-              <w:rPr>
-                <w:rFonts w:ascii="Times New Roman" w:hAnsi="Times New Roman"/>
-                <w:color w:val="000000" w:themeColor="text1"/>
-                <w:sz w:val="14"/>
-                <w:szCs w:val="14"/>
-              </w:rPr>
-              <w:t>obs_room_wk_of</w:t>
-            </w:r>
-            <w:proofErr w:type="spellEnd"/>
-            <w:r>
-              <w:rPr>
-                <w:rFonts w:ascii="Times New Roman" w:hAnsi="Times New Roman"/>
-                <w:color w:val="000000" w:themeColor="text1"/>
-                <w:sz w:val="14"/>
-                <w:szCs w:val="14"/>
-              </w:rPr>
-              <w:t xml:space="preserve"> }}</w:t>
-            </w:r>
-          </w:p>
-        </w:tc>
-        <w:tc>
-          <w:tcPr>
-            <w:tcW w:w="1413" w:type="dxa"/>
-            <w:tcBorders>
-              <w:top w:val="nil"/>
-              <w:left w:val="single" w:sz="8" w:space="0" w:color="auto"/>
-              <w:bottom w:val="single" w:sz="8" w:space="0" w:color="auto"/>
-              <w:right w:val="single" w:sz="8" w:space="0" w:color="auto"/>
-            </w:tcBorders>
-            <w:vAlign w:val="center"/>
-          </w:tcPr>
-          <w:p>
-            <w:pPr>
-              <w:jc w:val="center"/>
-              <w:rPr>
-                <w:rFonts w:ascii="Times New Roman" w:hAnsi="Times New Roman"/>
-                <w:sz w:val="14"/>
-                <w:szCs w:val="14"/>
-              </w:rPr>
-            </w:pPr>
-            <w:r>
-              <w:rPr>
-                <w:rFonts w:ascii="Times New Roman" w:hAnsi="Times New Roman"/>
-                <w:color w:val="000000" w:themeColor="text1"/>
-                <w:sz w:val="14"/>
-                <w:szCs w:val="14"/>
-              </w:rPr>
-              <w:t xml:space="preserve">{{ </w:t>
-            </w:r>
-            <w:proofErr w:type="spellStart"/>
-            <w:r>
-              <w:rPr>
-                <w:rFonts w:ascii="Times New Roman" w:hAnsi="Times New Roman"/>
-                <w:color w:val="000000" w:themeColor="text1"/>
-                <w:sz w:val="14"/>
-                <w:szCs w:val="14"/>
-              </w:rPr>
-              <w:t>etx_room_wk_of</w:t>
-            </w:r>
-            <w:proofErr w:type="spellEnd"/>
-            <w:r>
-              <w:rPr>
-                <w:rFonts w:ascii="Times New Roman" w:hAnsi="Times New Roman"/>
-                <w:color w:val="000000" w:themeColor="text1"/>
-                <w:sz w:val="14"/>
-                <w:szCs w:val="14"/>
-              </w:rPr>
-              <w:t xml:space="preserve"> }}</w:t>
-            </w:r>
-          </w:p>
-        </w:tc>
-        <w:tc>
-          <w:tcPr>
-            <w:tcW w:w="1366" w:type="dxa"/>
-            <w:gridSpan w:val="2"/>
-            <w:tcBorders>
-              <w:top w:val="nil"/>
-              <w:left w:val="single" w:sz="8" w:space="0" w:color="auto"/>
-              <w:bottom w:val="single" w:sz="8" w:space="0" w:color="auto"/>
-              <w:right w:val="single" w:sz="8" w:space="0" w:color="auto"/>
-            </w:tcBorders>
-            <w:vAlign w:val="center"/>
-          </w:tcPr>
-          <w:p>
-            <w:pPr>
-              <w:jc w:val="center"/>
-              <w:rPr>
-                <w:rFonts w:ascii="Times New Roman" w:hAnsi="Times New Roman"/>
-                <w:sz w:val="14"/>
-                <w:szCs w:val="14"/>
-              </w:rPr>
-            </w:pPr>
-            <w:r>
-              <w:rPr>
-                <w:rFonts w:ascii="Times New Roman" w:hAnsi="Times New Roman"/>
-                <w:color w:val="000000" w:themeColor="text1"/>
-                <w:sz w:val="14"/>
-                <w:szCs w:val="14"/>
-              </w:rPr>
-              <w:t xml:space="preserve">{{ </w:t>
-            </w:r>
-            <w:proofErr w:type="spellStart"/>
-            <w:r>
-              <w:rPr>
-                <w:rFonts w:ascii="Times New Roman" w:hAnsi="Times New Roman"/>
-                <w:color w:val="000000" w:themeColor="text1"/>
-                <w:sz w:val="14"/>
-                <w:szCs w:val="14"/>
-              </w:rPr>
-              <w:t>id_room_wk_of</w:t>
-            </w:r>
-            <w:proofErr w:type="spellEnd"/>
-            <w:r>
-              <w:rPr>
-                <w:rFonts w:ascii="Times New Roman" w:hAnsi="Times New Roman"/>
-                <w:color w:val="000000" w:themeColor="text1"/>
-                <w:sz w:val="14"/>
-                <w:szCs w:val="14"/>
-              </w:rPr>
-              <w:t xml:space="preserve"> }}</w:t>
-            </w:r>
-          </w:p>
-        </w:tc>
-        <w:tc>
-          <w:tcPr>
-            <w:tcW w:w="800" w:type="dxa"/>
-            <w:tcBorders>
-              <w:top w:val="nil"/>
-              <w:left w:val="nil"/>
-              <w:bottom w:val="single" w:sz="8" w:space="0" w:color="auto"/>
-              <w:right w:val="single" w:sz="8" w:space="0" w:color="000000" w:themeColor="text1"/>
-            </w:tcBorders>
-            <w:vAlign w:val="center"/>
-          </w:tcPr>
-          <w:p>
-            <w:pPr>
-              <w:jc w:val="center"/>
-              <w:rPr>
-                <w:rFonts w:ascii="Times New Roman" w:hAnsi="Times New Roman"/>
-                <w:sz w:val="14"/>
-                <w:szCs w:val="14"/>
-              </w:rPr>
-            </w:pPr>
-            <w:r>
-              <w:rPr>
-                <w:rFonts w:ascii="Times New Roman" w:hAnsi="Times New Roman"/>
-                <w:sz w:val="14"/>
-                <w:szCs w:val="14"/>
-              </w:rPr>
-              <w:t xml:space="preserve">None </w:t>
             </w:r>
           </w:p>
         </w:tc>
@@ -6553,7 +5871,7 @@
                 <w:sz w:val="14"/>
                 <w:szCs w:val="14"/>
               </w:rPr>
-              <w:t>Week (On or After Testing Date)</w:t>
+              <w:t>Week on Testing Date</w:t>
             </w:r>
           </w:p>
         </w:tc>

--- a/tables for 71.docx
+++ b/tables for 71.docx
@@ -75,31 +75,7 @@
           <w:szCs w:val="18"/>
           <w:u w:val="single"/>
         </w:rPr>
-        <w:t xml:space="preserve">{{ </w:t>
-      </w:r>
-      <w:proofErr w:type="spellStart"/>
-      <w:r>
-        <w:rPr>
-          <w:rFonts w:ascii="Times New Roman" w:eastAsiaTheme="minorHAnsi" w:hAnsi="Times New Roman"/>
-          <w:bCs/>
-          <w:color w:val="000000"/>
-          <w:sz w:val="18"/>
-          <w:szCs w:val="18"/>
-          <w:u w:val="single"/>
-        </w:rPr>
-        <w:t>sample_id</w:t>
-      </w:r>
-      <w:proofErr w:type="spellEnd"/>
-      <w:r>
-        <w:rPr>
-          <w:rFonts w:ascii="Times New Roman" w:eastAsiaTheme="minorHAnsi" w:hAnsi="Times New Roman"/>
-          <w:bCs/>
-          <w:color w:val="000000"/>
-          <w:sz w:val="18"/>
-          <w:szCs w:val="18"/>
-          <w:u w:val="single"/>
-        </w:rPr>
-        <w:t xml:space="preserve"> }}</w:t>
+        <w:t>{{ sample_id }}</w:t>
       </w:r>
       <w:r>
         <w:rPr>
@@ -140,18 +116,17 @@
     <w:tbl>
       <w:tblPr>
         <w:tblStyle w:val="TableGrid"/>
-        <w:tblW w:w="9900" w:type="dxa"/>
-        <w:jc w:val="center"/>
+        <w:tblW w:w="9340" w:type="dxa"/>
         <w:tblLayout w:type="fixed"/>
         <w:tblLook w:val="04A0" w:firstRow="1" w:lastRow="0" w:firstColumn="1" w:lastColumn="0" w:noHBand="0" w:noVBand="1"/>
       </w:tblPr>
       <w:tblGrid>
-        <w:gridCol w:w="1620"/>
-        <w:gridCol w:w="1620"/>
-        <w:gridCol w:w="1453"/>
-        <w:gridCol w:w="1427"/>
-        <w:gridCol w:w="1625"/>
-        <w:gridCol w:w="2155"/>
+        <w:gridCol w:w="1550"/>
+        <w:gridCol w:w="1550"/>
+        <w:gridCol w:w="1400"/>
+        <w:gridCol w:w="1400"/>
+        <w:gridCol w:w="1540"/>
+        <w:gridCol w:w="1900"/>
       </w:tblGrid>
       <w:tr>
         <w:trPr>
@@ -160,7 +135,7 @@
         </w:trPr>
         <w:tc>
           <w:tcPr>
-            <w:tcW w:w="1620" w:type="dxa"/>
+            <w:tcW w:w="1550" w:type="dxa"/>
             <w:shd w:val="clear" w:color="auto" w:fill="E8E8E8" w:themeFill="background2"/>
             <w:vAlign w:val="center"/>
           </w:tcPr>
@@ -194,7 +169,7 @@
         </w:tc>
         <w:tc>
           <w:tcPr>
-            <w:tcW w:w="1620" w:type="dxa"/>
+            <w:tcW w:w="1550" w:type="dxa"/>
             <w:shd w:val="clear" w:color="auto" w:fill="E8E8E8" w:themeFill="background2"/>
             <w:vAlign w:val="center"/>
           </w:tcPr>
@@ -209,28 +184,39 @@
               </w:rPr>
             </w:pPr>
             <w:r>
-              <w:rPr>
-                <w:rFonts w:eastAsiaTheme="minorEastAsia" w:hint="eastAsia"/>
+              <w:t>Reading Analyst</w:t>
+            </w:r>
+          </w:p>
+        </w:tc>
+        <w:tc>
+          <w:tcPr>
+            <w:tcW w:w="1400" w:type="dxa"/>
+            <w:shd w:val="clear" w:color="auto" w:fill="E8E8E8" w:themeFill="background2"/>
+            <w:vAlign w:val="center"/>
+          </w:tcPr>
+          <w:p>
+            <w:pPr>
+              <w:pStyle w:val="Default"/>
+              <w:jc w:val="center"/>
+              <w:rPr>
                 <w:bCs/>
                 <w:sz w:val="14"/>
                 <w:szCs w:val="14"/>
-                <w:lang w:eastAsia="zh-CN"/>
-              </w:rPr>
-              <w:t>Aliquoting</w:t>
-            </w:r>
+              </w:rPr>
+            </w:pPr>
             <w:r>
               <w:rPr>
                 <w:bCs/>
                 <w:sz w:val="14"/>
                 <w:szCs w:val="14"/>
               </w:rPr>
-              <w:t xml:space="preserve"> Analyst</w:t>
-            </w:r>
-          </w:p>
-        </w:tc>
-        <w:tc>
-          <w:tcPr>
-            <w:tcW w:w="1453" w:type="dxa"/>
+              <w:t>Sample ID</w:t>
+            </w:r>
+          </w:p>
+        </w:tc>
+        <w:tc>
+          <w:tcPr>
+            <w:tcW w:w="1400" w:type="dxa"/>
             <w:shd w:val="clear" w:color="auto" w:fill="E8E8E8" w:themeFill="background2"/>
             <w:vAlign w:val="center"/>
           </w:tcPr>
@@ -250,13 +236,13 @@
                 <w:sz w:val="14"/>
                 <w:szCs w:val="14"/>
               </w:rPr>
-              <w:t>Sample ID</w:t>
-            </w:r>
-          </w:p>
-        </w:tc>
-        <w:tc>
-          <w:tcPr>
-            <w:tcW w:w="1427" w:type="dxa"/>
+              <w:t>Related Microbial ID</w:t>
+            </w:r>
+          </w:p>
+        </w:tc>
+        <w:tc>
+          <w:tcPr>
+            <w:tcW w:w="1540" w:type="dxa"/>
             <w:shd w:val="clear" w:color="auto" w:fill="E8E8E8" w:themeFill="background2"/>
             <w:vAlign w:val="center"/>
           </w:tcPr>
@@ -276,39 +262,13 @@
                 <w:sz w:val="14"/>
                 <w:szCs w:val="14"/>
               </w:rPr>
-              <w:t>Related Microbial ID</w:t>
-            </w:r>
-          </w:p>
-        </w:tc>
-        <w:tc>
-          <w:tcPr>
-            <w:tcW w:w="1625" w:type="dxa"/>
-            <w:shd w:val="clear" w:color="auto" w:fill="E8E8E8" w:themeFill="background2"/>
-            <w:vAlign w:val="center"/>
-          </w:tcPr>
-          <w:p>
-            <w:pPr>
-              <w:pStyle w:val="Default"/>
-              <w:jc w:val="center"/>
-              <w:rPr>
-                <w:bCs/>
-                <w:sz w:val="14"/>
-                <w:szCs w:val="14"/>
-              </w:rPr>
-            </w:pPr>
-            <w:r>
-              <w:rPr>
-                <w:bCs/>
-                <w:sz w:val="14"/>
-                <w:szCs w:val="14"/>
-              </w:rPr>
               <w:t>Media with microbial growth</w:t>
             </w:r>
           </w:p>
         </w:tc>
         <w:tc>
           <w:tcPr>
-            <w:tcW w:w="2155" w:type="dxa"/>
+            <w:tcW w:w="1900" w:type="dxa"/>
             <w:shd w:val="clear" w:color="auto" w:fill="E8E8E8" w:themeFill="background2"/>
             <w:vAlign w:val="center"/>
           </w:tcPr>
@@ -341,7 +301,7 @@
         </w:trPr>
         <w:tc>
           <w:tcPr>
-            <w:tcW w:w="1620" w:type="dxa"/>
+            <w:tcW w:w="1550" w:type="dxa"/>
             <w:vAlign w:val="center"/>
           </w:tcPr>
           <w:p>
@@ -360,31 +320,13 @@
                 <w:sz w:val="14"/>
                 <w:szCs w:val="14"/>
               </w:rPr>
-              <w:t xml:space="preserve">{{ </w:t>
-            </w:r>
-            <w:proofErr w:type="spellStart"/>
-            <w:r>
-              <w:rPr>
-                <w:rFonts w:ascii="Times New Roman" w:hAnsi="Times New Roman"/>
-                <w:sz w:val="14"/>
-                <w:szCs w:val="14"/>
-              </w:rPr>
-              <w:t>analyst_name</w:t>
-            </w:r>
-            <w:proofErr w:type="spellEnd"/>
-            <w:r>
-              <w:rPr>
-                <w:rFonts w:ascii="Times New Roman" w:hAnsi="Times New Roman"/>
-                <w:sz w:val="14"/>
-                <w:szCs w:val="14"/>
-              </w:rPr>
-              <w:t xml:space="preserve"> }}</w:t>
-            </w:r>
-          </w:p>
-        </w:tc>
-        <w:tc>
-          <w:tcPr>
-            <w:tcW w:w="1620" w:type="dxa"/>
+              <w:t>{{ analyst_name }}</w:t>
+            </w:r>
+          </w:p>
+        </w:tc>
+        <w:tc>
+          <w:tcPr>
+            <w:tcW w:w="1550" w:type="dxa"/>
             <w:vAlign w:val="center"/>
           </w:tcPr>
           <w:p>
@@ -398,36 +340,13 @@
               </w:rPr>
             </w:pPr>
             <w:r>
-              <w:rPr>
-                <w:rFonts w:ascii="Times New Roman" w:hAnsi="Times New Roman"/>
-                <w:sz w:val="14"/>
-                <w:szCs w:val="14"/>
-              </w:rPr>
-              <w:t xml:space="preserve">{{ </w:t>
-            </w:r>
-            <w:proofErr w:type="spellStart"/>
-            <w:r>
-              <w:rPr>
-                <w:rFonts w:ascii="Times New Roman" w:hAnsi="Times New Roman"/>
-                <w:sz w:val="14"/>
-                <w:szCs w:val="14"/>
-              </w:rPr>
-              <w:t>aliquoting_name</w:t>
-            </w:r>
-            <w:proofErr w:type="spellEnd"/>
-            <w:r>
-              <w:rPr>
-                <w:rFonts w:ascii="Times New Roman" w:hAnsi="Times New Roman"/>
-                <w:sz w:val="14"/>
-                <w:szCs w:val="14"/>
-              </w:rPr>
-              <w:t xml:space="preserve"> }}</w:t>
-            </w:r>
-          </w:p>
-        </w:tc>
-        <w:tc>
-          <w:tcPr>
-            <w:tcW w:w="1453" w:type="dxa"/>
+              <w:t>{{ reading_name }}</w:t>
+            </w:r>
+          </w:p>
+        </w:tc>
+        <w:tc>
+          <w:tcPr>
+            <w:tcW w:w="1400" w:type="dxa"/>
             <w:vAlign w:val="center"/>
           </w:tcPr>
           <w:p>
@@ -448,31 +367,13 @@
                 <w:sz w:val="14"/>
                 <w:szCs w:val="14"/>
               </w:rPr>
-              <w:t xml:space="preserve">{{ </w:t>
-            </w:r>
-            <w:proofErr w:type="spellStart"/>
-            <w:r>
-              <w:rPr>
-                <w:rFonts w:ascii="Times New Roman" w:hAnsi="Times New Roman"/>
-                <w:sz w:val="14"/>
-                <w:szCs w:val="14"/>
-              </w:rPr>
-              <w:t>sample_id</w:t>
-            </w:r>
-            <w:proofErr w:type="spellEnd"/>
-            <w:r>
-              <w:rPr>
-                <w:rFonts w:ascii="Times New Roman" w:hAnsi="Times New Roman"/>
-                <w:sz w:val="14"/>
-                <w:szCs w:val="14"/>
-              </w:rPr>
-              <w:t xml:space="preserve"> }}</w:t>
-            </w:r>
-          </w:p>
-        </w:tc>
-        <w:tc>
-          <w:tcPr>
-            <w:tcW w:w="1427" w:type="dxa"/>
+              <w:t>{{ sample_id }}</w:t>
+            </w:r>
+          </w:p>
+        </w:tc>
+        <w:tc>
+          <w:tcPr>
+            <w:tcW w:w="1400" w:type="dxa"/>
             <w:vAlign w:val="center"/>
           </w:tcPr>
           <w:p>
@@ -491,31 +392,13 @@
                 <w:sz w:val="14"/>
                 <w:szCs w:val="14"/>
               </w:rPr>
-              <w:t>{{</w:t>
-            </w:r>
-            <w:proofErr w:type="spellStart"/>
-            <w:r>
-              <w:rPr>
-                <w:rFonts w:ascii="Times New Roman" w:hAnsi="Times New Roman"/>
-                <w:sz w:val="14"/>
-                <w:szCs w:val="14"/>
-              </w:rPr>
-              <w:t>positive_id</w:t>
-            </w:r>
-            <w:proofErr w:type="spellEnd"/>
-            <w:r>
-              <w:rPr>
-                <w:rFonts w:ascii="Times New Roman" w:hAnsi="Times New Roman"/>
-                <w:sz w:val="14"/>
-                <w:szCs w:val="14"/>
-              </w:rPr>
-              <w:t>}}</w:t>
-            </w:r>
-          </w:p>
-        </w:tc>
-        <w:tc>
-          <w:tcPr>
-            <w:tcW w:w="1625" w:type="dxa"/>
+              <w:t>{{positive_id}}</w:t>
+            </w:r>
+          </w:p>
+        </w:tc>
+        <w:tc>
+          <w:tcPr>
+            <w:tcW w:w="1540" w:type="dxa"/>
             <w:vAlign w:val="center"/>
           </w:tcPr>
           <w:p>
@@ -537,7 +420,6 @@
               </w:rPr>
               <w:t xml:space="preserve">{{ </w:t>
             </w:r>
-            <w:proofErr w:type="spellStart"/>
             <w:r>
               <w:rPr>
                 <w:rFonts w:eastAsiaTheme="minorEastAsia" w:hint="eastAsia"/>
@@ -547,7 +429,6 @@
               </w:rPr>
               <w:t>positive_media</w:t>
             </w:r>
-            <w:proofErr w:type="spellEnd"/>
             <w:r>
               <w:rPr>
                 <w:sz w:val="14"/>
@@ -559,7 +440,7 @@
         </w:tc>
         <w:tc>
           <w:tcPr>
-            <w:tcW w:w="2155" w:type="dxa"/>
+            <w:tcW w:w="1900" w:type="dxa"/>
             <w:vAlign w:val="center"/>
           </w:tcPr>
           <w:p>
@@ -581,7 +462,6 @@
               </w:rPr>
               <w:t xml:space="preserve">{{ </w:t>
             </w:r>
-            <w:proofErr w:type="spellStart"/>
             <w:r>
               <w:rPr>
                 <w:sz w:val="14"/>
@@ -589,7 +469,6 @@
               </w:rPr>
               <w:t>positive_org</w:t>
             </w:r>
-            <w:proofErr w:type="spellEnd"/>
             <w:r>
               <w:rPr>
                 <w:sz w:val="14"/>
@@ -690,7 +569,6 @@
         </w:rPr>
         <w:t xml:space="preserve">{{ </w:t>
       </w:r>
-      <w:proofErr w:type="spellStart"/>
       <w:r>
         <w:rPr>
           <w:rFonts w:ascii="Times New Roman" w:eastAsiaTheme="minorEastAsia" w:hAnsi="Times New Roman" w:hint="eastAsia"/>
@@ -710,28 +588,16 @@
           <w:szCs w:val="18"/>
           <w:u w:val="single"/>
         </w:rPr>
-        <w:t>_date</w:t>
-      </w:r>
-      <w:proofErr w:type="spellEnd"/>
-      <w:r>
-        <w:rPr>
-          <w:rFonts w:ascii="Times New Roman" w:hAnsi="Times New Roman"/>
-          <w:bCs/>
-          <w:sz w:val="18"/>
-          <w:szCs w:val="18"/>
-          <w:u w:val="single"/>
-        </w:rPr>
-        <w:t xml:space="preserve"> }}</w:t>
+        <w:t>_date }}</w:t>
       </w:r>
     </w:p>
     <w:tbl>
       <w:tblPr>
-        <w:tblW w:w="9900" w:type="dxa"/>
-        <w:tblInd w:w="-280" w:type="dxa"/>
+        <w:tblW w:w="0" w:type="auto"/>
         <w:tblLook w:val="04A0" w:firstRow="1" w:lastRow="0" w:firstColumn="1" w:lastColumn="0" w:noHBand="0" w:noVBand="1"/>
       </w:tblPr>
       <w:tblGrid>
-        <w:gridCol w:w="1271"/>
+        <w:gridCol w:w="991"/>
         <w:gridCol w:w="115"/>
         <w:gridCol w:w="652"/>
         <w:gridCol w:w="1129"/>
@@ -743,7 +609,7 @@
         <w:gridCol w:w="1413"/>
         <w:gridCol w:w="1353"/>
         <w:gridCol w:w="13"/>
-        <w:gridCol w:w="800"/>
+        <w:gridCol w:w="520"/>
       </w:tblGrid>
       <w:tr>
         <w:trPr>
@@ -751,7 +617,7 @@
         </w:trPr>
         <w:tc>
           <w:tcPr>
-            <w:tcW w:w="1271" w:type="dxa"/>
+            <w:tcW w:w="837" w:type="dxa"/>
             <w:tcBorders>
               <w:top w:val="single" w:sz="8" w:space="0" w:color="auto"/>
               <w:left w:val="single" w:sz="8" w:space="0" w:color="auto"/>
@@ -784,7 +650,7 @@
         </w:tc>
         <w:tc>
           <w:tcPr>
-            <w:tcW w:w="767" w:type="dxa"/>
+            <w:tcW w:w="698" w:type="dxa"/>
             <w:gridSpan w:val="2"/>
             <w:tcBorders>
               <w:top w:val="single" w:sz="8" w:space="0" w:color="auto"/>
@@ -818,7 +684,7 @@
         </w:tc>
         <w:tc>
           <w:tcPr>
-            <w:tcW w:w="1129" w:type="dxa"/>
+            <w:tcW w:w="1206" w:type="dxa"/>
             <w:tcBorders>
               <w:top w:val="single" w:sz="8" w:space="0" w:color="auto"/>
               <w:left w:val="nil"/>
@@ -851,7 +717,7 @@
         </w:tc>
         <w:tc>
           <w:tcPr>
-            <w:tcW w:w="1040" w:type="dxa"/>
+            <w:tcW w:w="1168" w:type="dxa"/>
             <w:gridSpan w:val="2"/>
             <w:tcBorders>
               <w:top w:val="single" w:sz="8" w:space="0" w:color="auto"/>
@@ -885,7 +751,7 @@
         </w:tc>
         <w:tc>
           <w:tcPr>
-            <w:tcW w:w="670" w:type="dxa"/>
+            <w:tcW w:w="581" w:type="dxa"/>
             <w:tcBorders>
               <w:top w:val="single" w:sz="8" w:space="0" w:color="auto"/>
               <w:left w:val="nil"/>
@@ -918,7 +784,7 @@
         </w:tc>
         <w:tc>
           <w:tcPr>
-            <w:tcW w:w="1444" w:type="dxa"/>
+            <w:tcW w:w="1505" w:type="dxa"/>
             <w:gridSpan w:val="2"/>
             <w:tcBorders>
               <w:top w:val="single" w:sz="8" w:space="0" w:color="auto"/>
@@ -952,7 +818,7 @@
         </w:tc>
         <w:tc>
           <w:tcPr>
-            <w:tcW w:w="1413" w:type="dxa"/>
+            <w:tcW w:w="1444" w:type="dxa"/>
             <w:tcBorders>
               <w:top w:val="single" w:sz="8" w:space="0" w:color="auto"/>
               <w:left w:val="nil"/>
@@ -985,7 +851,7 @@
         </w:tc>
         <w:tc>
           <w:tcPr>
-            <w:tcW w:w="1353" w:type="dxa"/>
+            <w:tcW w:w="1394" w:type="dxa"/>
             <w:tcBorders>
               <w:top w:val="single" w:sz="8" w:space="0" w:color="auto"/>
               <w:left w:val="single" w:sz="8" w:space="0" w:color="auto"/>
@@ -1018,7 +884,7 @@
         </w:tc>
         <w:tc>
           <w:tcPr>
-            <w:tcW w:w="813" w:type="dxa"/>
+            <w:tcW w:w="507" w:type="dxa"/>
             <w:gridSpan w:val="2"/>
             <w:tcBorders>
               <w:top w:val="single" w:sz="8" w:space="0" w:color="auto"/>
@@ -1057,7 +923,7 @@
         </w:trPr>
         <w:tc>
           <w:tcPr>
-            <w:tcW w:w="9900" w:type="dxa"/>
+            <w:tcW w:w="9340" w:type="dxa"/>
             <w:gridSpan w:val="13"/>
             <w:tcBorders>
               <w:top w:val="single" w:sz="8" w:space="0" w:color="auto"/>
@@ -1093,7 +959,7 @@
         </w:trPr>
         <w:tc>
           <w:tcPr>
-            <w:tcW w:w="1271" w:type="dxa"/>
+            <w:tcW w:w="837" w:type="dxa"/>
             <w:tcBorders>
               <w:top w:val="single" w:sz="8" w:space="0" w:color="auto"/>
               <w:left w:val="single" w:sz="8" w:space="0" w:color="auto"/>
@@ -1118,13 +984,13 @@
                 <w:sz w:val="14"/>
                 <w:szCs w:val="14"/>
               </w:rPr>
-              <w:t>Personal (Left Touch and Right Touch)</w:t>
-            </w:r>
-          </w:p>
-        </w:tc>
-        <w:tc>
-          <w:tcPr>
-            <w:tcW w:w="767" w:type="dxa"/>
+              <w:t>Personnel (Left Touch and Right Touch)</w:t>
+            </w:r>
+          </w:p>
+        </w:tc>
+        <w:tc>
+          <w:tcPr>
+            <w:tcW w:w="698" w:type="dxa"/>
             <w:gridSpan w:val="2"/>
             <w:tcBorders>
               <w:top w:val="nil"/>
@@ -1156,7 +1022,7 @@
         </w:tc>
         <w:tc>
           <w:tcPr>
-            <w:tcW w:w="1129" w:type="dxa"/>
+            <w:tcW w:w="1206" w:type="dxa"/>
             <w:tcBorders>
               <w:top w:val="nil"/>
               <w:left w:val="nil"/>
@@ -1187,33 +1053,13 @@
                 <w:sz w:val="14"/>
                 <w:szCs w:val="14"/>
               </w:rPr>
-              <w:t xml:space="preserve">{{ </w:t>
-            </w:r>
-            <w:proofErr w:type="spellStart"/>
-            <w:r>
-              <w:rPr>
-                <w:rFonts w:ascii="Times New Roman" w:hAnsi="Times New Roman"/>
-                <w:color w:val="000000" w:themeColor="text1"/>
-                <w:sz w:val="14"/>
-                <w:szCs w:val="14"/>
-              </w:rPr>
-              <w:t>before_test</w:t>
-            </w:r>
-            <w:proofErr w:type="spellEnd"/>
-            <w:r>
-              <w:rPr>
-                <w:rFonts w:ascii="Times New Roman" w:hAnsi="Times New Roman"/>
-                <w:color w:val="000000" w:themeColor="text1"/>
-                <w:sz w:val="14"/>
-                <w:szCs w:val="14"/>
-              </w:rPr>
-              <w:t xml:space="preserve"> }}</w:t>
-            </w:r>
-          </w:p>
-        </w:tc>
-        <w:tc>
-          <w:tcPr>
-            <w:tcW w:w="1040" w:type="dxa"/>
+              <w:t w:space="preserve" xml:space="preserve">{{ pro_before_test }}</w:t>
+            </w:r>
+          </w:p>
+        </w:tc>
+        <w:tc>
+          <w:tcPr>
+            <w:tcW w:w="1168" w:type="dxa"/>
             <w:gridSpan w:val="2"/>
             <w:tcBorders>
               <w:top w:val="nil"/>
@@ -1245,33 +1091,13 @@
                 <w:sz w:val="14"/>
                 <w:szCs w:val="14"/>
               </w:rPr>
-              <w:t xml:space="preserve">{{ </w:t>
-            </w:r>
-            <w:proofErr w:type="spellStart"/>
-            <w:r>
-              <w:rPr>
-                <w:rFonts w:ascii="Times New Roman" w:hAnsi="Times New Roman"/>
-                <w:color w:val="000000" w:themeColor="text1"/>
-                <w:sz w:val="14"/>
-                <w:szCs w:val="14"/>
-              </w:rPr>
-              <w:t>analyst_initial</w:t>
-            </w:r>
-            <w:proofErr w:type="spellEnd"/>
-            <w:r>
-              <w:rPr>
-                <w:rFonts w:ascii="Times New Roman" w:hAnsi="Times New Roman"/>
-                <w:color w:val="000000" w:themeColor="text1"/>
-                <w:sz w:val="14"/>
-                <w:szCs w:val="14"/>
-              </w:rPr>
-              <w:t xml:space="preserve"> }}</w:t>
-            </w:r>
-          </w:p>
-        </w:tc>
-        <w:tc>
-          <w:tcPr>
-            <w:tcW w:w="670" w:type="dxa"/>
+              <w:t w:space="preserve" xml:space="preserve">{{ pro_analyst_initial }}</w:t>
+            </w:r>
+          </w:p>
+        </w:tc>
+        <w:tc>
+          <w:tcPr>
+            <w:tcW w:w="581" w:type="dxa"/>
             <w:tcBorders>
               <w:top w:val="nil"/>
               <w:left w:val="nil"/>
@@ -1302,65 +1128,45 @@
         </w:tc>
         <w:tc>
           <w:tcPr>
+            <w:tcW w:w="1505" w:type="dxa"/>
+            <w:gridSpan w:val="2"/>
+            <w:tcBorders>
+              <w:top w:val="nil"/>
+              <w:left w:val="single" w:sz="8" w:space="0" w:color="auto"/>
+              <w:bottom w:val="single" w:sz="8" w:space="0" w:color="auto"/>
+              <w:right w:val="single" w:sz="8" w:space="0" w:color="auto"/>
+            </w:tcBorders>
+            <w:shd w:val="clear" w:color="auto" w:fill="FFFFFF" w:themeFill="background1"/>
+            <w:tcMar>
+              <w:left w:w="108" w:type="dxa"/>
+              <w:right w:w="108" w:type="dxa"/>
+            </w:tcMar>
+            <w:vAlign w:val="center"/>
+          </w:tcPr>
+          <w:p>
+            <w:pPr>
+              <w:jc w:val="center"/>
+              <w:rPr>
+                <w:rFonts w:ascii="Times New Roman" w:hAnsi="Times New Roman"/>
+                <w:color w:val="000000" w:themeColor="text1"/>
+                <w:sz w:val="14"/>
+                <w:szCs w:val="14"/>
+              </w:rPr>
+            </w:pPr>
+            <w:r>
+              <w:rPr>
+                <w:rFonts w:ascii="Times New Roman" w:hAnsi="Times New Roman"/>
+                <w:color w:val="000000" w:themeColor="text1"/>
+                <w:sz w:val="14"/>
+                <w:szCs w:val="14"/>
+              </w:rPr>
+              <w:t w:space="preserve" xml:space="preserve">{{ pro_be_obs_pers_dur_pro }}</w:t>
+            </w:r>
+          </w:p>
+        </w:tc>
+        <w:tc>
+          <w:tcPr>
             <w:tcW w:w="1444" w:type="dxa"/>
-            <w:gridSpan w:val="2"/>
-            <w:tcBorders>
-              <w:top w:val="nil"/>
-              <w:left w:val="single" w:sz="8" w:space="0" w:color="auto"/>
-              <w:bottom w:val="single" w:sz="8" w:space="0" w:color="auto"/>
-              <w:right w:val="single" w:sz="8" w:space="0" w:color="auto"/>
-            </w:tcBorders>
-            <w:shd w:val="clear" w:color="auto" w:fill="FFFFFF" w:themeFill="background1"/>
-            <w:tcMar>
-              <w:left w:w="108" w:type="dxa"/>
-              <w:right w:w="108" w:type="dxa"/>
-            </w:tcMar>
-            <w:vAlign w:val="center"/>
-          </w:tcPr>
-          <w:p>
-            <w:pPr>
-              <w:jc w:val="center"/>
-              <w:rPr>
-                <w:rFonts w:ascii="Times New Roman" w:hAnsi="Times New Roman"/>
-                <w:color w:val="000000" w:themeColor="text1"/>
-                <w:sz w:val="14"/>
-                <w:szCs w:val="14"/>
-              </w:rPr>
-            </w:pPr>
-            <w:r>
-              <w:rPr>
-                <w:rFonts w:ascii="Times New Roman" w:hAnsi="Times New Roman"/>
-                <w:color w:val="000000" w:themeColor="text1"/>
-                <w:sz w:val="14"/>
-                <w:szCs w:val="14"/>
-              </w:rPr>
-              <w:t xml:space="preserve">{{ </w:t>
-            </w:r>
-            <w:proofErr w:type="spellStart"/>
-            <w:r>
-              <w:rPr>
-                <w:rFonts w:ascii="Times New Roman" w:hAnsi="Times New Roman"/>
-                <w:color w:val="000000" w:themeColor="text1"/>
-                <w:sz w:val="14"/>
-                <w:szCs w:val="14"/>
-              </w:rPr>
-              <w:t>be_obs_pers_dur_pro</w:t>
-            </w:r>
-            <w:proofErr w:type="spellEnd"/>
-            <w:r>
-              <w:rPr>
-                <w:rFonts w:ascii="Times New Roman" w:hAnsi="Times New Roman"/>
-                <w:color w:val="000000" w:themeColor="text1"/>
-                <w:sz w:val="14"/>
-                <w:szCs w:val="14"/>
-              </w:rPr>
-              <w:t xml:space="preserve"> }}</w:t>
-            </w:r>
-          </w:p>
-        </w:tc>
-        <w:tc>
-          <w:tcPr>
-            <w:tcW w:w="1413" w:type="dxa"/>
             <w:tcBorders>
               <w:top w:val="nil"/>
               <w:left w:val="nil"/>
@@ -1382,51 +1188,49 @@
                 <w:sz w:val="14"/>
                 <w:szCs w:val="14"/>
               </w:rPr>
-              <w:t xml:space="preserve">{{ </w:t>
-            </w:r>
-            <w:proofErr w:type="spellStart"/>
-            <w:r>
-              <w:rPr>
-                <w:rFonts w:ascii="Times New Roman" w:hAnsi="Times New Roman"/>
-                <w:color w:val="000000" w:themeColor="text1"/>
-                <w:sz w:val="14"/>
-                <w:szCs w:val="14"/>
-              </w:rPr>
-              <w:t>be_</w:t>
-            </w:r>
-            <w:r>
-              <w:rPr>
-                <w:rFonts w:ascii="Times New Roman" w:hAnsi="Times New Roman"/>
-                <w:color w:val="000000" w:themeColor="text1"/>
-                <w:sz w:val="14"/>
-                <w:szCs w:val="14"/>
-              </w:rPr>
-              <w:t>etx_pers_dur</w:t>
-            </w:r>
-            <w:r>
-              <w:rPr>
-                <w:rFonts w:ascii="Times New Roman" w:hAnsi="Times New Roman"/>
-                <w:color w:val="000000" w:themeColor="text1"/>
-                <w:sz w:val="14"/>
-                <w:szCs w:val="14"/>
-              </w:rPr>
-              <w:t>_pro</w:t>
-            </w:r>
-            <w:proofErr w:type="spellEnd"/>
-            <w:r>
-              <w:rPr>
-                <w:rFonts w:ascii="Times New Roman" w:hAnsi="Times New Roman"/>
-                <w:color w:val="000000" w:themeColor="text1"/>
-                <w:sz w:val="14"/>
-                <w:szCs w:val="14"/>
-              </w:rPr>
-              <w:t xml:space="preserve"> }}</w:t>
-            </w:r>
-          </w:p>
-        </w:tc>
-        <w:tc>
-          <w:tcPr>
-            <w:tcW w:w="1353" w:type="dxa"/>
+              <w:t xml:space="preserve" w:space="preserve">{{ pro_be_etx_pers_dur_pro }}</w:t>
+            </w:r>
+            <w:r>
+              <w:rPr>
+                <w:rFonts w:ascii="Times New Roman" w:hAnsi="Times New Roman"/>
+                <w:color w:val="000000" w:themeColor="text1"/>
+                <w:sz w:val="14"/>
+                <w:szCs w:val="14"/>
+              </w:rPr>
+              <w:t/>
+            </w:r>
+            <w:r>
+              <w:rPr>
+                <w:rFonts w:ascii="Times New Roman" w:hAnsi="Times New Roman"/>
+                <w:color w:val="000000" w:themeColor="text1"/>
+                <w:sz w:val="14"/>
+                <w:szCs w:val="14"/>
+              </w:rPr>
+              <w:t/>
+            </w:r>
+            <w:r>
+              <w:rPr>
+                <w:rFonts w:ascii="Times New Roman" w:hAnsi="Times New Roman"/>
+                <w:color w:val="000000" w:themeColor="text1"/>
+                <w:sz w:val="14"/>
+                <w:szCs w:val="14"/>
+              </w:rPr>
+              <w:t/>
+            </w:r>
+            <w:r>
+              <w:rPr>
+                <w:rFonts w:ascii="Times New Roman" w:hAnsi="Times New Roman"/>
+                <w:color w:val="000000" w:themeColor="text1"/>
+                <w:sz w:val="14"/>
+                <w:szCs w:val="14"/>
+              </w:rPr>
+              <w:t xml:space="preserve"/>
+            </w:r>
+          </w:p>
+        </w:tc>
+        <w:tc>
+          <w:tcPr>
+            <w:tcW w:w="1394" w:type="dxa"/>
             <w:tcBorders>
               <w:top w:val="nil"/>
               <w:left w:val="single" w:sz="8" w:space="0" w:color="auto"/>
@@ -1448,51 +1252,49 @@
                 <w:sz w:val="14"/>
                 <w:szCs w:val="14"/>
               </w:rPr>
-              <w:t xml:space="preserve">{{ </w:t>
-            </w:r>
-            <w:proofErr w:type="spellStart"/>
-            <w:r>
-              <w:rPr>
-                <w:rFonts w:ascii="Times New Roman" w:hAnsi="Times New Roman"/>
-                <w:color w:val="000000" w:themeColor="text1"/>
-                <w:sz w:val="14"/>
-                <w:szCs w:val="14"/>
-              </w:rPr>
-              <w:t>be_</w:t>
-            </w:r>
-            <w:r>
-              <w:rPr>
-                <w:rFonts w:ascii="Times New Roman" w:hAnsi="Times New Roman"/>
-                <w:color w:val="000000" w:themeColor="text1"/>
-                <w:sz w:val="14"/>
-                <w:szCs w:val="14"/>
-              </w:rPr>
-              <w:t>id_pers_dur</w:t>
-            </w:r>
-            <w:r>
-              <w:rPr>
-                <w:rFonts w:ascii="Times New Roman" w:hAnsi="Times New Roman"/>
-                <w:color w:val="000000" w:themeColor="text1"/>
-                <w:sz w:val="14"/>
-                <w:szCs w:val="14"/>
-              </w:rPr>
-              <w:t>_pro</w:t>
-            </w:r>
-            <w:proofErr w:type="spellEnd"/>
-            <w:r>
-              <w:rPr>
-                <w:rFonts w:ascii="Times New Roman" w:hAnsi="Times New Roman"/>
-                <w:color w:val="000000" w:themeColor="text1"/>
-                <w:sz w:val="14"/>
-                <w:szCs w:val="14"/>
-              </w:rPr>
-              <w:t xml:space="preserve"> }}</w:t>
-            </w:r>
-          </w:p>
-        </w:tc>
-        <w:tc>
-          <w:tcPr>
-            <w:tcW w:w="813" w:type="dxa"/>
+              <w:t xml:space="preserve" w:space="preserve">{{ pro_be_id_pers_dur_pro }}</w:t>
+            </w:r>
+            <w:r>
+              <w:rPr>
+                <w:rFonts w:ascii="Times New Roman" w:hAnsi="Times New Roman"/>
+                <w:color w:val="000000" w:themeColor="text1"/>
+                <w:sz w:val="14"/>
+                <w:szCs w:val="14"/>
+              </w:rPr>
+              <w:t/>
+            </w:r>
+            <w:r>
+              <w:rPr>
+                <w:rFonts w:ascii="Times New Roman" w:hAnsi="Times New Roman"/>
+                <w:color w:val="000000" w:themeColor="text1"/>
+                <w:sz w:val="14"/>
+                <w:szCs w:val="14"/>
+              </w:rPr>
+              <w:t/>
+            </w:r>
+            <w:r>
+              <w:rPr>
+                <w:rFonts w:ascii="Times New Roman" w:hAnsi="Times New Roman"/>
+                <w:color w:val="000000" w:themeColor="text1"/>
+                <w:sz w:val="14"/>
+                <w:szCs w:val="14"/>
+              </w:rPr>
+              <w:t/>
+            </w:r>
+            <w:r>
+              <w:rPr>
+                <w:rFonts w:ascii="Times New Roman" w:hAnsi="Times New Roman"/>
+                <w:color w:val="000000" w:themeColor="text1"/>
+                <w:sz w:val="14"/>
+                <w:szCs w:val="14"/>
+              </w:rPr>
+              <w:t xml:space="preserve"/>
+            </w:r>
+          </w:p>
+        </w:tc>
+        <w:tc>
+          <w:tcPr>
+            <w:tcW w:w="507" w:type="dxa"/>
             <w:gridSpan w:val="2"/>
             <w:tcBorders>
               <w:top w:val="nil"/>
@@ -1535,38 +1337,38 @@
         </w:trPr>
         <w:tc>
           <w:tcPr>
-            <w:tcW w:w="1271" w:type="dxa"/>
-            <w:tcBorders>
-              <w:top w:val="single" w:sz="8" w:space="0" w:color="auto"/>
-              <w:left w:val="single" w:sz="8" w:space="0" w:color="auto"/>
-              <w:bottom w:val="single" w:sz="8" w:space="0" w:color="auto"/>
-              <w:right w:val="single" w:sz="8" w:space="0" w:color="auto"/>
-            </w:tcBorders>
-            <w:shd w:val="clear" w:color="auto" w:fill="FFFFFF" w:themeFill="background1"/>
-            <w:tcMar>
-              <w:left w:w="108" w:type="dxa"/>
-              <w:right w:w="108" w:type="dxa"/>
-            </w:tcMar>
-            <w:vAlign w:val="center"/>
-          </w:tcPr>
-          <w:p>
-            <w:pPr>
-              <w:jc w:val="center"/>
-            </w:pPr>
-            <w:r>
-              <w:rPr>
-                <w:rFonts w:ascii="Times New Roman" w:hAnsi="Times New Roman"/>
-                <w:color w:val="000000" w:themeColor="text1"/>
-                <w:sz w:val="14"/>
-                <w:szCs w:val="14"/>
-              </w:rPr>
-              <w:t>Personal (Left Touch and Right Touch)</w:t>
-            </w:r>
-          </w:p>
-        </w:tc>
-        <w:tc>
-          <w:tcPr>
-            <w:tcW w:w="767" w:type="dxa"/>
+            <w:tcW w:w="837" w:type="dxa"/>
+            <w:tcBorders>
+              <w:top w:val="single" w:sz="8" w:space="0" w:color="auto"/>
+              <w:left w:val="single" w:sz="8" w:space="0" w:color="auto"/>
+              <w:bottom w:val="single" w:sz="8" w:space="0" w:color="auto"/>
+              <w:right w:val="single" w:sz="8" w:space="0" w:color="auto"/>
+            </w:tcBorders>
+            <w:shd w:val="clear" w:color="auto" w:fill="FFFFFF" w:themeFill="background1"/>
+            <w:tcMar>
+              <w:left w:w="108" w:type="dxa"/>
+              <w:right w:w="108" w:type="dxa"/>
+            </w:tcMar>
+            <w:vAlign w:val="center"/>
+          </w:tcPr>
+          <w:p>
+            <w:pPr>
+              <w:jc w:val="center"/>
+            </w:pPr>
+            <w:r>
+              <w:rPr>
+                <w:rFonts w:ascii="Times New Roman" w:hAnsi="Times New Roman"/>
+                <w:color w:val="000000" w:themeColor="text1"/>
+                <w:sz w:val="14"/>
+                <w:szCs w:val="14"/>
+              </w:rPr>
+              <w:t>Personnel (Left Touch and Right Touch)</w:t>
+            </w:r>
+          </w:p>
+        </w:tc>
+        <w:tc>
+          <w:tcPr>
+            <w:tcW w:w="698" w:type="dxa"/>
             <w:gridSpan w:val="2"/>
             <w:tcBorders>
               <w:top w:val="single" w:sz="8" w:space="0" w:color="auto"/>
@@ -1598,7 +1400,7 @@
         </w:tc>
         <w:tc>
           <w:tcPr>
-            <w:tcW w:w="1129" w:type="dxa"/>
+            <w:tcW w:w="1206" w:type="dxa"/>
             <w:tcBorders>
               <w:top w:val="single" w:sz="8" w:space="0" w:color="auto"/>
               <w:left w:val="nil"/>
@@ -1629,42 +1431,22 @@
                 <w:sz w:val="14"/>
                 <w:szCs w:val="14"/>
               </w:rPr>
-              <w:t xml:space="preserve"> </w:t>
-            </w:r>
-            <w:r>
-              <w:rPr>
-                <w:rFonts w:ascii="Times New Roman" w:hAnsi="Times New Roman"/>
-                <w:color w:val="000000" w:themeColor="text1"/>
-                <w:sz w:val="14"/>
-                <w:szCs w:val="14"/>
-              </w:rPr>
-              <w:t xml:space="preserve">{{ </w:t>
-            </w:r>
-            <w:proofErr w:type="spellStart"/>
-            <w:r>
-              <w:rPr>
-                <w:rFonts w:ascii="Times New Roman" w:hAnsi="Times New Roman"/>
-                <w:color w:val="000000" w:themeColor="text1"/>
-                <w:sz w:val="14"/>
-                <w:szCs w:val="14"/>
-              </w:rPr>
-              <w:t>test_date</w:t>
-            </w:r>
-            <w:proofErr w:type="spellEnd"/>
-            <w:r>
-              <w:rPr>
-                <w:rFonts w:ascii="Times New Roman" w:hAnsi="Times New Roman"/>
-                <w:color w:val="000000" w:themeColor="text1"/>
-                <w:sz w:val="14"/>
-                <w:szCs w:val="14"/>
-              </w:rPr>
-              <w:t xml:space="preserve"> }}</w:t>
-            </w:r>
-          </w:p>
-        </w:tc>
-        <w:tc>
-          <w:tcPr>
-            <w:tcW w:w="1040" w:type="dxa"/>
+              <w:t xml:space="preserve" w:space="preserve"> {{ pro_test_date }}</w:t>
+            </w:r>
+            <w:r>
+              <w:rPr>
+                <w:rFonts w:ascii="Times New Roman" w:hAnsi="Times New Roman"/>
+                <w:color w:val="000000" w:themeColor="text1"/>
+                <w:sz w:val="14"/>
+                <w:szCs w:val="14"/>
+              </w:rPr>
+              <w:t/>
+            </w:r>
+          </w:p>
+        </w:tc>
+        <w:tc>
+          <w:tcPr>
+            <w:tcW w:w="1168" w:type="dxa"/>
             <w:gridSpan w:val="2"/>
             <w:tcBorders>
               <w:top w:val="single" w:sz="8" w:space="0" w:color="auto"/>
@@ -1697,43 +1479,23 @@
                 <w:sz w:val="14"/>
                 <w:szCs w:val="14"/>
               </w:rPr>
-              <w:t xml:space="preserve">{{ </w:t>
-            </w:r>
-            <w:proofErr w:type="spellStart"/>
-            <w:r>
-              <w:rPr>
-                <w:rFonts w:ascii="Times New Roman" w:hAnsi="Times New Roman"/>
-                <w:color w:val="000000" w:themeColor="text1"/>
-                <w:sz w:val="14"/>
-                <w:szCs w:val="14"/>
-              </w:rPr>
-              <w:t>analyst_initial</w:t>
-            </w:r>
-            <w:proofErr w:type="spellEnd"/>
-            <w:r>
-              <w:rPr>
-                <w:rFonts w:ascii="Times New Roman" w:hAnsi="Times New Roman"/>
-                <w:color w:val="000000" w:themeColor="text1"/>
-                <w:sz w:val="14"/>
-                <w:szCs w:val="14"/>
-              </w:rPr>
-              <w:t xml:space="preserve"> }}</w:t>
-            </w:r>
-            <w:r>
-              <w:rPr>
-                <w:rFonts w:ascii="Times New Roman" w:hAnsi="Times New Roman"/>
-                <w:color w:val="000000" w:themeColor="text1"/>
-                <w:sz w:val="14"/>
-                <w:szCs w:val="14"/>
-              </w:rPr>
-              <w:t xml:space="preserve"> </w:t>
+              <w:t w:space="preserve" xml:space="preserve">{{ pro_analyst_initial }} </w:t>
+            </w:r>
+            <w:r>
+              <w:rPr>
+                <w:rFonts w:ascii="Times New Roman" w:hAnsi="Times New Roman"/>
+                <w:color w:val="000000" w:themeColor="text1"/>
+                <w:sz w:val="14"/>
+                <w:szCs w:val="14"/>
+              </w:rPr>
+              <w:t xml:space="preserve"/>
             </w:r>
             <w:bookmarkEnd w:id="0"/>
           </w:p>
         </w:tc>
         <w:tc>
           <w:tcPr>
-            <w:tcW w:w="670" w:type="dxa"/>
+            <w:tcW w:w="581" w:type="dxa"/>
             <w:tcBorders>
               <w:top w:val="single" w:sz="8" w:space="0" w:color="auto"/>
               <w:left w:val="nil"/>
@@ -1764,65 +1526,45 @@
         </w:tc>
         <w:tc>
           <w:tcPr>
+            <w:tcW w:w="1505" w:type="dxa"/>
+            <w:gridSpan w:val="2"/>
+            <w:tcBorders>
+              <w:top w:val="single" w:sz="8" w:space="0" w:color="auto"/>
+              <w:left w:val="single" w:sz="8" w:space="0" w:color="auto"/>
+              <w:bottom w:val="single" w:sz="8" w:space="0" w:color="auto"/>
+              <w:right w:val="single" w:sz="8" w:space="0" w:color="auto"/>
+            </w:tcBorders>
+            <w:shd w:val="clear" w:color="auto" w:fill="FFFFFF" w:themeFill="background1"/>
+            <w:tcMar>
+              <w:left w:w="108" w:type="dxa"/>
+              <w:right w:w="108" w:type="dxa"/>
+            </w:tcMar>
+            <w:vAlign w:val="center"/>
+          </w:tcPr>
+          <w:p>
+            <w:pPr>
+              <w:jc w:val="center"/>
+              <w:rPr>
+                <w:rFonts w:ascii="Times New Roman" w:hAnsi="Times New Roman"/>
+                <w:color w:val="000000" w:themeColor="text1"/>
+                <w:sz w:val="14"/>
+                <w:szCs w:val="14"/>
+              </w:rPr>
+            </w:pPr>
+            <w:r>
+              <w:rPr>
+                <w:rFonts w:ascii="Times New Roman" w:hAnsi="Times New Roman"/>
+                <w:color w:val="000000" w:themeColor="text1"/>
+                <w:sz w:val="14"/>
+                <w:szCs w:val="14"/>
+              </w:rPr>
+              <w:t w:space="preserve" xml:space="preserve">{{ pro_obs_pers_dur_pro }}</w:t>
+            </w:r>
+          </w:p>
+        </w:tc>
+        <w:tc>
+          <w:tcPr>
             <w:tcW w:w="1444" w:type="dxa"/>
-            <w:gridSpan w:val="2"/>
-            <w:tcBorders>
-              <w:top w:val="single" w:sz="8" w:space="0" w:color="auto"/>
-              <w:left w:val="single" w:sz="8" w:space="0" w:color="auto"/>
-              <w:bottom w:val="single" w:sz="8" w:space="0" w:color="auto"/>
-              <w:right w:val="single" w:sz="8" w:space="0" w:color="auto"/>
-            </w:tcBorders>
-            <w:shd w:val="clear" w:color="auto" w:fill="FFFFFF" w:themeFill="background1"/>
-            <w:tcMar>
-              <w:left w:w="108" w:type="dxa"/>
-              <w:right w:w="108" w:type="dxa"/>
-            </w:tcMar>
-            <w:vAlign w:val="center"/>
-          </w:tcPr>
-          <w:p>
-            <w:pPr>
-              <w:jc w:val="center"/>
-              <w:rPr>
-                <w:rFonts w:ascii="Times New Roman" w:hAnsi="Times New Roman"/>
-                <w:color w:val="000000" w:themeColor="text1"/>
-                <w:sz w:val="14"/>
-                <w:szCs w:val="14"/>
-              </w:rPr>
-            </w:pPr>
-            <w:r>
-              <w:rPr>
-                <w:rFonts w:ascii="Times New Roman" w:hAnsi="Times New Roman"/>
-                <w:color w:val="000000" w:themeColor="text1"/>
-                <w:sz w:val="14"/>
-                <w:szCs w:val="14"/>
-              </w:rPr>
-              <w:t xml:space="preserve">{{ </w:t>
-            </w:r>
-            <w:proofErr w:type="spellStart"/>
-            <w:r>
-              <w:rPr>
-                <w:rFonts w:ascii="Times New Roman" w:hAnsi="Times New Roman"/>
-                <w:color w:val="000000" w:themeColor="text1"/>
-                <w:sz w:val="14"/>
-                <w:szCs w:val="14"/>
-              </w:rPr>
-              <w:t>obs_pers_dur_pro</w:t>
-            </w:r>
-            <w:proofErr w:type="spellEnd"/>
-            <w:r>
-              <w:rPr>
-                <w:rFonts w:ascii="Times New Roman" w:hAnsi="Times New Roman"/>
-                <w:color w:val="000000" w:themeColor="text1"/>
-                <w:sz w:val="14"/>
-                <w:szCs w:val="14"/>
-              </w:rPr>
-              <w:t xml:space="preserve"> }}</w:t>
-            </w:r>
-          </w:p>
-        </w:tc>
-        <w:tc>
-          <w:tcPr>
-            <w:tcW w:w="1413" w:type="dxa"/>
             <w:tcBorders>
               <w:top w:val="single" w:sz="8" w:space="0" w:color="auto"/>
               <w:left w:val="nil"/>
@@ -1852,107 +1594,85 @@
                 <w:sz w:val="14"/>
                 <w:szCs w:val="14"/>
               </w:rPr>
-              <w:t xml:space="preserve">{{ </w:t>
-            </w:r>
-            <w:proofErr w:type="spellStart"/>
-            <w:r>
-              <w:rPr>
-                <w:rFonts w:ascii="Times New Roman" w:hAnsi="Times New Roman"/>
-                <w:color w:val="000000" w:themeColor="text1"/>
-                <w:sz w:val="14"/>
-                <w:szCs w:val="14"/>
-              </w:rPr>
-              <w:t>etx_pers_dur</w:t>
-            </w:r>
-            <w:r>
-              <w:rPr>
-                <w:rFonts w:ascii="Times New Roman" w:hAnsi="Times New Roman"/>
-                <w:color w:val="000000" w:themeColor="text1"/>
-                <w:sz w:val="14"/>
-                <w:szCs w:val="14"/>
-              </w:rPr>
-              <w:t>_pro</w:t>
-            </w:r>
-            <w:proofErr w:type="spellEnd"/>
-            <w:r>
-              <w:rPr>
-                <w:rFonts w:ascii="Times New Roman" w:hAnsi="Times New Roman"/>
-                <w:color w:val="000000" w:themeColor="text1"/>
-                <w:sz w:val="14"/>
-                <w:szCs w:val="14"/>
-              </w:rPr>
-              <w:t xml:space="preserve"> }}</w:t>
-            </w:r>
-          </w:p>
-        </w:tc>
-        <w:tc>
-          <w:tcPr>
-            <w:tcW w:w="1353" w:type="dxa"/>
-            <w:tcBorders>
-              <w:top w:val="single" w:sz="8" w:space="0" w:color="auto"/>
-              <w:left w:val="single" w:sz="8" w:space="0" w:color="auto"/>
-              <w:bottom w:val="single" w:sz="8" w:space="0" w:color="auto"/>
-              <w:right w:val="single" w:sz="8" w:space="0" w:color="auto"/>
-            </w:tcBorders>
-            <w:shd w:val="clear" w:color="auto" w:fill="FFFFFF" w:themeFill="background1"/>
-            <w:tcMar>
-              <w:left w:w="108" w:type="dxa"/>
-              <w:right w:w="108" w:type="dxa"/>
-            </w:tcMar>
-            <w:vAlign w:val="center"/>
-          </w:tcPr>
-          <w:p>
-            <w:pPr>
-              <w:rPr>
-                <w:rFonts w:ascii="Times New Roman" w:hAnsi="Times New Roman"/>
-                <w:color w:val="000000" w:themeColor="text1"/>
-                <w:sz w:val="14"/>
-                <w:szCs w:val="14"/>
-              </w:rPr>
-            </w:pPr>
-            <w:r>
-              <w:rPr>
-                <w:rFonts w:ascii="Times New Roman" w:hAnsi="Times New Roman"/>
-                <w:color w:val="000000" w:themeColor="text1"/>
-                <w:sz w:val="14"/>
-                <w:szCs w:val="14"/>
-              </w:rPr>
-              <w:t xml:space="preserve">{{ </w:t>
-            </w:r>
-            <w:proofErr w:type="spellStart"/>
-            <w:r>
-              <w:rPr>
-                <w:rFonts w:ascii="Times New Roman" w:hAnsi="Times New Roman"/>
-                <w:color w:val="000000" w:themeColor="text1"/>
-                <w:sz w:val="14"/>
-                <w:szCs w:val="14"/>
-              </w:rPr>
-              <w:t>id_pers_dur</w:t>
-            </w:r>
-            <w:r>
-              <w:rPr>
-                <w:rFonts w:ascii="Times New Roman" w:hAnsi="Times New Roman"/>
-                <w:color w:val="000000" w:themeColor="text1"/>
-                <w:sz w:val="14"/>
-                <w:szCs w:val="14"/>
-              </w:rPr>
-              <w:t>_pro</w:t>
-            </w:r>
-            <w:proofErr w:type="spellEnd"/>
-            <w:r>
-              <w:rPr>
-                <w:rFonts w:ascii="Times New Roman" w:hAnsi="Times New Roman"/>
-                <w:color w:val="000000" w:themeColor="text1"/>
-                <w:sz w:val="14"/>
-                <w:szCs w:val="14"/>
-              </w:rPr>
-              <w:t xml:space="preserve"> }}</w:t>
-            </w:r>
-          </w:p>
-        </w:tc>
-        <w:tc>
-          <w:tcPr>
-            <w:tcW w:w="813" w:type="dxa"/>
+              <w:t w:space="preserve" xml:space="preserve">{{ pro_etx_pers_dur_pro }}</w:t>
+            </w:r>
+            <w:r>
+              <w:rPr>
+                <w:rFonts w:ascii="Times New Roman" w:hAnsi="Times New Roman"/>
+                <w:color w:val="000000" w:themeColor="text1"/>
+                <w:sz w:val="14"/>
+                <w:szCs w:val="14"/>
+              </w:rPr>
+              <w:t/>
+            </w:r>
+            <w:r>
+              <w:rPr>
+                <w:rFonts w:ascii="Times New Roman" w:hAnsi="Times New Roman"/>
+                <w:color w:val="000000" w:themeColor="text1"/>
+                <w:sz w:val="14"/>
+                <w:szCs w:val="14"/>
+              </w:rPr>
+              <w:t xml:space="preserve"/>
+            </w:r>
+          </w:p>
+        </w:tc>
+        <w:tc>
+          <w:tcPr>
+            <w:tcW w:w="1394" w:type="dxa"/>
+            <w:tcBorders>
+              <w:top w:val="single" w:sz="8" w:space="0" w:color="auto"/>
+              <w:left w:val="single" w:sz="8" w:space="0" w:color="auto"/>
+              <w:bottom w:val="single" w:sz="8" w:space="0" w:color="auto"/>
+              <w:right w:val="single" w:sz="8" w:space="0" w:color="auto"/>
+            </w:tcBorders>
+            <w:shd w:val="clear" w:color="auto" w:fill="FFFFFF" w:themeFill="background1"/>
+            <w:tcMar>
+              <w:left w:w="108" w:type="dxa"/>
+              <w:right w:w="108" w:type="dxa"/>
+            </w:tcMar>
+            <w:vAlign w:val="center"/>
+          </w:tcPr>
+          <w:p>
+            <w:pPr>
+              <w:rPr>
+                <w:rFonts w:ascii="Times New Roman" w:hAnsi="Times New Roman"/>
+                <w:color w:val="000000" w:themeColor="text1"/>
+                <w:sz w:val="14"/>
+                <w:szCs w:val="14"/>
+              </w:rPr>
+            </w:pPr>
+            <w:r>
+              <w:rPr>
+                <w:rFonts w:ascii="Times New Roman" w:hAnsi="Times New Roman"/>
+                <w:color w:val="000000" w:themeColor="text1"/>
+                <w:sz w:val="14"/>
+                <w:szCs w:val="14"/>
+              </w:rPr>
+              <w:t w:space="preserve" xml:space="preserve">{{ pro_id_pers_dur_pro }}</w:t>
+            </w:r>
+            <w:r>
+              <w:rPr>
+                <w:rFonts w:ascii="Times New Roman" w:hAnsi="Times New Roman"/>
+                <w:color w:val="000000" w:themeColor="text1"/>
+                <w:sz w:val="14"/>
+                <w:szCs w:val="14"/>
+              </w:rPr>
+              <w:t/>
+            </w:r>
+            <w:r>
+              <w:rPr>
+                <w:rFonts w:ascii="Times New Roman" w:hAnsi="Times New Roman"/>
+                <w:color w:val="000000" w:themeColor="text1"/>
+                <w:sz w:val="14"/>
+                <w:szCs w:val="14"/>
+              </w:rPr>
+              <w:t xml:space="preserve"/>
+            </w:r>
+          </w:p>
+        </w:tc>
+        <w:tc>
+          <w:tcPr>
+            <w:tcW w:w="507" w:type="dxa"/>
             <w:gridSpan w:val="2"/>
             <w:tcBorders>
               <w:top w:val="single" w:sz="8" w:space="0" w:color="auto"/>
@@ -1995,38 +1715,38 @@
         </w:trPr>
         <w:tc>
           <w:tcPr>
-            <w:tcW w:w="1271" w:type="dxa"/>
-            <w:tcBorders>
-              <w:top w:val="single" w:sz="8" w:space="0" w:color="auto"/>
-              <w:left w:val="single" w:sz="8" w:space="0" w:color="auto"/>
-              <w:bottom w:val="single" w:sz="8" w:space="0" w:color="auto"/>
-              <w:right w:val="single" w:sz="8" w:space="0" w:color="auto"/>
-            </w:tcBorders>
-            <w:shd w:val="clear" w:color="auto" w:fill="FFFFFF" w:themeFill="background1"/>
-            <w:tcMar>
-              <w:left w:w="108" w:type="dxa"/>
-              <w:right w:w="108" w:type="dxa"/>
-            </w:tcMar>
-            <w:vAlign w:val="center"/>
-          </w:tcPr>
-          <w:p>
-            <w:pPr>
-              <w:jc w:val="center"/>
-            </w:pPr>
-            <w:r>
-              <w:rPr>
-                <w:rFonts w:ascii="Times New Roman" w:hAnsi="Times New Roman"/>
-                <w:color w:val="000000" w:themeColor="text1"/>
-                <w:sz w:val="14"/>
-                <w:szCs w:val="14"/>
-              </w:rPr>
-              <w:t>Personal (Left Touch and Right Touch)</w:t>
-            </w:r>
-          </w:p>
-        </w:tc>
-        <w:tc>
-          <w:tcPr>
-            <w:tcW w:w="767" w:type="dxa"/>
+            <w:tcW w:w="837" w:type="dxa"/>
+            <w:tcBorders>
+              <w:top w:val="single" w:sz="8" w:space="0" w:color="auto"/>
+              <w:left w:val="single" w:sz="8" w:space="0" w:color="auto"/>
+              <w:bottom w:val="single" w:sz="8" w:space="0" w:color="auto"/>
+              <w:right w:val="single" w:sz="8" w:space="0" w:color="auto"/>
+            </w:tcBorders>
+            <w:shd w:val="clear" w:color="auto" w:fill="FFFFFF" w:themeFill="background1"/>
+            <w:tcMar>
+              <w:left w:w="108" w:type="dxa"/>
+              <w:right w:w="108" w:type="dxa"/>
+            </w:tcMar>
+            <w:vAlign w:val="center"/>
+          </w:tcPr>
+          <w:p>
+            <w:pPr>
+              <w:jc w:val="center"/>
+            </w:pPr>
+            <w:r>
+              <w:rPr>
+                <w:rFonts w:ascii="Times New Roman" w:hAnsi="Times New Roman"/>
+                <w:color w:val="000000" w:themeColor="text1"/>
+                <w:sz w:val="14"/>
+                <w:szCs w:val="14"/>
+              </w:rPr>
+              <w:t>Personnel (Left Touch and Right Touch)</w:t>
+            </w:r>
+          </w:p>
+        </w:tc>
+        <w:tc>
+          <w:tcPr>
+            <w:tcW w:w="698" w:type="dxa"/>
             <w:gridSpan w:val="2"/>
             <w:tcBorders>
               <w:top w:val="single" w:sz="8" w:space="0" w:color="auto"/>
@@ -2058,7 +1778,7 @@
         </w:tc>
         <w:tc>
           <w:tcPr>
-            <w:tcW w:w="1129" w:type="dxa"/>
+            <w:tcW w:w="1206" w:type="dxa"/>
             <w:tcBorders>
               <w:top w:val="single" w:sz="8" w:space="0" w:color="auto"/>
               <w:left w:val="nil"/>
@@ -2089,42 +1809,22 @@
                 <w:sz w:val="14"/>
                 <w:szCs w:val="14"/>
               </w:rPr>
-              <w:t xml:space="preserve"> </w:t>
-            </w:r>
-            <w:r>
-              <w:rPr>
-                <w:rFonts w:ascii="Times New Roman" w:hAnsi="Times New Roman"/>
-                <w:color w:val="000000" w:themeColor="text1"/>
-                <w:sz w:val="14"/>
-                <w:szCs w:val="14"/>
-              </w:rPr>
-              <w:t xml:space="preserve">{{ </w:t>
-            </w:r>
-            <w:proofErr w:type="spellStart"/>
-            <w:r>
-              <w:rPr>
-                <w:rFonts w:ascii="Times New Roman" w:hAnsi="Times New Roman"/>
-                <w:color w:val="000000" w:themeColor="text1"/>
-                <w:sz w:val="14"/>
-                <w:szCs w:val="14"/>
-              </w:rPr>
-              <w:t>after_test</w:t>
-            </w:r>
-            <w:proofErr w:type="spellEnd"/>
-            <w:r>
-              <w:rPr>
-                <w:rFonts w:ascii="Times New Roman" w:hAnsi="Times New Roman"/>
-                <w:color w:val="000000" w:themeColor="text1"/>
-                <w:sz w:val="14"/>
-                <w:szCs w:val="14"/>
-              </w:rPr>
-              <w:t xml:space="preserve"> }}</w:t>
-            </w:r>
-          </w:p>
-        </w:tc>
-        <w:tc>
-          <w:tcPr>
-            <w:tcW w:w="1040" w:type="dxa"/>
+              <w:t xml:space="preserve" w:space="preserve"> {{ pro_after_test }}</w:t>
+            </w:r>
+            <w:r>
+              <w:rPr>
+                <w:rFonts w:ascii="Times New Roman" w:hAnsi="Times New Roman"/>
+                <w:color w:val="000000" w:themeColor="text1"/>
+                <w:sz w:val="14"/>
+                <w:szCs w:val="14"/>
+              </w:rPr>
+              <w:t/>
+            </w:r>
+          </w:p>
+        </w:tc>
+        <w:tc>
+          <w:tcPr>
+            <w:tcW w:w="1168" w:type="dxa"/>
             <w:gridSpan w:val="2"/>
             <w:tcBorders>
               <w:top w:val="single" w:sz="8" w:space="0" w:color="auto"/>
@@ -2156,42 +1856,22 @@
                 <w:sz w:val="14"/>
                 <w:szCs w:val="14"/>
               </w:rPr>
-              <w:t xml:space="preserve">{{ </w:t>
-            </w:r>
-            <w:proofErr w:type="spellStart"/>
-            <w:r>
-              <w:rPr>
-                <w:rFonts w:ascii="Times New Roman" w:hAnsi="Times New Roman"/>
-                <w:color w:val="000000" w:themeColor="text1"/>
-                <w:sz w:val="14"/>
-                <w:szCs w:val="14"/>
-              </w:rPr>
-              <w:t>analyst_initial</w:t>
-            </w:r>
-            <w:proofErr w:type="spellEnd"/>
-            <w:r>
-              <w:rPr>
-                <w:rFonts w:ascii="Times New Roman" w:hAnsi="Times New Roman"/>
-                <w:color w:val="000000" w:themeColor="text1"/>
-                <w:sz w:val="14"/>
-                <w:szCs w:val="14"/>
-              </w:rPr>
-              <w:t xml:space="preserve"> }}</w:t>
-            </w:r>
-            <w:r>
-              <w:rPr>
-                <w:rFonts w:ascii="Times New Roman" w:hAnsi="Times New Roman"/>
-                <w:color w:val="000000" w:themeColor="text1"/>
-                <w:sz w:val="14"/>
-                <w:szCs w:val="14"/>
-              </w:rPr>
-              <w:t xml:space="preserve"> </w:t>
-            </w:r>
-          </w:p>
-        </w:tc>
-        <w:tc>
-          <w:tcPr>
-            <w:tcW w:w="670" w:type="dxa"/>
+              <w:t w:space="preserve" xml:space="preserve">{{ pro_analyst_initial }} </w:t>
+            </w:r>
+            <w:r>
+              <w:rPr>
+                <w:rFonts w:ascii="Times New Roman" w:hAnsi="Times New Roman"/>
+                <w:color w:val="000000" w:themeColor="text1"/>
+                <w:sz w:val="14"/>
+                <w:szCs w:val="14"/>
+              </w:rPr>
+              <w:t xml:space="preserve"/>
+            </w:r>
+          </w:p>
+        </w:tc>
+        <w:tc>
+          <w:tcPr>
+            <w:tcW w:w="581" w:type="dxa"/>
             <w:tcBorders>
               <w:top w:val="single" w:sz="8" w:space="0" w:color="auto"/>
               <w:left w:val="nil"/>
@@ -2222,65 +1902,45 @@
         </w:tc>
         <w:tc>
           <w:tcPr>
+            <w:tcW w:w="1505" w:type="dxa"/>
+            <w:gridSpan w:val="2"/>
+            <w:tcBorders>
+              <w:top w:val="single" w:sz="8" w:space="0" w:color="auto"/>
+              <w:left w:val="single" w:sz="8" w:space="0" w:color="auto"/>
+              <w:bottom w:val="single" w:sz="8" w:space="0" w:color="auto"/>
+              <w:right w:val="single" w:sz="8" w:space="0" w:color="auto"/>
+            </w:tcBorders>
+            <w:shd w:val="clear" w:color="auto" w:fill="FFFFFF" w:themeFill="background1"/>
+            <w:tcMar>
+              <w:left w:w="108" w:type="dxa"/>
+              <w:right w:w="108" w:type="dxa"/>
+            </w:tcMar>
+            <w:vAlign w:val="center"/>
+          </w:tcPr>
+          <w:p>
+            <w:pPr>
+              <w:jc w:val="center"/>
+              <w:rPr>
+                <w:rFonts w:ascii="Times New Roman" w:hAnsi="Times New Roman"/>
+                <w:color w:val="000000" w:themeColor="text1"/>
+                <w:sz w:val="14"/>
+                <w:szCs w:val="14"/>
+              </w:rPr>
+            </w:pPr>
+            <w:r>
+              <w:rPr>
+                <w:rFonts w:ascii="Times New Roman" w:hAnsi="Times New Roman"/>
+                <w:color w:val="000000" w:themeColor="text1"/>
+                <w:sz w:val="14"/>
+                <w:szCs w:val="14"/>
+              </w:rPr>
+              <w:t w:space="preserve" xml:space="preserve">{{ pro_af_obs_pers_dur_pro }}</w:t>
+            </w:r>
+          </w:p>
+        </w:tc>
+        <w:tc>
+          <w:tcPr>
             <w:tcW w:w="1444" w:type="dxa"/>
-            <w:gridSpan w:val="2"/>
-            <w:tcBorders>
-              <w:top w:val="single" w:sz="8" w:space="0" w:color="auto"/>
-              <w:left w:val="single" w:sz="8" w:space="0" w:color="auto"/>
-              <w:bottom w:val="single" w:sz="8" w:space="0" w:color="auto"/>
-              <w:right w:val="single" w:sz="8" w:space="0" w:color="auto"/>
-            </w:tcBorders>
-            <w:shd w:val="clear" w:color="auto" w:fill="FFFFFF" w:themeFill="background1"/>
-            <w:tcMar>
-              <w:left w:w="108" w:type="dxa"/>
-              <w:right w:w="108" w:type="dxa"/>
-            </w:tcMar>
-            <w:vAlign w:val="center"/>
-          </w:tcPr>
-          <w:p>
-            <w:pPr>
-              <w:jc w:val="center"/>
-              <w:rPr>
-                <w:rFonts w:ascii="Times New Roman" w:hAnsi="Times New Roman"/>
-                <w:color w:val="000000" w:themeColor="text1"/>
-                <w:sz w:val="14"/>
-                <w:szCs w:val="14"/>
-              </w:rPr>
-            </w:pPr>
-            <w:r>
-              <w:rPr>
-                <w:rFonts w:ascii="Times New Roman" w:hAnsi="Times New Roman"/>
-                <w:color w:val="000000" w:themeColor="text1"/>
-                <w:sz w:val="14"/>
-                <w:szCs w:val="14"/>
-              </w:rPr>
-              <w:t xml:space="preserve">{{ </w:t>
-            </w:r>
-            <w:proofErr w:type="spellStart"/>
-            <w:r>
-              <w:rPr>
-                <w:rFonts w:ascii="Times New Roman" w:hAnsi="Times New Roman"/>
-                <w:color w:val="000000" w:themeColor="text1"/>
-                <w:sz w:val="14"/>
-                <w:szCs w:val="14"/>
-              </w:rPr>
-              <w:t>af_obs_pers_dur_pro</w:t>
-            </w:r>
-            <w:proofErr w:type="spellEnd"/>
-            <w:r>
-              <w:rPr>
-                <w:rFonts w:ascii="Times New Roman" w:hAnsi="Times New Roman"/>
-                <w:color w:val="000000" w:themeColor="text1"/>
-                <w:sz w:val="14"/>
-                <w:szCs w:val="14"/>
-              </w:rPr>
-              <w:t xml:space="preserve"> }}</w:t>
-            </w:r>
-          </w:p>
-        </w:tc>
-        <w:tc>
-          <w:tcPr>
-            <w:tcW w:w="1413" w:type="dxa"/>
             <w:tcBorders>
               <w:top w:val="single" w:sz="8" w:space="0" w:color="auto"/>
               <w:left w:val="nil"/>
@@ -2302,117 +1962,113 @@
                 <w:sz w:val="14"/>
                 <w:szCs w:val="14"/>
               </w:rPr>
-              <w:t xml:space="preserve">{{ </w:t>
-            </w:r>
-            <w:proofErr w:type="spellStart"/>
-            <w:r>
-              <w:rPr>
-                <w:rFonts w:ascii="Times New Roman" w:hAnsi="Times New Roman"/>
-                <w:color w:val="000000" w:themeColor="text1"/>
-                <w:sz w:val="14"/>
-                <w:szCs w:val="14"/>
-              </w:rPr>
-              <w:t>af_</w:t>
-            </w:r>
-            <w:r>
-              <w:rPr>
-                <w:rFonts w:ascii="Times New Roman" w:hAnsi="Times New Roman"/>
-                <w:color w:val="000000" w:themeColor="text1"/>
-                <w:sz w:val="14"/>
-                <w:szCs w:val="14"/>
-              </w:rPr>
-              <w:t>etx_pers_dur</w:t>
-            </w:r>
-            <w:r>
-              <w:rPr>
-                <w:rFonts w:ascii="Times New Roman" w:hAnsi="Times New Roman"/>
-                <w:color w:val="000000" w:themeColor="text1"/>
-                <w:sz w:val="14"/>
-                <w:szCs w:val="14"/>
-              </w:rPr>
-              <w:t>_pro</w:t>
-            </w:r>
-            <w:proofErr w:type="spellEnd"/>
-            <w:r>
-              <w:rPr>
-                <w:rFonts w:ascii="Times New Roman" w:hAnsi="Times New Roman"/>
-                <w:color w:val="000000" w:themeColor="text1"/>
-                <w:sz w:val="14"/>
-                <w:szCs w:val="14"/>
-              </w:rPr>
-              <w:t xml:space="preserve"> }}</w:t>
-            </w:r>
-          </w:p>
-        </w:tc>
-        <w:tc>
-          <w:tcPr>
-            <w:tcW w:w="1353" w:type="dxa"/>
-            <w:tcBorders>
-              <w:top w:val="single" w:sz="8" w:space="0" w:color="auto"/>
-              <w:left w:val="single" w:sz="8" w:space="0" w:color="auto"/>
-              <w:bottom w:val="single" w:sz="8" w:space="0" w:color="auto"/>
-              <w:right w:val="single" w:sz="8" w:space="0" w:color="auto"/>
-            </w:tcBorders>
-            <w:shd w:val="clear" w:color="auto" w:fill="FFFFFF" w:themeFill="background1"/>
-            <w:tcMar>
-              <w:left w:w="108" w:type="dxa"/>
-              <w:right w:w="108" w:type="dxa"/>
-            </w:tcMar>
-            <w:vAlign w:val="center"/>
-          </w:tcPr>
-          <w:p>
-            <w:r>
-              <w:rPr>
-                <w:rFonts w:ascii="Times New Roman" w:hAnsi="Times New Roman"/>
-                <w:color w:val="000000" w:themeColor="text1"/>
-                <w:sz w:val="14"/>
-                <w:szCs w:val="14"/>
-              </w:rPr>
-              <w:t xml:space="preserve">{{ </w:t>
-            </w:r>
-            <w:proofErr w:type="spellStart"/>
-            <w:r>
-              <w:rPr>
-                <w:rFonts w:ascii="Times New Roman" w:hAnsi="Times New Roman"/>
-                <w:color w:val="000000" w:themeColor="text1"/>
-                <w:sz w:val="14"/>
-                <w:szCs w:val="14"/>
-              </w:rPr>
-              <w:t>af_</w:t>
-            </w:r>
-            <w:r>
-              <w:rPr>
-                <w:rFonts w:ascii="Times New Roman" w:hAnsi="Times New Roman"/>
-                <w:color w:val="000000" w:themeColor="text1"/>
-                <w:sz w:val="14"/>
-                <w:szCs w:val="14"/>
-              </w:rPr>
-              <w:t>id_pers_dur</w:t>
-            </w:r>
-            <w:r>
-              <w:rPr>
-                <w:rFonts w:ascii="Times New Roman" w:hAnsi="Times New Roman"/>
-                <w:color w:val="000000" w:themeColor="text1"/>
-                <w:sz w:val="14"/>
-                <w:szCs w:val="14"/>
-              </w:rPr>
-              <w:t>_pro</w:t>
-            </w:r>
-            <w:proofErr w:type="spellEnd"/>
-            <w:r>
-              <w:rPr>
-                <w:rFonts w:ascii="Times New Roman" w:hAnsi="Times New Roman"/>
-                <w:color w:val="000000" w:themeColor="text1"/>
-                <w:sz w:val="14"/>
-                <w:szCs w:val="14"/>
-              </w:rPr>
-              <w:t xml:space="preserve"> }}</w:t>
-            </w:r>
-          </w:p>
-        </w:tc>
-        <w:tc>
-          <w:tcPr>
-            <w:tcW w:w="813" w:type="dxa"/>
+              <w:t xml:space="preserve" w:space="preserve">{{ pro_af_etx_pers_dur_pro }}</w:t>
+            </w:r>
+            <w:r>
+              <w:rPr>
+                <w:rFonts w:ascii="Times New Roman" w:hAnsi="Times New Roman"/>
+                <w:color w:val="000000" w:themeColor="text1"/>
+                <w:sz w:val="14"/>
+                <w:szCs w:val="14"/>
+              </w:rPr>
+              <w:t/>
+            </w:r>
+            <w:r>
+              <w:rPr>
+                <w:rFonts w:ascii="Times New Roman" w:hAnsi="Times New Roman"/>
+                <w:color w:val="000000" w:themeColor="text1"/>
+                <w:sz w:val="14"/>
+                <w:szCs w:val="14"/>
+              </w:rPr>
+              <w:t/>
+            </w:r>
+            <w:r>
+              <w:rPr>
+                <w:rFonts w:ascii="Times New Roman" w:hAnsi="Times New Roman"/>
+                <w:color w:val="000000" w:themeColor="text1"/>
+                <w:sz w:val="14"/>
+                <w:szCs w:val="14"/>
+              </w:rPr>
+              <w:t/>
+            </w:r>
+            <w:r>
+              <w:rPr>
+                <w:rFonts w:ascii="Times New Roman" w:hAnsi="Times New Roman"/>
+                <w:color w:val="000000" w:themeColor="text1"/>
+                <w:sz w:val="14"/>
+                <w:szCs w:val="14"/>
+              </w:rPr>
+              <w:t xml:space="preserve"/>
+            </w:r>
+          </w:p>
+        </w:tc>
+        <w:tc>
+          <w:tcPr>
+            <w:tcW w:w="1394" w:type="dxa"/>
+            <w:tcBorders>
+              <w:top w:val="single" w:sz="8" w:space="0" w:color="auto"/>
+              <w:left w:val="single" w:sz="8" w:space="0" w:color="auto"/>
+              <w:bottom w:val="single" w:sz="8" w:space="0" w:color="auto"/>
+              <w:right w:val="single" w:sz="8" w:space="0" w:color="auto"/>
+            </w:tcBorders>
+            <w:shd w:val="clear" w:color="auto" w:fill="FFFFFF" w:themeFill="background1"/>
+            <w:tcMar>
+              <w:left w:w="108" w:type="dxa"/>
+              <w:right w:w="108" w:type="dxa"/>
+            </w:tcMar>
+            <w:vAlign w:val="center"/>
+          </w:tcPr>
+          <w:p>
+            <w:r>
+              <w:rPr>
+                <w:rFonts w:ascii="Times New Roman" w:hAnsi="Times New Roman"/>
+                <w:color w:val="000000" w:themeColor="text1"/>
+                <w:sz w:val="14"/>
+                <w:szCs w:val="14"/>
+              </w:rPr>
+              <w:t xml:space="preserve" w:space="preserve">{{ pro_af_id_pers_dur_pro }}</w:t>
+            </w:r>
+            <w:r>
+              <w:rPr>
+                <w:rFonts w:ascii="Times New Roman" w:hAnsi="Times New Roman"/>
+                <w:color w:val="000000" w:themeColor="text1"/>
+                <w:sz w:val="14"/>
+                <w:szCs w:val="14"/>
+              </w:rPr>
+              <w:t/>
+            </w:r>
+            <w:r>
+              <w:rPr>
+                <w:rFonts w:ascii="Times New Roman" w:hAnsi="Times New Roman"/>
+                <w:color w:val="000000" w:themeColor="text1"/>
+                <w:sz w:val="14"/>
+                <w:szCs w:val="14"/>
+              </w:rPr>
+              <w:t/>
+            </w:r>
+            <w:r>
+              <w:rPr>
+                <w:rFonts w:ascii="Times New Roman" w:hAnsi="Times New Roman"/>
+                <w:color w:val="000000" w:themeColor="text1"/>
+                <w:sz w:val="14"/>
+                <w:szCs w:val="14"/>
+              </w:rPr>
+              <w:t/>
+            </w:r>
+            <w:r>
+              <w:rPr>
+                <w:rFonts w:ascii="Times New Roman" w:hAnsi="Times New Roman"/>
+                <w:color w:val="000000" w:themeColor="text1"/>
+                <w:sz w:val="14"/>
+                <w:szCs w:val="14"/>
+              </w:rPr>
+              <w:t xml:space="preserve"/>
+            </w:r>
+          </w:p>
+        </w:tc>
+        <w:tc>
+          <w:tcPr>
+            <w:tcW w:w="507" w:type="dxa"/>
             <w:gridSpan w:val="2"/>
             <w:tcBorders>
               <w:top w:val="single" w:sz="8" w:space="0" w:color="auto"/>
@@ -2455,7 +2111,7 @@
         </w:trPr>
         <w:tc>
           <w:tcPr>
-            <w:tcW w:w="9900" w:type="dxa"/>
+            <w:tcW w:w="9340" w:type="dxa"/>
             <w:gridSpan w:val="13"/>
             <w:tcBorders>
               <w:top w:val="single" w:sz="8" w:space="0" w:color="auto"/>
@@ -2491,7 +2147,7 @@
         </w:trPr>
         <w:tc>
           <w:tcPr>
-            <w:tcW w:w="1271" w:type="dxa"/>
+            <w:tcW w:w="837" w:type="dxa"/>
             <w:tcBorders>
               <w:top w:val="single" w:sz="8" w:space="0" w:color="auto"/>
               <w:left w:val="single" w:sz="8" w:space="0" w:color="auto"/>
@@ -2522,7 +2178,7 @@
         </w:tc>
         <w:tc>
           <w:tcPr>
-            <w:tcW w:w="767" w:type="dxa"/>
+            <w:tcW w:w="698" w:type="dxa"/>
             <w:gridSpan w:val="2"/>
             <w:tcBorders>
               <w:top w:val="nil"/>
@@ -2554,7 +2210,7 @@
         </w:tc>
         <w:tc>
           <w:tcPr>
-            <w:tcW w:w="1129" w:type="dxa"/>
+            <w:tcW w:w="1206" w:type="dxa"/>
             <w:tcBorders>
               <w:top w:val="nil"/>
               <w:left w:val="nil"/>
@@ -2585,42 +2241,22 @@
                 <w:sz w:val="14"/>
                 <w:szCs w:val="14"/>
               </w:rPr>
-              <w:t xml:space="preserve"> </w:t>
-            </w:r>
-            <w:r>
-              <w:rPr>
-                <w:rFonts w:ascii="Times New Roman" w:hAnsi="Times New Roman"/>
-                <w:color w:val="000000" w:themeColor="text1"/>
-                <w:sz w:val="14"/>
-                <w:szCs w:val="14"/>
-              </w:rPr>
-              <w:t xml:space="preserve">{{ </w:t>
-            </w:r>
-            <w:proofErr w:type="spellStart"/>
-            <w:r>
-              <w:rPr>
-                <w:rFonts w:ascii="Times New Roman" w:hAnsi="Times New Roman"/>
-                <w:color w:val="000000" w:themeColor="text1"/>
-                <w:sz w:val="14"/>
-                <w:szCs w:val="14"/>
-              </w:rPr>
-              <w:t>before_test</w:t>
-            </w:r>
-            <w:proofErr w:type="spellEnd"/>
-            <w:r>
-              <w:rPr>
-                <w:rFonts w:ascii="Times New Roman" w:hAnsi="Times New Roman"/>
-                <w:color w:val="000000" w:themeColor="text1"/>
-                <w:sz w:val="14"/>
-                <w:szCs w:val="14"/>
-              </w:rPr>
-              <w:t xml:space="preserve"> }}</w:t>
-            </w:r>
-          </w:p>
-        </w:tc>
-        <w:tc>
-          <w:tcPr>
-            <w:tcW w:w="1040" w:type="dxa"/>
+              <w:t xml:space="preserve" w:space="preserve"> {{ pro_before_test }}</w:t>
+            </w:r>
+            <w:r>
+              <w:rPr>
+                <w:rFonts w:ascii="Times New Roman" w:hAnsi="Times New Roman"/>
+                <w:color w:val="000000" w:themeColor="text1"/>
+                <w:sz w:val="14"/>
+                <w:szCs w:val="14"/>
+              </w:rPr>
+              <w:t/>
+            </w:r>
+          </w:p>
+        </w:tc>
+        <w:tc>
+          <w:tcPr>
+            <w:tcW w:w="1168" w:type="dxa"/>
             <w:gridSpan w:val="2"/>
             <w:tcBorders>
               <w:top w:val="nil"/>
@@ -2652,33 +2288,13 @@
                 <w:sz w:val="14"/>
                 <w:szCs w:val="14"/>
               </w:rPr>
-              <w:t xml:space="preserve">{{ </w:t>
-            </w:r>
-            <w:proofErr w:type="spellStart"/>
-            <w:r>
-              <w:rPr>
-                <w:rFonts w:ascii="Times New Roman" w:hAnsi="Times New Roman"/>
-                <w:color w:val="000000" w:themeColor="text1"/>
-                <w:sz w:val="14"/>
-                <w:szCs w:val="14"/>
-              </w:rPr>
-              <w:t>analyst_initial</w:t>
-            </w:r>
-            <w:proofErr w:type="spellEnd"/>
-            <w:r>
-              <w:rPr>
-                <w:rFonts w:ascii="Times New Roman" w:hAnsi="Times New Roman"/>
-                <w:color w:val="000000" w:themeColor="text1"/>
-                <w:sz w:val="14"/>
-                <w:szCs w:val="14"/>
-              </w:rPr>
-              <w:t xml:space="preserve"> }}</w:t>
-            </w:r>
-          </w:p>
-        </w:tc>
-        <w:tc>
-          <w:tcPr>
-            <w:tcW w:w="670" w:type="dxa"/>
+              <w:t w:space="preserve" xml:space="preserve">{{ pro_analyst_initial }}</w:t>
+            </w:r>
+          </w:p>
+        </w:tc>
+        <w:tc>
+          <w:tcPr>
+            <w:tcW w:w="581" w:type="dxa"/>
             <w:tcBorders>
               <w:top w:val="nil"/>
               <w:left w:val="nil"/>
@@ -2709,83 +2325,81 @@
         </w:tc>
         <w:tc>
           <w:tcPr>
+            <w:tcW w:w="1505" w:type="dxa"/>
+            <w:gridSpan w:val="2"/>
+            <w:tcBorders>
+              <w:top w:val="nil"/>
+              <w:left w:val="single" w:sz="8" w:space="0" w:color="auto"/>
+              <w:bottom w:val="single" w:sz="8" w:space="0" w:color="auto"/>
+              <w:right w:val="single" w:sz="8" w:space="0" w:color="auto"/>
+            </w:tcBorders>
+            <w:shd w:val="clear" w:color="auto" w:fill="FFFFFF" w:themeFill="background1"/>
+            <w:tcMar>
+              <w:left w:w="108" w:type="dxa"/>
+              <w:right w:w="108" w:type="dxa"/>
+            </w:tcMar>
+            <w:vAlign w:val="center"/>
+          </w:tcPr>
+          <w:p>
+            <w:pPr>
+              <w:jc w:val="center"/>
+              <w:rPr>
+                <w:rFonts w:ascii="Times New Roman" w:hAnsi="Times New Roman"/>
+                <w:color w:val="000000" w:themeColor="text1"/>
+                <w:sz w:val="14"/>
+                <w:szCs w:val="14"/>
+              </w:rPr>
+            </w:pPr>
+            <w:r>
+              <w:rPr>
+                <w:rFonts w:ascii="Times New Roman" w:hAnsi="Times New Roman"/>
+                <w:color w:val="000000" w:themeColor="text1"/>
+                <w:sz w:val="14"/>
+                <w:szCs w:val="14"/>
+              </w:rPr>
+              <w:t xml:space="preserve" w:space="preserve">{{ pro_be_obs_surf_dur_pro }}</w:t>
+            </w:r>
+            <w:r>
+              <w:rPr>
+                <w:rFonts w:ascii="Times New Roman" w:hAnsi="Times New Roman"/>
+                <w:color w:val="000000" w:themeColor="text1"/>
+                <w:sz w:val="14"/>
+                <w:szCs w:val="14"/>
+              </w:rPr>
+              <w:t/>
+            </w:r>
+            <w:r>
+              <w:rPr>
+                <w:rFonts w:ascii="Times New Roman" w:hAnsi="Times New Roman"/>
+                <w:color w:val="000000" w:themeColor="text1"/>
+                <w:sz w:val="14"/>
+                <w:szCs w:val="14"/>
+              </w:rPr>
+              <w:t/>
+            </w:r>
+            <w:r>
+              <w:rPr>
+                <w:rFonts w:ascii="Times New Roman" w:hAnsi="Times New Roman"/>
+                <w:color w:val="000000" w:themeColor="text1"/>
+                <w:sz w:val="14"/>
+                <w:szCs w:val="14"/>
+              </w:rPr>
+              <w:t/>
+            </w:r>
+            <w:r>
+              <w:rPr>
+                <w:rFonts w:ascii="Times New Roman" w:hAnsi="Times New Roman"/>
+                <w:color w:val="000000" w:themeColor="text1"/>
+                <w:sz w:val="14"/>
+                <w:szCs w:val="14"/>
+              </w:rPr>
+              <w:t xml:space="preserve"/>
+            </w:r>
+          </w:p>
+        </w:tc>
+        <w:tc>
+          <w:tcPr>
             <w:tcW w:w="1444" w:type="dxa"/>
-            <w:gridSpan w:val="2"/>
-            <w:tcBorders>
-              <w:top w:val="nil"/>
-              <w:left w:val="single" w:sz="8" w:space="0" w:color="auto"/>
-              <w:bottom w:val="single" w:sz="8" w:space="0" w:color="auto"/>
-              <w:right w:val="single" w:sz="8" w:space="0" w:color="auto"/>
-            </w:tcBorders>
-            <w:shd w:val="clear" w:color="auto" w:fill="FFFFFF" w:themeFill="background1"/>
-            <w:tcMar>
-              <w:left w:w="108" w:type="dxa"/>
-              <w:right w:w="108" w:type="dxa"/>
-            </w:tcMar>
-            <w:vAlign w:val="center"/>
-          </w:tcPr>
-          <w:p>
-            <w:pPr>
-              <w:jc w:val="center"/>
-              <w:rPr>
-                <w:rFonts w:ascii="Times New Roman" w:hAnsi="Times New Roman"/>
-                <w:color w:val="000000" w:themeColor="text1"/>
-                <w:sz w:val="14"/>
-                <w:szCs w:val="14"/>
-              </w:rPr>
-            </w:pPr>
-            <w:r>
-              <w:rPr>
-                <w:rFonts w:ascii="Times New Roman" w:hAnsi="Times New Roman"/>
-                <w:color w:val="000000" w:themeColor="text1"/>
-                <w:sz w:val="14"/>
-                <w:szCs w:val="14"/>
-              </w:rPr>
-              <w:t xml:space="preserve">{{ </w:t>
-            </w:r>
-            <w:proofErr w:type="spellStart"/>
-            <w:r>
-              <w:rPr>
-                <w:rFonts w:ascii="Times New Roman" w:hAnsi="Times New Roman"/>
-                <w:color w:val="000000" w:themeColor="text1"/>
-                <w:sz w:val="14"/>
-                <w:szCs w:val="14"/>
-              </w:rPr>
-              <w:t>be_</w:t>
-            </w:r>
-            <w:r>
-              <w:rPr>
-                <w:rFonts w:ascii="Times New Roman" w:hAnsi="Times New Roman"/>
-                <w:color w:val="000000" w:themeColor="text1"/>
-                <w:sz w:val="14"/>
-                <w:szCs w:val="14"/>
-              </w:rPr>
-              <w:t>obs_surf_dur</w:t>
-            </w:r>
-            <w:r>
-              <w:rPr>
-                <w:rFonts w:ascii="Times New Roman" w:hAnsi="Times New Roman"/>
-                <w:color w:val="000000" w:themeColor="text1"/>
-                <w:sz w:val="14"/>
-                <w:szCs w:val="14"/>
-              </w:rPr>
-              <w:t>_pro</w:t>
-            </w:r>
-            <w:proofErr w:type="spellEnd"/>
-            <w:r>
-              <w:rPr>
-                <w:rFonts w:ascii="Times New Roman" w:hAnsi="Times New Roman"/>
-                <w:color w:val="000000" w:themeColor="text1"/>
-                <w:sz w:val="14"/>
-                <w:szCs w:val="14"/>
-              </w:rPr>
-              <w:t xml:space="preserve"> }}</w:t>
-            </w:r>
-          </w:p>
-        </w:tc>
-        <w:tc>
-          <w:tcPr>
-            <w:tcW w:w="1413" w:type="dxa"/>
             <w:tcBorders>
               <w:top w:val="nil"/>
               <w:left w:val="nil"/>
@@ -2807,51 +2421,49 @@
                 <w:sz w:val="14"/>
                 <w:szCs w:val="14"/>
               </w:rPr>
-              <w:t xml:space="preserve">{{ </w:t>
-            </w:r>
-            <w:proofErr w:type="spellStart"/>
-            <w:r>
-              <w:rPr>
-                <w:rFonts w:ascii="Times New Roman" w:hAnsi="Times New Roman"/>
-                <w:color w:val="000000" w:themeColor="text1"/>
-                <w:sz w:val="14"/>
-                <w:szCs w:val="14"/>
-              </w:rPr>
-              <w:t>be_</w:t>
-            </w:r>
-            <w:r>
-              <w:rPr>
-                <w:rFonts w:ascii="Times New Roman" w:hAnsi="Times New Roman"/>
-                <w:color w:val="000000" w:themeColor="text1"/>
-                <w:sz w:val="14"/>
-                <w:szCs w:val="14"/>
-              </w:rPr>
-              <w:t>etx_surf_dur</w:t>
-            </w:r>
-            <w:r>
-              <w:rPr>
-                <w:rFonts w:ascii="Times New Roman" w:hAnsi="Times New Roman"/>
-                <w:color w:val="000000" w:themeColor="text1"/>
-                <w:sz w:val="14"/>
-                <w:szCs w:val="14"/>
-              </w:rPr>
-              <w:t>_pro</w:t>
-            </w:r>
-            <w:proofErr w:type="spellEnd"/>
-            <w:r>
-              <w:rPr>
-                <w:rFonts w:ascii="Times New Roman" w:hAnsi="Times New Roman"/>
-                <w:color w:val="000000" w:themeColor="text1"/>
-                <w:sz w:val="14"/>
-                <w:szCs w:val="14"/>
-              </w:rPr>
-              <w:t xml:space="preserve"> }}</w:t>
-            </w:r>
-          </w:p>
-        </w:tc>
-        <w:tc>
-          <w:tcPr>
-            <w:tcW w:w="1353" w:type="dxa"/>
+              <w:t xml:space="preserve" w:space="preserve">{{ pro_be_etx_surf_dur_pro }}</w:t>
+            </w:r>
+            <w:r>
+              <w:rPr>
+                <w:rFonts w:ascii="Times New Roman" w:hAnsi="Times New Roman"/>
+                <w:color w:val="000000" w:themeColor="text1"/>
+                <w:sz w:val="14"/>
+                <w:szCs w:val="14"/>
+              </w:rPr>
+              <w:t/>
+            </w:r>
+            <w:r>
+              <w:rPr>
+                <w:rFonts w:ascii="Times New Roman" w:hAnsi="Times New Roman"/>
+                <w:color w:val="000000" w:themeColor="text1"/>
+                <w:sz w:val="14"/>
+                <w:szCs w:val="14"/>
+              </w:rPr>
+              <w:t/>
+            </w:r>
+            <w:r>
+              <w:rPr>
+                <w:rFonts w:ascii="Times New Roman" w:hAnsi="Times New Roman"/>
+                <w:color w:val="000000" w:themeColor="text1"/>
+                <w:sz w:val="14"/>
+                <w:szCs w:val="14"/>
+              </w:rPr>
+              <w:t/>
+            </w:r>
+            <w:r>
+              <w:rPr>
+                <w:rFonts w:ascii="Times New Roman" w:hAnsi="Times New Roman"/>
+                <w:color w:val="000000" w:themeColor="text1"/>
+                <w:sz w:val="14"/>
+                <w:szCs w:val="14"/>
+              </w:rPr>
+              <w:t xml:space="preserve"/>
+            </w:r>
+          </w:p>
+        </w:tc>
+        <w:tc>
+          <w:tcPr>
+            <w:tcW w:w="1394" w:type="dxa"/>
             <w:tcBorders>
               <w:top w:val="nil"/>
               <w:left w:val="single" w:sz="8" w:space="0" w:color="auto"/>
@@ -2873,51 +2485,49 @@
                 <w:sz w:val="14"/>
                 <w:szCs w:val="14"/>
               </w:rPr>
-              <w:t xml:space="preserve">{{ </w:t>
-            </w:r>
-            <w:proofErr w:type="spellStart"/>
-            <w:r>
-              <w:rPr>
-                <w:rFonts w:ascii="Times New Roman" w:hAnsi="Times New Roman"/>
-                <w:color w:val="000000" w:themeColor="text1"/>
-                <w:sz w:val="14"/>
-                <w:szCs w:val="14"/>
-              </w:rPr>
-              <w:t>be_</w:t>
-            </w:r>
-            <w:r>
-              <w:rPr>
-                <w:rFonts w:ascii="Times New Roman" w:hAnsi="Times New Roman"/>
-                <w:color w:val="000000" w:themeColor="text1"/>
-                <w:sz w:val="14"/>
-                <w:szCs w:val="14"/>
-              </w:rPr>
-              <w:t>id_surf_dur</w:t>
-            </w:r>
-            <w:r>
-              <w:rPr>
-                <w:rFonts w:ascii="Times New Roman" w:hAnsi="Times New Roman"/>
-                <w:color w:val="000000" w:themeColor="text1"/>
-                <w:sz w:val="14"/>
-                <w:szCs w:val="14"/>
-              </w:rPr>
-              <w:t>_pro</w:t>
-            </w:r>
-            <w:proofErr w:type="spellEnd"/>
-            <w:r>
-              <w:rPr>
-                <w:rFonts w:ascii="Times New Roman" w:hAnsi="Times New Roman"/>
-                <w:color w:val="000000" w:themeColor="text1"/>
-                <w:sz w:val="14"/>
-                <w:szCs w:val="14"/>
-              </w:rPr>
-              <w:t xml:space="preserve"> }}</w:t>
-            </w:r>
-          </w:p>
-        </w:tc>
-        <w:tc>
-          <w:tcPr>
-            <w:tcW w:w="813" w:type="dxa"/>
+              <w:t xml:space="preserve" w:space="preserve">{{ pro_be_id_surf_dur_pro }}</w:t>
+            </w:r>
+            <w:r>
+              <w:rPr>
+                <w:rFonts w:ascii="Times New Roman" w:hAnsi="Times New Roman"/>
+                <w:color w:val="000000" w:themeColor="text1"/>
+                <w:sz w:val="14"/>
+                <w:szCs w:val="14"/>
+              </w:rPr>
+              <w:t/>
+            </w:r>
+            <w:r>
+              <w:rPr>
+                <w:rFonts w:ascii="Times New Roman" w:hAnsi="Times New Roman"/>
+                <w:color w:val="000000" w:themeColor="text1"/>
+                <w:sz w:val="14"/>
+                <w:szCs w:val="14"/>
+              </w:rPr>
+              <w:t/>
+            </w:r>
+            <w:r>
+              <w:rPr>
+                <w:rFonts w:ascii="Times New Roman" w:hAnsi="Times New Roman"/>
+                <w:color w:val="000000" w:themeColor="text1"/>
+                <w:sz w:val="14"/>
+                <w:szCs w:val="14"/>
+              </w:rPr>
+              <w:t/>
+            </w:r>
+            <w:r>
+              <w:rPr>
+                <w:rFonts w:ascii="Times New Roman" w:hAnsi="Times New Roman"/>
+                <w:color w:val="000000" w:themeColor="text1"/>
+                <w:sz w:val="14"/>
+                <w:szCs w:val="14"/>
+              </w:rPr>
+              <w:t xml:space="preserve"/>
+            </w:r>
+          </w:p>
+        </w:tc>
+        <w:tc>
+          <w:tcPr>
+            <w:tcW w:w="507" w:type="dxa"/>
             <w:gridSpan w:val="2"/>
             <w:tcBorders>
               <w:top w:val="nil"/>
@@ -2960,7 +2570,7 @@
         </w:trPr>
         <w:tc>
           <w:tcPr>
-            <w:tcW w:w="1271" w:type="dxa"/>
+            <w:tcW w:w="837" w:type="dxa"/>
             <w:tcBorders>
               <w:top w:val="single" w:sz="8" w:space="0" w:color="auto"/>
               <w:left w:val="single" w:sz="8" w:space="0" w:color="auto"/>
@@ -3005,7 +2615,7 @@
         </w:tc>
         <w:tc>
           <w:tcPr>
-            <w:tcW w:w="767" w:type="dxa"/>
+            <w:tcW w:w="698" w:type="dxa"/>
             <w:gridSpan w:val="2"/>
             <w:tcBorders>
               <w:top w:val="single" w:sz="8" w:space="0" w:color="auto"/>
@@ -3037,7 +2647,7 @@
         </w:tc>
         <w:tc>
           <w:tcPr>
-            <w:tcW w:w="1129" w:type="dxa"/>
+            <w:tcW w:w="1206" w:type="dxa"/>
             <w:tcBorders>
               <w:top w:val="single" w:sz="8" w:space="0" w:color="auto"/>
               <w:left w:val="nil"/>
@@ -3068,42 +2678,22 @@
                 <w:sz w:val="14"/>
                 <w:szCs w:val="14"/>
               </w:rPr>
-              <w:t xml:space="preserve"> </w:t>
-            </w:r>
-            <w:r>
-              <w:rPr>
-                <w:rFonts w:ascii="Times New Roman" w:hAnsi="Times New Roman"/>
-                <w:color w:val="000000" w:themeColor="text1"/>
-                <w:sz w:val="14"/>
-                <w:szCs w:val="14"/>
-              </w:rPr>
-              <w:t xml:space="preserve">{{ </w:t>
-            </w:r>
-            <w:proofErr w:type="spellStart"/>
-            <w:r>
-              <w:rPr>
-                <w:rFonts w:ascii="Times New Roman" w:hAnsi="Times New Roman"/>
-                <w:color w:val="000000" w:themeColor="text1"/>
-                <w:sz w:val="14"/>
-                <w:szCs w:val="14"/>
-              </w:rPr>
-              <w:t>test_date</w:t>
-            </w:r>
-            <w:proofErr w:type="spellEnd"/>
-            <w:r>
-              <w:rPr>
-                <w:rFonts w:ascii="Times New Roman" w:hAnsi="Times New Roman"/>
-                <w:color w:val="000000" w:themeColor="text1"/>
-                <w:sz w:val="14"/>
-                <w:szCs w:val="14"/>
-              </w:rPr>
-              <w:t xml:space="preserve"> }}</w:t>
-            </w:r>
-          </w:p>
-        </w:tc>
-        <w:tc>
-          <w:tcPr>
-            <w:tcW w:w="1040" w:type="dxa"/>
+              <w:t xml:space="preserve" w:space="preserve"> {{ pro_test_date }}</w:t>
+            </w:r>
+            <w:r>
+              <w:rPr>
+                <w:rFonts w:ascii="Times New Roman" w:hAnsi="Times New Roman"/>
+                <w:color w:val="000000" w:themeColor="text1"/>
+                <w:sz w:val="14"/>
+                <w:szCs w:val="14"/>
+              </w:rPr>
+              <w:t/>
+            </w:r>
+          </w:p>
+        </w:tc>
+        <w:tc>
+          <w:tcPr>
+            <w:tcW w:w="1168" w:type="dxa"/>
             <w:gridSpan w:val="2"/>
             <w:tcBorders>
               <w:top w:val="single" w:sz="8" w:space="0" w:color="auto"/>
@@ -3135,42 +2725,22 @@
                 <w:sz w:val="14"/>
                 <w:szCs w:val="14"/>
               </w:rPr>
-              <w:t xml:space="preserve">{{ </w:t>
-            </w:r>
-            <w:proofErr w:type="spellStart"/>
-            <w:r>
-              <w:rPr>
-                <w:rFonts w:ascii="Times New Roman" w:hAnsi="Times New Roman"/>
-                <w:color w:val="000000" w:themeColor="text1"/>
-                <w:sz w:val="14"/>
-                <w:szCs w:val="14"/>
-              </w:rPr>
-              <w:t>analyst_initial</w:t>
-            </w:r>
-            <w:proofErr w:type="spellEnd"/>
-            <w:r>
-              <w:rPr>
-                <w:rFonts w:ascii="Times New Roman" w:hAnsi="Times New Roman"/>
-                <w:color w:val="000000" w:themeColor="text1"/>
-                <w:sz w:val="14"/>
-                <w:szCs w:val="14"/>
-              </w:rPr>
-              <w:t xml:space="preserve"> }}</w:t>
-            </w:r>
-            <w:r>
-              <w:rPr>
-                <w:rFonts w:ascii="Times New Roman" w:hAnsi="Times New Roman"/>
-                <w:color w:val="000000" w:themeColor="text1"/>
-                <w:sz w:val="14"/>
-                <w:szCs w:val="14"/>
-              </w:rPr>
-              <w:t xml:space="preserve"> </w:t>
-            </w:r>
-          </w:p>
-        </w:tc>
-        <w:tc>
-          <w:tcPr>
-            <w:tcW w:w="670" w:type="dxa"/>
+              <w:t w:space="preserve" xml:space="preserve">{{ pro_analyst_initial }} </w:t>
+            </w:r>
+            <w:r>
+              <w:rPr>
+                <w:rFonts w:ascii="Times New Roman" w:hAnsi="Times New Roman"/>
+                <w:color w:val="000000" w:themeColor="text1"/>
+                <w:sz w:val="14"/>
+                <w:szCs w:val="14"/>
+              </w:rPr>
+              <w:t xml:space="preserve"/>
+            </w:r>
+          </w:p>
+        </w:tc>
+        <w:tc>
+          <w:tcPr>
+            <w:tcW w:w="581" w:type="dxa"/>
             <w:tcBorders>
               <w:top w:val="single" w:sz="8" w:space="0" w:color="auto"/>
               <w:left w:val="nil"/>
@@ -3201,74 +2771,63 @@
         </w:tc>
         <w:tc>
           <w:tcPr>
+            <w:tcW w:w="1505" w:type="dxa"/>
+            <w:gridSpan w:val="2"/>
+            <w:tcBorders>
+              <w:top w:val="single" w:sz="8" w:space="0" w:color="auto"/>
+              <w:left w:val="single" w:sz="8" w:space="0" w:color="auto"/>
+              <w:bottom w:val="single" w:sz="8" w:space="0" w:color="auto"/>
+              <w:right w:val="single" w:sz="8" w:space="0" w:color="auto"/>
+            </w:tcBorders>
+            <w:shd w:val="clear" w:color="auto" w:fill="FFFFFF" w:themeFill="background1"/>
+            <w:tcMar>
+              <w:left w:w="108" w:type="dxa"/>
+              <w:right w:w="108" w:type="dxa"/>
+            </w:tcMar>
+            <w:vAlign w:val="center"/>
+          </w:tcPr>
+          <w:p>
+            <w:pPr>
+              <w:jc w:val="center"/>
+              <w:rPr>
+                <w:rFonts w:ascii="Times New Roman" w:hAnsi="Times New Roman"/>
+                <w:color w:val="000000" w:themeColor="text1"/>
+                <w:sz w:val="14"/>
+                <w:szCs w:val="14"/>
+              </w:rPr>
+            </w:pPr>
+            <w:r>
+              <w:rPr>
+                <w:rFonts w:ascii="Times New Roman" w:hAnsi="Times New Roman"/>
+                <w:color w:val="000000" w:themeColor="text1"/>
+                <w:sz w:val="14"/>
+                <w:szCs w:val="14"/>
+              </w:rPr>
+              <w:t w:space="preserve" xml:space="preserve">{{ pro_obs_surf_dur_pro }}</w:t>
+            </w:r>
+            <w:r>
+              <w:rPr>
+                <w:rFonts w:ascii="Times New Roman" w:hAnsi="Times New Roman"/>
+                <w:color w:val="000000" w:themeColor="text1"/>
+                <w:sz w:val="14"/>
+                <w:szCs w:val="14"/>
+              </w:rPr>
+              <w:t/>
+            </w:r>
+            <w:r>
+              <w:rPr>
+                <w:rFonts w:ascii="Times New Roman" w:hAnsi="Times New Roman"/>
+                <w:color w:val="000000" w:themeColor="text1"/>
+                <w:sz w:val="14"/>
+                <w:szCs w:val="14"/>
+              </w:rPr>
+              <w:t xml:space="preserve"/>
+            </w:r>
+          </w:p>
+        </w:tc>
+        <w:tc>
+          <w:tcPr>
             <w:tcW w:w="1444" w:type="dxa"/>
-            <w:gridSpan w:val="2"/>
-            <w:tcBorders>
-              <w:top w:val="single" w:sz="8" w:space="0" w:color="auto"/>
-              <w:left w:val="single" w:sz="8" w:space="0" w:color="auto"/>
-              <w:bottom w:val="single" w:sz="8" w:space="0" w:color="auto"/>
-              <w:right w:val="single" w:sz="8" w:space="0" w:color="auto"/>
-            </w:tcBorders>
-            <w:shd w:val="clear" w:color="auto" w:fill="FFFFFF" w:themeFill="background1"/>
-            <w:tcMar>
-              <w:left w:w="108" w:type="dxa"/>
-              <w:right w:w="108" w:type="dxa"/>
-            </w:tcMar>
-            <w:vAlign w:val="center"/>
-          </w:tcPr>
-          <w:p>
-            <w:pPr>
-              <w:jc w:val="center"/>
-              <w:rPr>
-                <w:rFonts w:ascii="Times New Roman" w:hAnsi="Times New Roman"/>
-                <w:color w:val="000000" w:themeColor="text1"/>
-                <w:sz w:val="14"/>
-                <w:szCs w:val="14"/>
-              </w:rPr>
-            </w:pPr>
-            <w:r>
-              <w:rPr>
-                <w:rFonts w:ascii="Times New Roman" w:hAnsi="Times New Roman"/>
-                <w:color w:val="000000" w:themeColor="text1"/>
-                <w:sz w:val="14"/>
-                <w:szCs w:val="14"/>
-              </w:rPr>
-              <w:t xml:space="preserve">{{ </w:t>
-            </w:r>
-            <w:proofErr w:type="spellStart"/>
-            <w:r>
-              <w:rPr>
-                <w:rFonts w:ascii="Times New Roman" w:hAnsi="Times New Roman"/>
-                <w:color w:val="000000" w:themeColor="text1"/>
-                <w:sz w:val="14"/>
-                <w:szCs w:val="14"/>
-              </w:rPr>
-              <w:t>obs_surf_dur</w:t>
-            </w:r>
-            <w:r>
-              <w:rPr>
-                <w:rFonts w:ascii="Times New Roman" w:hAnsi="Times New Roman"/>
-                <w:color w:val="000000" w:themeColor="text1"/>
-                <w:sz w:val="14"/>
-                <w:szCs w:val="14"/>
-              </w:rPr>
-              <w:t>_pro</w:t>
-            </w:r>
-            <w:proofErr w:type="spellEnd"/>
-            <w:r>
-              <w:rPr>
-                <w:rFonts w:ascii="Times New Roman" w:hAnsi="Times New Roman"/>
-                <w:color w:val="000000" w:themeColor="text1"/>
-                <w:sz w:val="14"/>
-                <w:szCs w:val="14"/>
-              </w:rPr>
-              <w:t xml:space="preserve"> }}</w:t>
-            </w:r>
-          </w:p>
-        </w:tc>
-        <w:tc>
-          <w:tcPr>
-            <w:tcW w:w="1413" w:type="dxa"/>
             <w:tcBorders>
               <w:top w:val="single" w:sz="8" w:space="0" w:color="auto"/>
               <w:left w:val="nil"/>
@@ -3298,107 +2857,85 @@
                 <w:sz w:val="14"/>
                 <w:szCs w:val="14"/>
               </w:rPr>
-              <w:t xml:space="preserve">{{ </w:t>
-            </w:r>
-            <w:proofErr w:type="spellStart"/>
-            <w:r>
-              <w:rPr>
-                <w:rFonts w:ascii="Times New Roman" w:hAnsi="Times New Roman"/>
-                <w:color w:val="000000" w:themeColor="text1"/>
-                <w:sz w:val="14"/>
-                <w:szCs w:val="14"/>
-              </w:rPr>
-              <w:t>etx_surf_dur</w:t>
-            </w:r>
-            <w:r>
-              <w:rPr>
-                <w:rFonts w:ascii="Times New Roman" w:hAnsi="Times New Roman"/>
-                <w:color w:val="000000" w:themeColor="text1"/>
-                <w:sz w:val="14"/>
-                <w:szCs w:val="14"/>
-              </w:rPr>
-              <w:t>_pro</w:t>
-            </w:r>
-            <w:proofErr w:type="spellEnd"/>
-            <w:r>
-              <w:rPr>
-                <w:rFonts w:ascii="Times New Roman" w:hAnsi="Times New Roman"/>
-                <w:color w:val="000000" w:themeColor="text1"/>
-                <w:sz w:val="14"/>
-                <w:szCs w:val="14"/>
-              </w:rPr>
-              <w:t xml:space="preserve"> }}</w:t>
-            </w:r>
-          </w:p>
-        </w:tc>
-        <w:tc>
-          <w:tcPr>
-            <w:tcW w:w="1353" w:type="dxa"/>
-            <w:tcBorders>
-              <w:top w:val="single" w:sz="8" w:space="0" w:color="auto"/>
-              <w:left w:val="single" w:sz="8" w:space="0" w:color="auto"/>
-              <w:bottom w:val="single" w:sz="8" w:space="0" w:color="auto"/>
-              <w:right w:val="single" w:sz="8" w:space="0" w:color="auto"/>
-            </w:tcBorders>
-            <w:shd w:val="clear" w:color="auto" w:fill="FFFFFF" w:themeFill="background1"/>
-            <w:tcMar>
-              <w:left w:w="108" w:type="dxa"/>
-              <w:right w:w="108" w:type="dxa"/>
-            </w:tcMar>
-            <w:vAlign w:val="center"/>
-          </w:tcPr>
-          <w:p>
-            <w:pPr>
-              <w:rPr>
-                <w:rFonts w:ascii="Times New Roman" w:hAnsi="Times New Roman"/>
-                <w:color w:val="000000" w:themeColor="text1"/>
-                <w:sz w:val="14"/>
-                <w:szCs w:val="14"/>
-              </w:rPr>
-            </w:pPr>
-            <w:r>
-              <w:rPr>
-                <w:rFonts w:ascii="Times New Roman" w:hAnsi="Times New Roman"/>
-                <w:color w:val="000000" w:themeColor="text1"/>
-                <w:sz w:val="14"/>
-                <w:szCs w:val="14"/>
-              </w:rPr>
-              <w:t xml:space="preserve">{{ </w:t>
-            </w:r>
-            <w:proofErr w:type="spellStart"/>
-            <w:r>
-              <w:rPr>
-                <w:rFonts w:ascii="Times New Roman" w:hAnsi="Times New Roman"/>
-                <w:color w:val="000000" w:themeColor="text1"/>
-                <w:sz w:val="14"/>
-                <w:szCs w:val="14"/>
-              </w:rPr>
-              <w:t>id_surf_dur</w:t>
-            </w:r>
-            <w:r>
-              <w:rPr>
-                <w:rFonts w:ascii="Times New Roman" w:hAnsi="Times New Roman"/>
-                <w:color w:val="000000" w:themeColor="text1"/>
-                <w:sz w:val="14"/>
-                <w:szCs w:val="14"/>
-              </w:rPr>
-              <w:t>_pro</w:t>
-            </w:r>
-            <w:proofErr w:type="spellEnd"/>
-            <w:r>
-              <w:rPr>
-                <w:rFonts w:ascii="Times New Roman" w:hAnsi="Times New Roman"/>
-                <w:color w:val="000000" w:themeColor="text1"/>
-                <w:sz w:val="14"/>
-                <w:szCs w:val="14"/>
-              </w:rPr>
-              <w:t xml:space="preserve"> }}</w:t>
-            </w:r>
-          </w:p>
-        </w:tc>
-        <w:tc>
-          <w:tcPr>
-            <w:tcW w:w="813" w:type="dxa"/>
+              <w:t w:space="preserve" xml:space="preserve">{{ pro_etx_surf_dur_pro }}</w:t>
+            </w:r>
+            <w:r>
+              <w:rPr>
+                <w:rFonts w:ascii="Times New Roman" w:hAnsi="Times New Roman"/>
+                <w:color w:val="000000" w:themeColor="text1"/>
+                <w:sz w:val="14"/>
+                <w:szCs w:val="14"/>
+              </w:rPr>
+              <w:t/>
+            </w:r>
+            <w:r>
+              <w:rPr>
+                <w:rFonts w:ascii="Times New Roman" w:hAnsi="Times New Roman"/>
+                <w:color w:val="000000" w:themeColor="text1"/>
+                <w:sz w:val="14"/>
+                <w:szCs w:val="14"/>
+              </w:rPr>
+              <w:t xml:space="preserve"/>
+            </w:r>
+          </w:p>
+        </w:tc>
+        <w:tc>
+          <w:tcPr>
+            <w:tcW w:w="1394" w:type="dxa"/>
+            <w:tcBorders>
+              <w:top w:val="single" w:sz="8" w:space="0" w:color="auto"/>
+              <w:left w:val="single" w:sz="8" w:space="0" w:color="auto"/>
+              <w:bottom w:val="single" w:sz="8" w:space="0" w:color="auto"/>
+              <w:right w:val="single" w:sz="8" w:space="0" w:color="auto"/>
+            </w:tcBorders>
+            <w:shd w:val="clear" w:color="auto" w:fill="FFFFFF" w:themeFill="background1"/>
+            <w:tcMar>
+              <w:left w:w="108" w:type="dxa"/>
+              <w:right w:w="108" w:type="dxa"/>
+            </w:tcMar>
+            <w:vAlign w:val="center"/>
+          </w:tcPr>
+          <w:p>
+            <w:pPr>
+              <w:rPr>
+                <w:rFonts w:ascii="Times New Roman" w:hAnsi="Times New Roman"/>
+                <w:color w:val="000000" w:themeColor="text1"/>
+                <w:sz w:val="14"/>
+                <w:szCs w:val="14"/>
+              </w:rPr>
+            </w:pPr>
+            <w:r>
+              <w:rPr>
+                <w:rFonts w:ascii="Times New Roman" w:hAnsi="Times New Roman"/>
+                <w:color w:val="000000" w:themeColor="text1"/>
+                <w:sz w:val="14"/>
+                <w:szCs w:val="14"/>
+              </w:rPr>
+              <w:t w:space="preserve" xml:space="preserve">{{ pro_id_surf_dur_pro }}</w:t>
+            </w:r>
+            <w:r>
+              <w:rPr>
+                <w:rFonts w:ascii="Times New Roman" w:hAnsi="Times New Roman"/>
+                <w:color w:val="000000" w:themeColor="text1"/>
+                <w:sz w:val="14"/>
+                <w:szCs w:val="14"/>
+              </w:rPr>
+              <w:t/>
+            </w:r>
+            <w:r>
+              <w:rPr>
+                <w:rFonts w:ascii="Times New Roman" w:hAnsi="Times New Roman"/>
+                <w:color w:val="000000" w:themeColor="text1"/>
+                <w:sz w:val="14"/>
+                <w:szCs w:val="14"/>
+              </w:rPr>
+              <w:t xml:space="preserve"/>
+            </w:r>
+          </w:p>
+        </w:tc>
+        <w:tc>
+          <w:tcPr>
+            <w:tcW w:w="507" w:type="dxa"/>
             <w:gridSpan w:val="2"/>
             <w:tcBorders>
               <w:top w:val="single" w:sz="8" w:space="0" w:color="auto"/>
@@ -3441,7 +2978,7 @@
         </w:trPr>
         <w:tc>
           <w:tcPr>
-            <w:tcW w:w="1271" w:type="dxa"/>
+            <w:tcW w:w="837" w:type="dxa"/>
             <w:tcBorders>
               <w:top w:val="single" w:sz="8" w:space="0" w:color="auto"/>
               <w:left w:val="single" w:sz="8" w:space="0" w:color="auto"/>
@@ -3472,7 +3009,7 @@
         </w:tc>
         <w:tc>
           <w:tcPr>
-            <w:tcW w:w="767" w:type="dxa"/>
+            <w:tcW w:w="698" w:type="dxa"/>
             <w:gridSpan w:val="2"/>
             <w:tcBorders>
               <w:top w:val="single" w:sz="8" w:space="0" w:color="auto"/>
@@ -3504,7 +3041,7 @@
         </w:tc>
         <w:tc>
           <w:tcPr>
-            <w:tcW w:w="1129" w:type="dxa"/>
+            <w:tcW w:w="1206" w:type="dxa"/>
             <w:tcBorders>
               <w:top w:val="single" w:sz="8" w:space="0" w:color="auto"/>
               <w:left w:val="nil"/>
@@ -3535,42 +3072,22 @@
                 <w:sz w:val="14"/>
                 <w:szCs w:val="14"/>
               </w:rPr>
-              <w:t xml:space="preserve"> </w:t>
-            </w:r>
-            <w:r>
-              <w:rPr>
-                <w:rFonts w:ascii="Times New Roman" w:hAnsi="Times New Roman"/>
-                <w:color w:val="000000" w:themeColor="text1"/>
-                <w:sz w:val="14"/>
-                <w:szCs w:val="14"/>
-              </w:rPr>
-              <w:t xml:space="preserve">{{ </w:t>
-            </w:r>
-            <w:proofErr w:type="spellStart"/>
-            <w:r>
-              <w:rPr>
-                <w:rFonts w:ascii="Times New Roman" w:hAnsi="Times New Roman"/>
-                <w:color w:val="000000" w:themeColor="text1"/>
-                <w:sz w:val="14"/>
-                <w:szCs w:val="14"/>
-              </w:rPr>
-              <w:t>after_test</w:t>
-            </w:r>
-            <w:proofErr w:type="spellEnd"/>
-            <w:r>
-              <w:rPr>
-                <w:rFonts w:ascii="Times New Roman" w:hAnsi="Times New Roman"/>
-                <w:color w:val="000000" w:themeColor="text1"/>
-                <w:sz w:val="14"/>
-                <w:szCs w:val="14"/>
-              </w:rPr>
-              <w:t xml:space="preserve"> }}</w:t>
-            </w:r>
-          </w:p>
-        </w:tc>
-        <w:tc>
-          <w:tcPr>
-            <w:tcW w:w="1040" w:type="dxa"/>
+              <w:t xml:space="preserve" w:space="preserve"> {{ pro_after_test }}</w:t>
+            </w:r>
+            <w:r>
+              <w:rPr>
+                <w:rFonts w:ascii="Times New Roman" w:hAnsi="Times New Roman"/>
+                <w:color w:val="000000" w:themeColor="text1"/>
+                <w:sz w:val="14"/>
+                <w:szCs w:val="14"/>
+              </w:rPr>
+              <w:t/>
+            </w:r>
+          </w:p>
+        </w:tc>
+        <w:tc>
+          <w:tcPr>
+            <w:tcW w:w="1168" w:type="dxa"/>
             <w:gridSpan w:val="2"/>
             <w:tcBorders>
               <w:top w:val="single" w:sz="8" w:space="0" w:color="auto"/>
@@ -3602,42 +3119,22 @@
                 <w:sz w:val="14"/>
                 <w:szCs w:val="14"/>
               </w:rPr>
-              <w:t xml:space="preserve">{{ </w:t>
-            </w:r>
-            <w:proofErr w:type="spellStart"/>
-            <w:r>
-              <w:rPr>
-                <w:rFonts w:ascii="Times New Roman" w:hAnsi="Times New Roman"/>
-                <w:color w:val="000000" w:themeColor="text1"/>
-                <w:sz w:val="14"/>
-                <w:szCs w:val="14"/>
-              </w:rPr>
-              <w:t>analyst_initial</w:t>
-            </w:r>
-            <w:proofErr w:type="spellEnd"/>
-            <w:r>
-              <w:rPr>
-                <w:rFonts w:ascii="Times New Roman" w:hAnsi="Times New Roman"/>
-                <w:color w:val="000000" w:themeColor="text1"/>
-                <w:sz w:val="14"/>
-                <w:szCs w:val="14"/>
-              </w:rPr>
-              <w:t xml:space="preserve"> }}</w:t>
-            </w:r>
-            <w:r>
-              <w:rPr>
-                <w:rFonts w:ascii="Times New Roman" w:hAnsi="Times New Roman"/>
-                <w:color w:val="000000" w:themeColor="text1"/>
-                <w:sz w:val="14"/>
-                <w:szCs w:val="14"/>
-              </w:rPr>
-              <w:t xml:space="preserve"> </w:t>
-            </w:r>
-          </w:p>
-        </w:tc>
-        <w:tc>
-          <w:tcPr>
-            <w:tcW w:w="670" w:type="dxa"/>
+              <w:t w:space="preserve" xml:space="preserve">{{ pro_analyst_initial }} </w:t>
+            </w:r>
+            <w:r>
+              <w:rPr>
+                <w:rFonts w:ascii="Times New Roman" w:hAnsi="Times New Roman"/>
+                <w:color w:val="000000" w:themeColor="text1"/>
+                <w:sz w:val="14"/>
+                <w:szCs w:val="14"/>
+              </w:rPr>
+              <w:t xml:space="preserve"/>
+            </w:r>
+          </w:p>
+        </w:tc>
+        <w:tc>
+          <w:tcPr>
+            <w:tcW w:w="581" w:type="dxa"/>
             <w:tcBorders>
               <w:top w:val="single" w:sz="8" w:space="0" w:color="auto"/>
               <w:left w:val="nil"/>
@@ -3668,83 +3165,81 @@
         </w:tc>
         <w:tc>
           <w:tcPr>
+            <w:tcW w:w="1505" w:type="dxa"/>
+            <w:gridSpan w:val="2"/>
+            <w:tcBorders>
+              <w:top w:val="single" w:sz="8" w:space="0" w:color="auto"/>
+              <w:left w:val="single" w:sz="8" w:space="0" w:color="auto"/>
+              <w:bottom w:val="single" w:sz="8" w:space="0" w:color="auto"/>
+              <w:right w:val="single" w:sz="8" w:space="0" w:color="auto"/>
+            </w:tcBorders>
+            <w:shd w:val="clear" w:color="auto" w:fill="FFFFFF" w:themeFill="background1"/>
+            <w:tcMar>
+              <w:left w:w="108" w:type="dxa"/>
+              <w:right w:w="108" w:type="dxa"/>
+            </w:tcMar>
+            <w:vAlign w:val="center"/>
+          </w:tcPr>
+          <w:p>
+            <w:pPr>
+              <w:jc w:val="center"/>
+              <w:rPr>
+                <w:rFonts w:ascii="Times New Roman" w:hAnsi="Times New Roman"/>
+                <w:color w:val="000000" w:themeColor="text1"/>
+                <w:sz w:val="14"/>
+                <w:szCs w:val="14"/>
+              </w:rPr>
+            </w:pPr>
+            <w:r>
+              <w:rPr>
+                <w:rFonts w:ascii="Times New Roman" w:hAnsi="Times New Roman"/>
+                <w:color w:val="000000" w:themeColor="text1"/>
+                <w:sz w:val="14"/>
+                <w:szCs w:val="14"/>
+              </w:rPr>
+              <w:t xml:space="preserve" w:space="preserve">{{ pro_af_obs_surf_dur_pro }}</w:t>
+            </w:r>
+            <w:r>
+              <w:rPr>
+                <w:rFonts w:ascii="Times New Roman" w:hAnsi="Times New Roman"/>
+                <w:color w:val="000000" w:themeColor="text1"/>
+                <w:sz w:val="14"/>
+                <w:szCs w:val="14"/>
+              </w:rPr>
+              <w:t/>
+            </w:r>
+            <w:r>
+              <w:rPr>
+                <w:rFonts w:ascii="Times New Roman" w:hAnsi="Times New Roman"/>
+                <w:color w:val="000000" w:themeColor="text1"/>
+                <w:sz w:val="14"/>
+                <w:szCs w:val="14"/>
+              </w:rPr>
+              <w:t/>
+            </w:r>
+            <w:r>
+              <w:rPr>
+                <w:rFonts w:ascii="Times New Roman" w:hAnsi="Times New Roman"/>
+                <w:color w:val="000000" w:themeColor="text1"/>
+                <w:sz w:val="14"/>
+                <w:szCs w:val="14"/>
+              </w:rPr>
+              <w:t/>
+            </w:r>
+            <w:r>
+              <w:rPr>
+                <w:rFonts w:ascii="Times New Roman" w:hAnsi="Times New Roman"/>
+                <w:color w:val="000000" w:themeColor="text1"/>
+                <w:sz w:val="14"/>
+                <w:szCs w:val="14"/>
+              </w:rPr>
+              <w:t xml:space="preserve"/>
+            </w:r>
+          </w:p>
+        </w:tc>
+        <w:tc>
+          <w:tcPr>
             <w:tcW w:w="1444" w:type="dxa"/>
-            <w:gridSpan w:val="2"/>
-            <w:tcBorders>
-              <w:top w:val="single" w:sz="8" w:space="0" w:color="auto"/>
-              <w:left w:val="single" w:sz="8" w:space="0" w:color="auto"/>
-              <w:bottom w:val="single" w:sz="8" w:space="0" w:color="auto"/>
-              <w:right w:val="single" w:sz="8" w:space="0" w:color="auto"/>
-            </w:tcBorders>
-            <w:shd w:val="clear" w:color="auto" w:fill="FFFFFF" w:themeFill="background1"/>
-            <w:tcMar>
-              <w:left w:w="108" w:type="dxa"/>
-              <w:right w:w="108" w:type="dxa"/>
-            </w:tcMar>
-            <w:vAlign w:val="center"/>
-          </w:tcPr>
-          <w:p>
-            <w:pPr>
-              <w:jc w:val="center"/>
-              <w:rPr>
-                <w:rFonts w:ascii="Times New Roman" w:hAnsi="Times New Roman"/>
-                <w:color w:val="000000" w:themeColor="text1"/>
-                <w:sz w:val="14"/>
-                <w:szCs w:val="14"/>
-              </w:rPr>
-            </w:pPr>
-            <w:r>
-              <w:rPr>
-                <w:rFonts w:ascii="Times New Roman" w:hAnsi="Times New Roman"/>
-                <w:color w:val="000000" w:themeColor="text1"/>
-                <w:sz w:val="14"/>
-                <w:szCs w:val="14"/>
-              </w:rPr>
-              <w:t xml:space="preserve">{{ </w:t>
-            </w:r>
-            <w:proofErr w:type="spellStart"/>
-            <w:r>
-              <w:rPr>
-                <w:rFonts w:ascii="Times New Roman" w:hAnsi="Times New Roman"/>
-                <w:color w:val="000000" w:themeColor="text1"/>
-                <w:sz w:val="14"/>
-                <w:szCs w:val="14"/>
-              </w:rPr>
-              <w:t>af_</w:t>
-            </w:r>
-            <w:r>
-              <w:rPr>
-                <w:rFonts w:ascii="Times New Roman" w:hAnsi="Times New Roman"/>
-                <w:color w:val="000000" w:themeColor="text1"/>
-                <w:sz w:val="14"/>
-                <w:szCs w:val="14"/>
-              </w:rPr>
-              <w:t>obs_surf_dur</w:t>
-            </w:r>
-            <w:r>
-              <w:rPr>
-                <w:rFonts w:ascii="Times New Roman" w:hAnsi="Times New Roman"/>
-                <w:color w:val="000000" w:themeColor="text1"/>
-                <w:sz w:val="14"/>
-                <w:szCs w:val="14"/>
-              </w:rPr>
-              <w:t>_pro</w:t>
-            </w:r>
-            <w:proofErr w:type="spellEnd"/>
-            <w:r>
-              <w:rPr>
-                <w:rFonts w:ascii="Times New Roman" w:hAnsi="Times New Roman"/>
-                <w:color w:val="000000" w:themeColor="text1"/>
-                <w:sz w:val="14"/>
-                <w:szCs w:val="14"/>
-              </w:rPr>
-              <w:t xml:space="preserve"> }}</w:t>
-            </w:r>
-          </w:p>
-        </w:tc>
-        <w:tc>
-          <w:tcPr>
-            <w:tcW w:w="1413" w:type="dxa"/>
             <w:tcBorders>
               <w:top w:val="single" w:sz="8" w:space="0" w:color="auto"/>
               <w:left w:val="nil"/>
@@ -3766,117 +3261,113 @@
                 <w:sz w:val="14"/>
                 <w:szCs w:val="14"/>
               </w:rPr>
-              <w:t xml:space="preserve">{{ </w:t>
-            </w:r>
-            <w:proofErr w:type="spellStart"/>
-            <w:r>
-              <w:rPr>
-                <w:rFonts w:ascii="Times New Roman" w:hAnsi="Times New Roman"/>
-                <w:color w:val="000000" w:themeColor="text1"/>
-                <w:sz w:val="14"/>
-                <w:szCs w:val="14"/>
-              </w:rPr>
-              <w:t>af_</w:t>
-            </w:r>
-            <w:r>
-              <w:rPr>
-                <w:rFonts w:ascii="Times New Roman" w:hAnsi="Times New Roman"/>
-                <w:color w:val="000000" w:themeColor="text1"/>
-                <w:sz w:val="14"/>
-                <w:szCs w:val="14"/>
-              </w:rPr>
-              <w:t>etx_surf_dur</w:t>
-            </w:r>
-            <w:r>
-              <w:rPr>
-                <w:rFonts w:ascii="Times New Roman" w:hAnsi="Times New Roman"/>
-                <w:color w:val="000000" w:themeColor="text1"/>
-                <w:sz w:val="14"/>
-                <w:szCs w:val="14"/>
-              </w:rPr>
-              <w:t>_pro</w:t>
-            </w:r>
-            <w:proofErr w:type="spellEnd"/>
-            <w:r>
-              <w:rPr>
-                <w:rFonts w:ascii="Times New Roman" w:hAnsi="Times New Roman"/>
-                <w:color w:val="000000" w:themeColor="text1"/>
-                <w:sz w:val="14"/>
-                <w:szCs w:val="14"/>
-              </w:rPr>
-              <w:t xml:space="preserve"> }}</w:t>
-            </w:r>
-          </w:p>
-        </w:tc>
-        <w:tc>
-          <w:tcPr>
-            <w:tcW w:w="1353" w:type="dxa"/>
-            <w:tcBorders>
-              <w:top w:val="single" w:sz="8" w:space="0" w:color="auto"/>
-              <w:left w:val="single" w:sz="8" w:space="0" w:color="auto"/>
-              <w:bottom w:val="single" w:sz="8" w:space="0" w:color="auto"/>
-              <w:right w:val="single" w:sz="8" w:space="0" w:color="auto"/>
-            </w:tcBorders>
-            <w:shd w:val="clear" w:color="auto" w:fill="FFFFFF" w:themeFill="background1"/>
-            <w:tcMar>
-              <w:left w:w="108" w:type="dxa"/>
-              <w:right w:w="108" w:type="dxa"/>
-            </w:tcMar>
-            <w:vAlign w:val="center"/>
-          </w:tcPr>
-          <w:p>
-            <w:r>
-              <w:rPr>
-                <w:rFonts w:ascii="Times New Roman" w:hAnsi="Times New Roman"/>
-                <w:color w:val="000000" w:themeColor="text1"/>
-                <w:sz w:val="14"/>
-                <w:szCs w:val="14"/>
-              </w:rPr>
-              <w:t xml:space="preserve">{{ </w:t>
-            </w:r>
-            <w:proofErr w:type="spellStart"/>
-            <w:r>
-              <w:rPr>
-                <w:rFonts w:ascii="Times New Roman" w:hAnsi="Times New Roman"/>
-                <w:color w:val="000000" w:themeColor="text1"/>
-                <w:sz w:val="14"/>
-                <w:szCs w:val="14"/>
-              </w:rPr>
-              <w:t>af_</w:t>
-            </w:r>
-            <w:r>
-              <w:rPr>
-                <w:rFonts w:ascii="Times New Roman" w:hAnsi="Times New Roman"/>
-                <w:color w:val="000000" w:themeColor="text1"/>
-                <w:sz w:val="14"/>
-                <w:szCs w:val="14"/>
-              </w:rPr>
-              <w:t>id_surf_dur</w:t>
-            </w:r>
-            <w:r>
-              <w:rPr>
-                <w:rFonts w:ascii="Times New Roman" w:hAnsi="Times New Roman"/>
-                <w:color w:val="000000" w:themeColor="text1"/>
-                <w:sz w:val="14"/>
-                <w:szCs w:val="14"/>
-              </w:rPr>
-              <w:t>_pro</w:t>
-            </w:r>
-            <w:proofErr w:type="spellEnd"/>
-            <w:r>
-              <w:rPr>
-                <w:rFonts w:ascii="Times New Roman" w:hAnsi="Times New Roman"/>
-                <w:color w:val="000000" w:themeColor="text1"/>
-                <w:sz w:val="14"/>
-                <w:szCs w:val="14"/>
-              </w:rPr>
-              <w:t xml:space="preserve"> }}</w:t>
-            </w:r>
-          </w:p>
-        </w:tc>
-        <w:tc>
-          <w:tcPr>
-            <w:tcW w:w="813" w:type="dxa"/>
+              <w:t xml:space="preserve" w:space="preserve">{{ pro_af_etx_surf_dur_pro }}</w:t>
+            </w:r>
+            <w:r>
+              <w:rPr>
+                <w:rFonts w:ascii="Times New Roman" w:hAnsi="Times New Roman"/>
+                <w:color w:val="000000" w:themeColor="text1"/>
+                <w:sz w:val="14"/>
+                <w:szCs w:val="14"/>
+              </w:rPr>
+              <w:t/>
+            </w:r>
+            <w:r>
+              <w:rPr>
+                <w:rFonts w:ascii="Times New Roman" w:hAnsi="Times New Roman"/>
+                <w:color w:val="000000" w:themeColor="text1"/>
+                <w:sz w:val="14"/>
+                <w:szCs w:val="14"/>
+              </w:rPr>
+              <w:t/>
+            </w:r>
+            <w:r>
+              <w:rPr>
+                <w:rFonts w:ascii="Times New Roman" w:hAnsi="Times New Roman"/>
+                <w:color w:val="000000" w:themeColor="text1"/>
+                <w:sz w:val="14"/>
+                <w:szCs w:val="14"/>
+              </w:rPr>
+              <w:t/>
+            </w:r>
+            <w:r>
+              <w:rPr>
+                <w:rFonts w:ascii="Times New Roman" w:hAnsi="Times New Roman"/>
+                <w:color w:val="000000" w:themeColor="text1"/>
+                <w:sz w:val="14"/>
+                <w:szCs w:val="14"/>
+              </w:rPr>
+              <w:t xml:space="preserve"/>
+            </w:r>
+          </w:p>
+        </w:tc>
+        <w:tc>
+          <w:tcPr>
+            <w:tcW w:w="1394" w:type="dxa"/>
+            <w:tcBorders>
+              <w:top w:val="single" w:sz="8" w:space="0" w:color="auto"/>
+              <w:left w:val="single" w:sz="8" w:space="0" w:color="auto"/>
+              <w:bottom w:val="single" w:sz="8" w:space="0" w:color="auto"/>
+              <w:right w:val="single" w:sz="8" w:space="0" w:color="auto"/>
+            </w:tcBorders>
+            <w:shd w:val="clear" w:color="auto" w:fill="FFFFFF" w:themeFill="background1"/>
+            <w:tcMar>
+              <w:left w:w="108" w:type="dxa"/>
+              <w:right w:w="108" w:type="dxa"/>
+            </w:tcMar>
+            <w:vAlign w:val="center"/>
+          </w:tcPr>
+          <w:p>
+            <w:r>
+              <w:rPr>
+                <w:rFonts w:ascii="Times New Roman" w:hAnsi="Times New Roman"/>
+                <w:color w:val="000000" w:themeColor="text1"/>
+                <w:sz w:val="14"/>
+                <w:szCs w:val="14"/>
+              </w:rPr>
+              <w:t xml:space="preserve" w:space="preserve">{{ pro_af_id_surf_dur_pro }}</w:t>
+            </w:r>
+            <w:r>
+              <w:rPr>
+                <w:rFonts w:ascii="Times New Roman" w:hAnsi="Times New Roman"/>
+                <w:color w:val="000000" w:themeColor="text1"/>
+                <w:sz w:val="14"/>
+                <w:szCs w:val="14"/>
+              </w:rPr>
+              <w:t/>
+            </w:r>
+            <w:r>
+              <w:rPr>
+                <w:rFonts w:ascii="Times New Roman" w:hAnsi="Times New Roman"/>
+                <w:color w:val="000000" w:themeColor="text1"/>
+                <w:sz w:val="14"/>
+                <w:szCs w:val="14"/>
+              </w:rPr>
+              <w:t/>
+            </w:r>
+            <w:r>
+              <w:rPr>
+                <w:rFonts w:ascii="Times New Roman" w:hAnsi="Times New Roman"/>
+                <w:color w:val="000000" w:themeColor="text1"/>
+                <w:sz w:val="14"/>
+                <w:szCs w:val="14"/>
+              </w:rPr>
+              <w:t/>
+            </w:r>
+            <w:r>
+              <w:rPr>
+                <w:rFonts w:ascii="Times New Roman" w:hAnsi="Times New Roman"/>
+                <w:color w:val="000000" w:themeColor="text1"/>
+                <w:sz w:val="14"/>
+                <w:szCs w:val="14"/>
+              </w:rPr>
+              <w:t xml:space="preserve"/>
+            </w:r>
+          </w:p>
+        </w:tc>
+        <w:tc>
+          <w:tcPr>
+            <w:tcW w:w="507" w:type="dxa"/>
             <w:gridSpan w:val="2"/>
             <w:tcBorders>
               <w:top w:val="single" w:sz="8" w:space="0" w:color="auto"/>
@@ -3919,7 +3410,7 @@
         </w:trPr>
         <w:tc>
           <w:tcPr>
-            <w:tcW w:w="1271" w:type="dxa"/>
+            <w:tcW w:w="837" w:type="dxa"/>
             <w:tcBorders>
               <w:top w:val="single" w:sz="8" w:space="0" w:color="auto"/>
               <w:left w:val="single" w:sz="8" w:space="0" w:color="auto"/>
@@ -3950,7 +3441,7 @@
         </w:tc>
         <w:tc>
           <w:tcPr>
-            <w:tcW w:w="767" w:type="dxa"/>
+            <w:tcW w:w="698" w:type="dxa"/>
             <w:gridSpan w:val="2"/>
             <w:tcBorders>
               <w:top w:val="single" w:sz="8" w:space="0" w:color="auto"/>
@@ -3982,7 +3473,7 @@
         </w:tc>
         <w:tc>
           <w:tcPr>
-            <w:tcW w:w="1129" w:type="dxa"/>
+            <w:tcW w:w="1206" w:type="dxa"/>
             <w:tcBorders>
               <w:top w:val="single" w:sz="8" w:space="0" w:color="auto"/>
               <w:left w:val="nil"/>
@@ -4013,33 +3504,13 @@
                 <w:sz w:val="14"/>
                 <w:szCs w:val="14"/>
               </w:rPr>
-              <w:t xml:space="preserve">{{ </w:t>
-            </w:r>
-            <w:proofErr w:type="spellStart"/>
-            <w:r>
-              <w:rPr>
-                <w:rFonts w:ascii="Times New Roman" w:hAnsi="Times New Roman"/>
-                <w:color w:val="000000" w:themeColor="text1"/>
-                <w:sz w:val="14"/>
-                <w:szCs w:val="14"/>
-              </w:rPr>
-              <w:t>before_test</w:t>
-            </w:r>
-            <w:proofErr w:type="spellEnd"/>
-            <w:r>
-              <w:rPr>
-                <w:rFonts w:ascii="Times New Roman" w:hAnsi="Times New Roman"/>
-                <w:color w:val="000000" w:themeColor="text1"/>
-                <w:sz w:val="14"/>
-                <w:szCs w:val="14"/>
-              </w:rPr>
-              <w:t xml:space="preserve"> }}</w:t>
-            </w:r>
-          </w:p>
-        </w:tc>
-        <w:tc>
-          <w:tcPr>
-            <w:tcW w:w="1040" w:type="dxa"/>
+              <w:t w:space="preserve" xml:space="preserve">{{ pro_before_test }}</w:t>
+            </w:r>
+          </w:p>
+        </w:tc>
+        <w:tc>
+          <w:tcPr>
+            <w:tcW w:w="1168" w:type="dxa"/>
             <w:gridSpan w:val="2"/>
             <w:tcBorders>
               <w:top w:val="single" w:sz="8" w:space="0" w:color="auto"/>
@@ -4071,33 +3542,13 @@
                 <w:sz w:val="14"/>
                 <w:szCs w:val="14"/>
               </w:rPr>
-              <w:t xml:space="preserve">{{ </w:t>
-            </w:r>
-            <w:proofErr w:type="spellStart"/>
-            <w:r>
-              <w:rPr>
-                <w:rFonts w:ascii="Times New Roman" w:hAnsi="Times New Roman"/>
-                <w:color w:val="000000" w:themeColor="text1"/>
-                <w:sz w:val="14"/>
-                <w:szCs w:val="14"/>
-              </w:rPr>
-              <w:t>analyst_initial</w:t>
-            </w:r>
-            <w:proofErr w:type="spellEnd"/>
-            <w:r>
-              <w:rPr>
-                <w:rFonts w:ascii="Times New Roman" w:hAnsi="Times New Roman"/>
-                <w:color w:val="000000" w:themeColor="text1"/>
-                <w:sz w:val="14"/>
-                <w:szCs w:val="14"/>
-              </w:rPr>
-              <w:t xml:space="preserve"> }}</w:t>
-            </w:r>
-          </w:p>
-        </w:tc>
-        <w:tc>
-          <w:tcPr>
-            <w:tcW w:w="670" w:type="dxa"/>
+              <w:t w:space="preserve" xml:space="preserve">{{ pro_analyst_initial }}</w:t>
+            </w:r>
+          </w:p>
+        </w:tc>
+        <w:tc>
+          <w:tcPr>
+            <w:tcW w:w="581" w:type="dxa"/>
             <w:tcBorders>
               <w:top w:val="single" w:sz="8" w:space="0" w:color="auto"/>
               <w:left w:val="nil"/>
@@ -4128,41 +3579,105 @@
         </w:tc>
         <w:tc>
           <w:tcPr>
+            <w:tcW w:w="1505" w:type="dxa"/>
+            <w:gridSpan w:val="2"/>
+            <w:tcBorders>
+              <w:top w:val="single" w:sz="8" w:space="0" w:color="auto"/>
+              <w:left w:val="single" w:sz="8" w:space="0" w:color="auto"/>
+              <w:bottom w:val="single" w:sz="8" w:space="0" w:color="auto"/>
+              <w:right w:val="single" w:sz="8" w:space="0" w:color="auto"/>
+            </w:tcBorders>
+            <w:shd w:val="clear" w:color="auto" w:fill="FFFFFF" w:themeFill="background1"/>
+            <w:tcMar>
+              <w:left w:w="108" w:type="dxa"/>
+              <w:right w:w="108" w:type="dxa"/>
+            </w:tcMar>
+            <w:vAlign w:val="center"/>
+          </w:tcPr>
+          <w:p>
+            <w:pPr>
+              <w:jc w:val="center"/>
+              <w:rPr>
+                <w:rFonts w:ascii="Times New Roman" w:hAnsi="Times New Roman"/>
+                <w:color w:val="000000" w:themeColor="text1"/>
+                <w:sz w:val="14"/>
+                <w:szCs w:val="14"/>
+              </w:rPr>
+            </w:pPr>
+            <w:r>
+              <w:rPr>
+                <w:rFonts w:ascii="Times New Roman" w:hAnsi="Times New Roman"/>
+                <w:color w:val="000000" w:themeColor="text1"/>
+                <w:sz w:val="14"/>
+                <w:szCs w:val="14"/>
+              </w:rPr>
+              <w:t xml:space="preserve" w:space="preserve">{{ pro_be_obs_sett_dur_pro }}</w:t>
+            </w:r>
+            <w:r>
+              <w:rPr>
+                <w:rFonts w:ascii="Times New Roman" w:hAnsi="Times New Roman" w:hint="eastAsia"/>
+                <w:color w:val="000000" w:themeColor="text1"/>
+                <w:sz w:val="14"/>
+                <w:szCs w:val="14"/>
+                <w:lang w:eastAsia="zh-CN"/>
+              </w:rPr>
+              <w:t/>
+            </w:r>
+            <w:r>
+              <w:rPr>
+                <w:rFonts w:ascii="Times New Roman" w:hAnsi="Times New Roman"/>
+                <w:color w:val="000000" w:themeColor="text1"/>
+                <w:sz w:val="14"/>
+                <w:szCs w:val="14"/>
+              </w:rPr>
+              <w:t/>
+            </w:r>
+            <w:r>
+              <w:rPr>
+                <w:rFonts w:ascii="Times New Roman" w:hAnsi="Times New Roman"/>
+                <w:color w:val="000000" w:themeColor="text1"/>
+                <w:sz w:val="14"/>
+                <w:szCs w:val="14"/>
+              </w:rPr>
+              <w:t/>
+            </w:r>
+            <w:r>
+              <w:rPr>
+                <w:rFonts w:ascii="Times New Roman" w:hAnsi="Times New Roman"/>
+                <w:color w:val="000000" w:themeColor="text1"/>
+                <w:sz w:val="14"/>
+                <w:szCs w:val="14"/>
+              </w:rPr>
+              <w:t xml:space="preserve"/>
+            </w:r>
+          </w:p>
+        </w:tc>
+        <w:tc>
+          <w:tcPr>
             <w:tcW w:w="1444" w:type="dxa"/>
-            <w:gridSpan w:val="2"/>
-            <w:tcBorders>
-              <w:top w:val="single" w:sz="8" w:space="0" w:color="auto"/>
-              <w:left w:val="single" w:sz="8" w:space="0" w:color="auto"/>
-              <w:bottom w:val="single" w:sz="8" w:space="0" w:color="auto"/>
-              <w:right w:val="single" w:sz="8" w:space="0" w:color="auto"/>
-            </w:tcBorders>
-            <w:shd w:val="clear" w:color="auto" w:fill="FFFFFF" w:themeFill="background1"/>
-            <w:tcMar>
-              <w:left w:w="108" w:type="dxa"/>
-              <w:right w:w="108" w:type="dxa"/>
-            </w:tcMar>
-            <w:vAlign w:val="center"/>
-          </w:tcPr>
-          <w:p>
-            <w:pPr>
-              <w:jc w:val="center"/>
-              <w:rPr>
-                <w:rFonts w:ascii="Times New Roman" w:hAnsi="Times New Roman"/>
-                <w:color w:val="000000" w:themeColor="text1"/>
-                <w:sz w:val="14"/>
-                <w:szCs w:val="14"/>
-              </w:rPr>
-            </w:pPr>
-            <w:r>
-              <w:rPr>
-                <w:rFonts w:ascii="Times New Roman" w:hAnsi="Times New Roman"/>
-                <w:color w:val="000000" w:themeColor="text1"/>
-                <w:sz w:val="14"/>
-                <w:szCs w:val="14"/>
-              </w:rPr>
-              <w:t xml:space="preserve">{{ </w:t>
-            </w:r>
-            <w:proofErr w:type="spellStart"/>
+            <w:tcBorders>
+              <w:top w:val="single" w:sz="8" w:space="0" w:color="auto"/>
+              <w:left w:val="nil"/>
+              <w:bottom w:val="single" w:sz="8" w:space="0" w:color="auto"/>
+              <w:right w:val="single" w:sz="8" w:space="0" w:color="auto"/>
+            </w:tcBorders>
+            <w:shd w:val="clear" w:color="auto" w:fill="FFFFFF" w:themeFill="background1"/>
+            <w:tcMar>
+              <w:left w:w="108" w:type="dxa"/>
+              <w:right w:w="108" w:type="dxa"/>
+            </w:tcMar>
+            <w:vAlign w:val="center"/>
+          </w:tcPr>
+          <w:p>
+            <w:r>
+              <w:rPr>
+                <w:rFonts w:ascii="Times New Roman" w:hAnsi="Times New Roman"/>
+                <w:color w:val="000000" w:themeColor="text1"/>
+                <w:sz w:val="14"/>
+                <w:szCs w:val="14"/>
+              </w:rPr>
+              <w:t xml:space="preserve" w:space="preserve">{{ pro_be_etx_sett_dur_pro }}</w:t>
+            </w:r>
             <w:r>
               <w:rPr>
                 <w:rFonts w:ascii="Times New Roman" w:hAnsi="Times New Roman" w:hint="eastAsia"/>
@@ -4171,65 +3686,63 @@
                 <w:szCs w:val="14"/>
                 <w:lang w:eastAsia="zh-CN"/>
               </w:rPr>
-              <w:t>be_</w:t>
-            </w:r>
-            <w:r>
-              <w:rPr>
-                <w:rFonts w:ascii="Times New Roman" w:hAnsi="Times New Roman"/>
-                <w:color w:val="000000" w:themeColor="text1"/>
-                <w:sz w:val="14"/>
-                <w:szCs w:val="14"/>
-              </w:rPr>
-              <w:t>obs_sett_dur</w:t>
-            </w:r>
-            <w:r>
-              <w:rPr>
-                <w:rFonts w:ascii="Times New Roman" w:hAnsi="Times New Roman"/>
-                <w:color w:val="000000" w:themeColor="text1"/>
-                <w:sz w:val="14"/>
-                <w:szCs w:val="14"/>
-              </w:rPr>
-              <w:t>_pro</w:t>
-            </w:r>
-            <w:proofErr w:type="spellEnd"/>
-            <w:r>
-              <w:rPr>
-                <w:rFonts w:ascii="Times New Roman" w:hAnsi="Times New Roman"/>
-                <w:color w:val="000000" w:themeColor="text1"/>
-                <w:sz w:val="14"/>
-                <w:szCs w:val="14"/>
-              </w:rPr>
-              <w:t xml:space="preserve"> }}</w:t>
-            </w:r>
-          </w:p>
-        </w:tc>
-        <w:tc>
-          <w:tcPr>
-            <w:tcW w:w="1413" w:type="dxa"/>
-            <w:tcBorders>
-              <w:top w:val="single" w:sz="8" w:space="0" w:color="auto"/>
-              <w:left w:val="nil"/>
-              <w:bottom w:val="single" w:sz="8" w:space="0" w:color="auto"/>
-              <w:right w:val="single" w:sz="8" w:space="0" w:color="auto"/>
-            </w:tcBorders>
-            <w:shd w:val="clear" w:color="auto" w:fill="FFFFFF" w:themeFill="background1"/>
-            <w:tcMar>
-              <w:left w:w="108" w:type="dxa"/>
-              <w:right w:w="108" w:type="dxa"/>
-            </w:tcMar>
-            <w:vAlign w:val="center"/>
-          </w:tcPr>
-          <w:p>
-            <w:r>
-              <w:rPr>
-                <w:rFonts w:ascii="Times New Roman" w:hAnsi="Times New Roman"/>
-                <w:color w:val="000000" w:themeColor="text1"/>
-                <w:sz w:val="14"/>
-                <w:szCs w:val="14"/>
-              </w:rPr>
-              <w:t xml:space="preserve">{{ </w:t>
-            </w:r>
-            <w:proofErr w:type="spellStart"/>
+              <w:t/>
+            </w:r>
+            <w:r>
+              <w:rPr>
+                <w:rFonts w:ascii="Times New Roman" w:hAnsi="Times New Roman"/>
+                <w:color w:val="000000" w:themeColor="text1"/>
+                <w:sz w:val="14"/>
+                <w:szCs w:val="14"/>
+              </w:rPr>
+              <w:t/>
+            </w:r>
+            <w:r>
+              <w:rPr>
+                <w:rFonts w:ascii="Times New Roman" w:hAnsi="Times New Roman"/>
+                <w:color w:val="000000" w:themeColor="text1"/>
+                <w:sz w:val="14"/>
+                <w:szCs w:val="14"/>
+              </w:rPr>
+              <w:t/>
+            </w:r>
+            <w:r>
+              <w:rPr>
+                <w:rFonts w:ascii="Times New Roman" w:hAnsi="Times New Roman"/>
+                <w:color w:val="000000" w:themeColor="text1"/>
+                <w:sz w:val="14"/>
+                <w:szCs w:val="14"/>
+              </w:rPr>
+              <w:t xml:space="preserve"/>
+            </w:r>
+          </w:p>
+        </w:tc>
+        <w:tc>
+          <w:tcPr>
+            <w:tcW w:w="1394" w:type="dxa"/>
+            <w:tcBorders>
+              <w:top w:val="single" w:sz="8" w:space="0" w:color="auto"/>
+              <w:left w:val="single" w:sz="8" w:space="0" w:color="auto"/>
+              <w:bottom w:val="single" w:sz="8" w:space="0" w:color="auto"/>
+              <w:right w:val="single" w:sz="8" w:space="0" w:color="auto"/>
+            </w:tcBorders>
+            <w:shd w:val="clear" w:color="auto" w:fill="FFFFFF" w:themeFill="background1"/>
+            <w:tcMar>
+              <w:left w:w="108" w:type="dxa"/>
+              <w:right w:w="108" w:type="dxa"/>
+            </w:tcMar>
+            <w:vAlign w:val="center"/>
+          </w:tcPr>
+          <w:p>
+            <w:r>
+              <w:rPr>
+                <w:rFonts w:ascii="Times New Roman" w:hAnsi="Times New Roman"/>
+                <w:color w:val="000000" w:themeColor="text1"/>
+                <w:sz w:val="14"/>
+                <w:szCs w:val="14"/>
+              </w:rPr>
+              <w:t xml:space="preserve" w:space="preserve">{{ pro_be_id_sett_dur_pro }}</w:t>
+            </w:r>
             <w:r>
               <w:rPr>
                 <w:rFonts w:ascii="Times New Roman" w:hAnsi="Times New Roman" w:hint="eastAsia"/>
@@ -4238,108 +3751,40 @@
                 <w:szCs w:val="14"/>
                 <w:lang w:eastAsia="zh-CN"/>
               </w:rPr>
-              <w:t>be_</w:t>
-            </w:r>
-            <w:r>
-              <w:rPr>
-                <w:rFonts w:ascii="Times New Roman" w:hAnsi="Times New Roman"/>
-                <w:color w:val="000000" w:themeColor="text1"/>
-                <w:sz w:val="14"/>
-                <w:szCs w:val="14"/>
-              </w:rPr>
-              <w:t>etx_sett_dur</w:t>
-            </w:r>
-            <w:r>
-              <w:rPr>
-                <w:rFonts w:ascii="Times New Roman" w:hAnsi="Times New Roman"/>
-                <w:color w:val="000000" w:themeColor="text1"/>
-                <w:sz w:val="14"/>
-                <w:szCs w:val="14"/>
-              </w:rPr>
-              <w:t>_pro</w:t>
-            </w:r>
-            <w:proofErr w:type="spellEnd"/>
-            <w:r>
-              <w:rPr>
-                <w:rFonts w:ascii="Times New Roman" w:hAnsi="Times New Roman"/>
-                <w:color w:val="000000" w:themeColor="text1"/>
-                <w:sz w:val="14"/>
-                <w:szCs w:val="14"/>
-              </w:rPr>
-              <w:t xml:space="preserve"> }}</w:t>
-            </w:r>
-          </w:p>
-        </w:tc>
-        <w:tc>
-          <w:tcPr>
-            <w:tcW w:w="1353" w:type="dxa"/>
-            <w:tcBorders>
-              <w:top w:val="single" w:sz="8" w:space="0" w:color="auto"/>
-              <w:left w:val="single" w:sz="8" w:space="0" w:color="auto"/>
-              <w:bottom w:val="single" w:sz="8" w:space="0" w:color="auto"/>
-              <w:right w:val="single" w:sz="8" w:space="0" w:color="auto"/>
-            </w:tcBorders>
-            <w:shd w:val="clear" w:color="auto" w:fill="FFFFFF" w:themeFill="background1"/>
-            <w:tcMar>
-              <w:left w:w="108" w:type="dxa"/>
-              <w:right w:w="108" w:type="dxa"/>
-            </w:tcMar>
-            <w:vAlign w:val="center"/>
-          </w:tcPr>
-          <w:p>
-            <w:r>
-              <w:rPr>
-                <w:rFonts w:ascii="Times New Roman" w:hAnsi="Times New Roman"/>
-                <w:color w:val="000000" w:themeColor="text1"/>
-                <w:sz w:val="14"/>
-                <w:szCs w:val="14"/>
-              </w:rPr>
-              <w:t xml:space="preserve">{{ </w:t>
-            </w:r>
-            <w:proofErr w:type="spellStart"/>
-            <w:r>
-              <w:rPr>
-                <w:rFonts w:ascii="Times New Roman" w:hAnsi="Times New Roman" w:hint="eastAsia"/>
-                <w:color w:val="000000" w:themeColor="text1"/>
-                <w:sz w:val="14"/>
-                <w:szCs w:val="14"/>
-                <w:lang w:eastAsia="zh-CN"/>
-              </w:rPr>
-              <w:t>be_</w:t>
-            </w:r>
-            <w:r>
-              <w:rPr>
-                <w:rFonts w:ascii="Times New Roman" w:hAnsi="Times New Roman"/>
-                <w:color w:val="000000" w:themeColor="text1"/>
-                <w:sz w:val="14"/>
-                <w:szCs w:val="14"/>
-              </w:rPr>
-              <w:t>id_sett_dur</w:t>
-            </w:r>
-            <w:r>
-              <w:rPr>
-                <w:rFonts w:ascii="Times New Roman" w:hAnsi="Times New Roman"/>
-                <w:color w:val="000000" w:themeColor="text1"/>
-                <w:sz w:val="14"/>
-                <w:szCs w:val="14"/>
-              </w:rPr>
-              <w:t>_pro</w:t>
-            </w:r>
-            <w:proofErr w:type="spellEnd"/>
-            <w:r>
-              <w:rPr>
-                <w:rFonts w:ascii="Times New Roman" w:hAnsi="Times New Roman"/>
-                <w:color w:val="000000" w:themeColor="text1"/>
-                <w:sz w:val="14"/>
-                <w:szCs w:val="14"/>
-              </w:rPr>
-              <w:t xml:space="preserve"> }}</w:t>
-            </w:r>
-          </w:p>
-        </w:tc>
-        <w:tc>
-          <w:tcPr>
-            <w:tcW w:w="813" w:type="dxa"/>
+              <w:t/>
+            </w:r>
+            <w:r>
+              <w:rPr>
+                <w:rFonts w:ascii="Times New Roman" w:hAnsi="Times New Roman"/>
+                <w:color w:val="000000" w:themeColor="text1"/>
+                <w:sz w:val="14"/>
+                <w:szCs w:val="14"/>
+              </w:rPr>
+              <w:t/>
+            </w:r>
+            <w:r>
+              <w:rPr>
+                <w:rFonts w:ascii="Times New Roman" w:hAnsi="Times New Roman"/>
+                <w:color w:val="000000" w:themeColor="text1"/>
+                <w:sz w:val="14"/>
+                <w:szCs w:val="14"/>
+              </w:rPr>
+              <w:t/>
+            </w:r>
+            <w:r>
+              <w:rPr>
+                <w:rFonts w:ascii="Times New Roman" w:hAnsi="Times New Roman"/>
+                <w:color w:val="000000" w:themeColor="text1"/>
+                <w:sz w:val="14"/>
+                <w:szCs w:val="14"/>
+              </w:rPr>
+              <w:t xml:space="preserve"/>
+            </w:r>
+          </w:p>
+        </w:tc>
+        <w:tc>
+          <w:tcPr>
+            <w:tcW w:w="507" w:type="dxa"/>
             <w:gridSpan w:val="2"/>
             <w:tcBorders>
               <w:top w:val="single" w:sz="8" w:space="0" w:color="auto"/>
@@ -4382,7 +3827,7 @@
         </w:trPr>
         <w:tc>
           <w:tcPr>
-            <w:tcW w:w="1271" w:type="dxa"/>
+            <w:tcW w:w="837" w:type="dxa"/>
             <w:tcBorders>
               <w:top w:val="single" w:sz="8" w:space="0" w:color="auto"/>
               <w:left w:val="single" w:sz="8" w:space="0" w:color="auto"/>
@@ -4413,7 +3858,7 @@
         </w:tc>
         <w:tc>
           <w:tcPr>
-            <w:tcW w:w="767" w:type="dxa"/>
+            <w:tcW w:w="698" w:type="dxa"/>
             <w:gridSpan w:val="2"/>
             <w:tcBorders>
               <w:top w:val="single" w:sz="8" w:space="0" w:color="auto"/>
@@ -4445,7 +3890,7 @@
         </w:tc>
         <w:tc>
           <w:tcPr>
-            <w:tcW w:w="1129" w:type="dxa"/>
+            <w:tcW w:w="1206" w:type="dxa"/>
             <w:tcBorders>
               <w:top w:val="single" w:sz="8" w:space="0" w:color="auto"/>
               <w:left w:val="nil"/>
@@ -4476,42 +3921,22 @@
                 <w:sz w:val="14"/>
                 <w:szCs w:val="14"/>
               </w:rPr>
-              <w:t xml:space="preserve"> </w:t>
-            </w:r>
-            <w:r>
-              <w:rPr>
-                <w:rFonts w:ascii="Times New Roman" w:hAnsi="Times New Roman"/>
-                <w:color w:val="000000" w:themeColor="text1"/>
-                <w:sz w:val="14"/>
-                <w:szCs w:val="14"/>
-              </w:rPr>
-              <w:t xml:space="preserve">{{ </w:t>
-            </w:r>
-            <w:proofErr w:type="spellStart"/>
-            <w:r>
-              <w:rPr>
-                <w:rFonts w:ascii="Times New Roman" w:hAnsi="Times New Roman"/>
-                <w:color w:val="000000" w:themeColor="text1"/>
-                <w:sz w:val="14"/>
-                <w:szCs w:val="14"/>
-              </w:rPr>
-              <w:t>test_date</w:t>
-            </w:r>
-            <w:proofErr w:type="spellEnd"/>
-            <w:r>
-              <w:rPr>
-                <w:rFonts w:ascii="Times New Roman" w:hAnsi="Times New Roman"/>
-                <w:color w:val="000000" w:themeColor="text1"/>
-                <w:sz w:val="14"/>
-                <w:szCs w:val="14"/>
-              </w:rPr>
-              <w:t xml:space="preserve"> }}</w:t>
-            </w:r>
-          </w:p>
-        </w:tc>
-        <w:tc>
-          <w:tcPr>
-            <w:tcW w:w="1040" w:type="dxa"/>
+              <w:t xml:space="preserve" w:space="preserve"> {{ pro_test_date }}</w:t>
+            </w:r>
+            <w:r>
+              <w:rPr>
+                <w:rFonts w:ascii="Times New Roman" w:hAnsi="Times New Roman"/>
+                <w:color w:val="000000" w:themeColor="text1"/>
+                <w:sz w:val="14"/>
+                <w:szCs w:val="14"/>
+              </w:rPr>
+              <w:t/>
+            </w:r>
+          </w:p>
+        </w:tc>
+        <w:tc>
+          <w:tcPr>
+            <w:tcW w:w="1168" w:type="dxa"/>
             <w:gridSpan w:val="2"/>
             <w:tcBorders>
               <w:top w:val="single" w:sz="8" w:space="0" w:color="auto"/>
@@ -4543,42 +3968,22 @@
                 <w:sz w:val="14"/>
                 <w:szCs w:val="14"/>
               </w:rPr>
-              <w:t xml:space="preserve">{{ </w:t>
-            </w:r>
-            <w:proofErr w:type="spellStart"/>
-            <w:r>
-              <w:rPr>
-                <w:rFonts w:ascii="Times New Roman" w:hAnsi="Times New Roman"/>
-                <w:color w:val="000000" w:themeColor="text1"/>
-                <w:sz w:val="14"/>
-                <w:szCs w:val="14"/>
-              </w:rPr>
-              <w:t>analyst_initial</w:t>
-            </w:r>
-            <w:proofErr w:type="spellEnd"/>
-            <w:r>
-              <w:rPr>
-                <w:rFonts w:ascii="Times New Roman" w:hAnsi="Times New Roman"/>
-                <w:color w:val="000000" w:themeColor="text1"/>
-                <w:sz w:val="14"/>
-                <w:szCs w:val="14"/>
-              </w:rPr>
-              <w:t xml:space="preserve"> }}</w:t>
-            </w:r>
-            <w:r>
-              <w:rPr>
-                <w:rFonts w:ascii="Times New Roman" w:hAnsi="Times New Roman"/>
-                <w:color w:val="000000" w:themeColor="text1"/>
-                <w:sz w:val="14"/>
-                <w:szCs w:val="14"/>
-              </w:rPr>
-              <w:t xml:space="preserve"> </w:t>
-            </w:r>
-          </w:p>
-        </w:tc>
-        <w:tc>
-          <w:tcPr>
-            <w:tcW w:w="670" w:type="dxa"/>
+              <w:t w:space="preserve" xml:space="preserve">{{ pro_analyst_initial }} </w:t>
+            </w:r>
+            <w:r>
+              <w:rPr>
+                <w:rFonts w:ascii="Times New Roman" w:hAnsi="Times New Roman"/>
+                <w:color w:val="000000" w:themeColor="text1"/>
+                <w:sz w:val="14"/>
+                <w:szCs w:val="14"/>
+              </w:rPr>
+              <w:t xml:space="preserve"/>
+            </w:r>
+          </w:p>
+        </w:tc>
+        <w:tc>
+          <w:tcPr>
+            <w:tcW w:w="581" w:type="dxa"/>
             <w:tcBorders>
               <w:top w:val="single" w:sz="8" w:space="0" w:color="auto"/>
               <w:left w:val="nil"/>
@@ -4609,74 +4014,63 @@
         </w:tc>
         <w:tc>
           <w:tcPr>
+            <w:tcW w:w="1505" w:type="dxa"/>
+            <w:gridSpan w:val="2"/>
+            <w:tcBorders>
+              <w:top w:val="single" w:sz="8" w:space="0" w:color="auto"/>
+              <w:left w:val="single" w:sz="8" w:space="0" w:color="auto"/>
+              <w:bottom w:val="single" w:sz="8" w:space="0" w:color="auto"/>
+              <w:right w:val="single" w:sz="8" w:space="0" w:color="auto"/>
+            </w:tcBorders>
+            <w:shd w:val="clear" w:color="auto" w:fill="FFFFFF" w:themeFill="background1"/>
+            <w:tcMar>
+              <w:left w:w="108" w:type="dxa"/>
+              <w:right w:w="108" w:type="dxa"/>
+            </w:tcMar>
+            <w:vAlign w:val="center"/>
+          </w:tcPr>
+          <w:p>
+            <w:pPr>
+              <w:jc w:val="center"/>
+              <w:rPr>
+                <w:rFonts w:ascii="Times New Roman" w:hAnsi="Times New Roman"/>
+                <w:color w:val="000000" w:themeColor="text1"/>
+                <w:sz w:val="14"/>
+                <w:szCs w:val="14"/>
+              </w:rPr>
+            </w:pPr>
+            <w:r>
+              <w:rPr>
+                <w:rFonts w:ascii="Times New Roman" w:hAnsi="Times New Roman"/>
+                <w:color w:val="000000" w:themeColor="text1"/>
+                <w:sz w:val="14"/>
+                <w:szCs w:val="14"/>
+              </w:rPr>
+              <w:t w:space="preserve" xml:space="preserve">{{ pro_obs_sett_dur_pro }}</w:t>
+            </w:r>
+            <w:r>
+              <w:rPr>
+                <w:rFonts w:ascii="Times New Roman" w:hAnsi="Times New Roman"/>
+                <w:color w:val="000000" w:themeColor="text1"/>
+                <w:sz w:val="14"/>
+                <w:szCs w:val="14"/>
+              </w:rPr>
+              <w:t/>
+            </w:r>
+            <w:r>
+              <w:rPr>
+                <w:rFonts w:ascii="Times New Roman" w:hAnsi="Times New Roman"/>
+                <w:color w:val="000000" w:themeColor="text1"/>
+                <w:sz w:val="14"/>
+                <w:szCs w:val="14"/>
+              </w:rPr>
+              <w:t xml:space="preserve"/>
+            </w:r>
+          </w:p>
+        </w:tc>
+        <w:tc>
+          <w:tcPr>
             <w:tcW w:w="1444" w:type="dxa"/>
-            <w:gridSpan w:val="2"/>
-            <w:tcBorders>
-              <w:top w:val="single" w:sz="8" w:space="0" w:color="auto"/>
-              <w:left w:val="single" w:sz="8" w:space="0" w:color="auto"/>
-              <w:bottom w:val="single" w:sz="8" w:space="0" w:color="auto"/>
-              <w:right w:val="single" w:sz="8" w:space="0" w:color="auto"/>
-            </w:tcBorders>
-            <w:shd w:val="clear" w:color="auto" w:fill="FFFFFF" w:themeFill="background1"/>
-            <w:tcMar>
-              <w:left w:w="108" w:type="dxa"/>
-              <w:right w:w="108" w:type="dxa"/>
-            </w:tcMar>
-            <w:vAlign w:val="center"/>
-          </w:tcPr>
-          <w:p>
-            <w:pPr>
-              <w:jc w:val="center"/>
-              <w:rPr>
-                <w:rFonts w:ascii="Times New Roman" w:hAnsi="Times New Roman"/>
-                <w:color w:val="000000" w:themeColor="text1"/>
-                <w:sz w:val="14"/>
-                <w:szCs w:val="14"/>
-              </w:rPr>
-            </w:pPr>
-            <w:r>
-              <w:rPr>
-                <w:rFonts w:ascii="Times New Roman" w:hAnsi="Times New Roman"/>
-                <w:color w:val="000000" w:themeColor="text1"/>
-                <w:sz w:val="14"/>
-                <w:szCs w:val="14"/>
-              </w:rPr>
-              <w:t xml:space="preserve">{{ </w:t>
-            </w:r>
-            <w:proofErr w:type="spellStart"/>
-            <w:r>
-              <w:rPr>
-                <w:rFonts w:ascii="Times New Roman" w:hAnsi="Times New Roman"/>
-                <w:color w:val="000000" w:themeColor="text1"/>
-                <w:sz w:val="14"/>
-                <w:szCs w:val="14"/>
-              </w:rPr>
-              <w:t>obs_sett_dur</w:t>
-            </w:r>
-            <w:r>
-              <w:rPr>
-                <w:rFonts w:ascii="Times New Roman" w:hAnsi="Times New Roman"/>
-                <w:color w:val="000000" w:themeColor="text1"/>
-                <w:sz w:val="14"/>
-                <w:szCs w:val="14"/>
-              </w:rPr>
-              <w:t>_pro</w:t>
-            </w:r>
-            <w:proofErr w:type="spellEnd"/>
-            <w:r>
-              <w:rPr>
-                <w:rFonts w:ascii="Times New Roman" w:hAnsi="Times New Roman"/>
-                <w:color w:val="000000" w:themeColor="text1"/>
-                <w:sz w:val="14"/>
-                <w:szCs w:val="14"/>
-              </w:rPr>
-              <w:t xml:space="preserve"> }}</w:t>
-            </w:r>
-          </w:p>
-        </w:tc>
-        <w:tc>
-          <w:tcPr>
-            <w:tcW w:w="1413" w:type="dxa"/>
             <w:tcBorders>
               <w:top w:val="single" w:sz="8" w:space="0" w:color="auto"/>
               <w:left w:val="nil"/>
@@ -4706,107 +4100,85 @@
                 <w:sz w:val="14"/>
                 <w:szCs w:val="14"/>
               </w:rPr>
-              <w:t xml:space="preserve">{{ </w:t>
-            </w:r>
-            <w:proofErr w:type="spellStart"/>
-            <w:r>
-              <w:rPr>
-                <w:rFonts w:ascii="Times New Roman" w:hAnsi="Times New Roman"/>
-                <w:color w:val="000000" w:themeColor="text1"/>
-                <w:sz w:val="14"/>
-                <w:szCs w:val="14"/>
-              </w:rPr>
-              <w:t>etx_sett_dur</w:t>
-            </w:r>
-            <w:r>
-              <w:rPr>
-                <w:rFonts w:ascii="Times New Roman" w:hAnsi="Times New Roman"/>
-                <w:color w:val="000000" w:themeColor="text1"/>
-                <w:sz w:val="14"/>
-                <w:szCs w:val="14"/>
-              </w:rPr>
-              <w:t>_pro</w:t>
-            </w:r>
-            <w:proofErr w:type="spellEnd"/>
-            <w:r>
-              <w:rPr>
-                <w:rFonts w:ascii="Times New Roman" w:hAnsi="Times New Roman"/>
-                <w:color w:val="000000" w:themeColor="text1"/>
-                <w:sz w:val="14"/>
-                <w:szCs w:val="14"/>
-              </w:rPr>
-              <w:t xml:space="preserve"> }}</w:t>
-            </w:r>
-          </w:p>
-        </w:tc>
-        <w:tc>
-          <w:tcPr>
-            <w:tcW w:w="1353" w:type="dxa"/>
-            <w:tcBorders>
-              <w:top w:val="single" w:sz="8" w:space="0" w:color="auto"/>
-              <w:left w:val="single" w:sz="8" w:space="0" w:color="auto"/>
-              <w:bottom w:val="single" w:sz="8" w:space="0" w:color="auto"/>
-              <w:right w:val="single" w:sz="8" w:space="0" w:color="auto"/>
-            </w:tcBorders>
-            <w:shd w:val="clear" w:color="auto" w:fill="FFFFFF" w:themeFill="background1"/>
-            <w:tcMar>
-              <w:left w:w="108" w:type="dxa"/>
-              <w:right w:w="108" w:type="dxa"/>
-            </w:tcMar>
-            <w:vAlign w:val="center"/>
-          </w:tcPr>
-          <w:p>
-            <w:pPr>
-              <w:rPr>
-                <w:rFonts w:ascii="Times New Roman" w:hAnsi="Times New Roman"/>
-                <w:color w:val="000000" w:themeColor="text1"/>
-                <w:sz w:val="14"/>
-                <w:szCs w:val="14"/>
-              </w:rPr>
-            </w:pPr>
-            <w:r>
-              <w:rPr>
-                <w:rFonts w:ascii="Times New Roman" w:hAnsi="Times New Roman"/>
-                <w:color w:val="000000" w:themeColor="text1"/>
-                <w:sz w:val="14"/>
-                <w:szCs w:val="14"/>
-              </w:rPr>
-              <w:t xml:space="preserve">{{ </w:t>
-            </w:r>
-            <w:proofErr w:type="spellStart"/>
-            <w:r>
-              <w:rPr>
-                <w:rFonts w:ascii="Times New Roman" w:hAnsi="Times New Roman"/>
-                <w:color w:val="000000" w:themeColor="text1"/>
-                <w:sz w:val="14"/>
-                <w:szCs w:val="14"/>
-              </w:rPr>
-              <w:t>id_sett_dur</w:t>
-            </w:r>
-            <w:r>
-              <w:rPr>
-                <w:rFonts w:ascii="Times New Roman" w:hAnsi="Times New Roman"/>
-                <w:color w:val="000000" w:themeColor="text1"/>
-                <w:sz w:val="14"/>
-                <w:szCs w:val="14"/>
-              </w:rPr>
-              <w:t>_pro</w:t>
-            </w:r>
-            <w:proofErr w:type="spellEnd"/>
-            <w:r>
-              <w:rPr>
-                <w:rFonts w:ascii="Times New Roman" w:hAnsi="Times New Roman"/>
-                <w:color w:val="000000" w:themeColor="text1"/>
-                <w:sz w:val="14"/>
-                <w:szCs w:val="14"/>
-              </w:rPr>
-              <w:t xml:space="preserve"> }}</w:t>
-            </w:r>
-          </w:p>
-        </w:tc>
-        <w:tc>
-          <w:tcPr>
-            <w:tcW w:w="813" w:type="dxa"/>
+              <w:t w:space="preserve" xml:space="preserve">{{ pro_etx_sett_dur_pro }}</w:t>
+            </w:r>
+            <w:r>
+              <w:rPr>
+                <w:rFonts w:ascii="Times New Roman" w:hAnsi="Times New Roman"/>
+                <w:color w:val="000000" w:themeColor="text1"/>
+                <w:sz w:val="14"/>
+                <w:szCs w:val="14"/>
+              </w:rPr>
+              <w:t/>
+            </w:r>
+            <w:r>
+              <w:rPr>
+                <w:rFonts w:ascii="Times New Roman" w:hAnsi="Times New Roman"/>
+                <w:color w:val="000000" w:themeColor="text1"/>
+                <w:sz w:val="14"/>
+                <w:szCs w:val="14"/>
+              </w:rPr>
+              <w:t xml:space="preserve"/>
+            </w:r>
+          </w:p>
+        </w:tc>
+        <w:tc>
+          <w:tcPr>
+            <w:tcW w:w="1394" w:type="dxa"/>
+            <w:tcBorders>
+              <w:top w:val="single" w:sz="8" w:space="0" w:color="auto"/>
+              <w:left w:val="single" w:sz="8" w:space="0" w:color="auto"/>
+              <w:bottom w:val="single" w:sz="8" w:space="0" w:color="auto"/>
+              <w:right w:val="single" w:sz="8" w:space="0" w:color="auto"/>
+            </w:tcBorders>
+            <w:shd w:val="clear" w:color="auto" w:fill="FFFFFF" w:themeFill="background1"/>
+            <w:tcMar>
+              <w:left w:w="108" w:type="dxa"/>
+              <w:right w:w="108" w:type="dxa"/>
+            </w:tcMar>
+            <w:vAlign w:val="center"/>
+          </w:tcPr>
+          <w:p>
+            <w:pPr>
+              <w:rPr>
+                <w:rFonts w:ascii="Times New Roman" w:hAnsi="Times New Roman"/>
+                <w:color w:val="000000" w:themeColor="text1"/>
+                <w:sz w:val="14"/>
+                <w:szCs w:val="14"/>
+              </w:rPr>
+            </w:pPr>
+            <w:r>
+              <w:rPr>
+                <w:rFonts w:ascii="Times New Roman" w:hAnsi="Times New Roman"/>
+                <w:color w:val="000000" w:themeColor="text1"/>
+                <w:sz w:val="14"/>
+                <w:szCs w:val="14"/>
+              </w:rPr>
+              <w:t w:space="preserve" xml:space="preserve">{{ pro_id_sett_dur_pro }}</w:t>
+            </w:r>
+            <w:r>
+              <w:rPr>
+                <w:rFonts w:ascii="Times New Roman" w:hAnsi="Times New Roman"/>
+                <w:color w:val="000000" w:themeColor="text1"/>
+                <w:sz w:val="14"/>
+                <w:szCs w:val="14"/>
+              </w:rPr>
+              <w:t/>
+            </w:r>
+            <w:r>
+              <w:rPr>
+                <w:rFonts w:ascii="Times New Roman" w:hAnsi="Times New Roman"/>
+                <w:color w:val="000000" w:themeColor="text1"/>
+                <w:sz w:val="14"/>
+                <w:szCs w:val="14"/>
+              </w:rPr>
+              <w:t xml:space="preserve"/>
+            </w:r>
+          </w:p>
+        </w:tc>
+        <w:tc>
+          <w:tcPr>
+            <w:tcW w:w="507" w:type="dxa"/>
             <w:gridSpan w:val="2"/>
             <w:tcBorders>
               <w:top w:val="single" w:sz="8" w:space="0" w:color="auto"/>
@@ -4849,7 +4221,7 @@
         </w:trPr>
         <w:tc>
           <w:tcPr>
-            <w:tcW w:w="1271" w:type="dxa"/>
+            <w:tcW w:w="837" w:type="dxa"/>
             <w:tcBorders>
               <w:top w:val="single" w:sz="8" w:space="0" w:color="auto"/>
               <w:left w:val="single" w:sz="8" w:space="0" w:color="auto"/>
@@ -4880,7 +4252,7 @@
         </w:tc>
         <w:tc>
           <w:tcPr>
-            <w:tcW w:w="767" w:type="dxa"/>
+            <w:tcW w:w="698" w:type="dxa"/>
             <w:gridSpan w:val="2"/>
             <w:tcBorders>
               <w:top w:val="single" w:sz="8" w:space="0" w:color="auto"/>
@@ -4912,7 +4284,7 @@
         </w:tc>
         <w:tc>
           <w:tcPr>
-            <w:tcW w:w="1129" w:type="dxa"/>
+            <w:tcW w:w="1206" w:type="dxa"/>
             <w:tcBorders>
               <w:top w:val="single" w:sz="8" w:space="0" w:color="auto"/>
               <w:left w:val="nil"/>
@@ -4943,42 +4315,22 @@
                 <w:sz w:val="14"/>
                 <w:szCs w:val="14"/>
               </w:rPr>
-              <w:t xml:space="preserve"> </w:t>
-            </w:r>
-            <w:r>
-              <w:rPr>
-                <w:rFonts w:ascii="Times New Roman" w:hAnsi="Times New Roman"/>
-                <w:color w:val="000000" w:themeColor="text1"/>
-                <w:sz w:val="14"/>
-                <w:szCs w:val="14"/>
-              </w:rPr>
-              <w:t xml:space="preserve">{{ </w:t>
-            </w:r>
-            <w:proofErr w:type="spellStart"/>
-            <w:r>
-              <w:rPr>
-                <w:rFonts w:ascii="Times New Roman" w:hAnsi="Times New Roman"/>
-                <w:color w:val="000000" w:themeColor="text1"/>
-                <w:sz w:val="14"/>
-                <w:szCs w:val="14"/>
-              </w:rPr>
-              <w:t>after_test</w:t>
-            </w:r>
-            <w:proofErr w:type="spellEnd"/>
-            <w:r>
-              <w:rPr>
-                <w:rFonts w:ascii="Times New Roman" w:hAnsi="Times New Roman"/>
-                <w:color w:val="000000" w:themeColor="text1"/>
-                <w:sz w:val="14"/>
-                <w:szCs w:val="14"/>
-              </w:rPr>
-              <w:t xml:space="preserve"> }}</w:t>
-            </w:r>
-          </w:p>
-        </w:tc>
-        <w:tc>
-          <w:tcPr>
-            <w:tcW w:w="1040" w:type="dxa"/>
+              <w:t xml:space="preserve" w:space="preserve"> {{ pro_after_test }}</w:t>
+            </w:r>
+            <w:r>
+              <w:rPr>
+                <w:rFonts w:ascii="Times New Roman" w:hAnsi="Times New Roman"/>
+                <w:color w:val="000000" w:themeColor="text1"/>
+                <w:sz w:val="14"/>
+                <w:szCs w:val="14"/>
+              </w:rPr>
+              <w:t/>
+            </w:r>
+          </w:p>
+        </w:tc>
+        <w:tc>
+          <w:tcPr>
+            <w:tcW w:w="1168" w:type="dxa"/>
             <w:gridSpan w:val="2"/>
             <w:tcBorders>
               <w:top w:val="single" w:sz="8" w:space="0" w:color="auto"/>
@@ -5010,42 +4362,22 @@
                 <w:sz w:val="14"/>
                 <w:szCs w:val="14"/>
               </w:rPr>
-              <w:t xml:space="preserve">{{ </w:t>
-            </w:r>
-            <w:proofErr w:type="spellStart"/>
-            <w:r>
-              <w:rPr>
-                <w:rFonts w:ascii="Times New Roman" w:hAnsi="Times New Roman"/>
-                <w:color w:val="000000" w:themeColor="text1"/>
-                <w:sz w:val="14"/>
-                <w:szCs w:val="14"/>
-              </w:rPr>
-              <w:t>analyst_initial</w:t>
-            </w:r>
-            <w:proofErr w:type="spellEnd"/>
-            <w:r>
-              <w:rPr>
-                <w:rFonts w:ascii="Times New Roman" w:hAnsi="Times New Roman"/>
-                <w:color w:val="000000" w:themeColor="text1"/>
-                <w:sz w:val="14"/>
-                <w:szCs w:val="14"/>
-              </w:rPr>
-              <w:t xml:space="preserve"> }}</w:t>
-            </w:r>
-            <w:r>
-              <w:rPr>
-                <w:rFonts w:ascii="Times New Roman" w:hAnsi="Times New Roman"/>
-                <w:color w:val="000000" w:themeColor="text1"/>
-                <w:sz w:val="14"/>
-                <w:szCs w:val="14"/>
-              </w:rPr>
-              <w:t xml:space="preserve"> </w:t>
-            </w:r>
-          </w:p>
-        </w:tc>
-        <w:tc>
-          <w:tcPr>
-            <w:tcW w:w="670" w:type="dxa"/>
+              <w:t w:space="preserve" xml:space="preserve">{{ pro_analyst_initial }} </w:t>
+            </w:r>
+            <w:r>
+              <w:rPr>
+                <w:rFonts w:ascii="Times New Roman" w:hAnsi="Times New Roman"/>
+                <w:color w:val="000000" w:themeColor="text1"/>
+                <w:sz w:val="14"/>
+                <w:szCs w:val="14"/>
+              </w:rPr>
+              <w:t xml:space="preserve"/>
+            </w:r>
+          </w:p>
+        </w:tc>
+        <w:tc>
+          <w:tcPr>
+            <w:tcW w:w="581" w:type="dxa"/>
             <w:tcBorders>
               <w:top w:val="single" w:sz="8" w:space="0" w:color="auto"/>
               <w:left w:val="nil"/>
@@ -5076,41 +4408,105 @@
         </w:tc>
         <w:tc>
           <w:tcPr>
+            <w:tcW w:w="1505" w:type="dxa"/>
+            <w:gridSpan w:val="2"/>
+            <w:tcBorders>
+              <w:top w:val="single" w:sz="8" w:space="0" w:color="auto"/>
+              <w:left w:val="single" w:sz="8" w:space="0" w:color="auto"/>
+              <w:bottom w:val="single" w:sz="8" w:space="0" w:color="auto"/>
+              <w:right w:val="single" w:sz="8" w:space="0" w:color="auto"/>
+            </w:tcBorders>
+            <w:shd w:val="clear" w:color="auto" w:fill="FFFFFF" w:themeFill="background1"/>
+            <w:tcMar>
+              <w:left w:w="108" w:type="dxa"/>
+              <w:right w:w="108" w:type="dxa"/>
+            </w:tcMar>
+            <w:vAlign w:val="center"/>
+          </w:tcPr>
+          <w:p>
+            <w:pPr>
+              <w:jc w:val="center"/>
+              <w:rPr>
+                <w:rFonts w:ascii="Times New Roman" w:hAnsi="Times New Roman"/>
+                <w:color w:val="000000" w:themeColor="text1"/>
+                <w:sz w:val="14"/>
+                <w:szCs w:val="14"/>
+              </w:rPr>
+            </w:pPr>
+            <w:r>
+              <w:rPr>
+                <w:rFonts w:ascii="Times New Roman" w:hAnsi="Times New Roman"/>
+                <w:color w:val="000000" w:themeColor="text1"/>
+                <w:sz w:val="14"/>
+                <w:szCs w:val="14"/>
+              </w:rPr>
+              <w:t xml:space="preserve" w:space="preserve">{{ pro_af_obs_sett_dur_pro }}</w:t>
+            </w:r>
+            <w:r>
+              <w:rPr>
+                <w:rFonts w:ascii="Times New Roman" w:hAnsi="Times New Roman" w:hint="eastAsia"/>
+                <w:color w:val="000000" w:themeColor="text1"/>
+                <w:sz w:val="14"/>
+                <w:szCs w:val="14"/>
+                <w:lang w:eastAsia="zh-CN"/>
+              </w:rPr>
+              <w:t/>
+            </w:r>
+            <w:r>
+              <w:rPr>
+                <w:rFonts w:ascii="Times New Roman" w:hAnsi="Times New Roman"/>
+                <w:color w:val="000000" w:themeColor="text1"/>
+                <w:sz w:val="14"/>
+                <w:szCs w:val="14"/>
+              </w:rPr>
+              <w:t/>
+            </w:r>
+            <w:r>
+              <w:rPr>
+                <w:rFonts w:ascii="Times New Roman" w:hAnsi="Times New Roman"/>
+                <w:color w:val="000000" w:themeColor="text1"/>
+                <w:sz w:val="14"/>
+                <w:szCs w:val="14"/>
+              </w:rPr>
+              <w:t/>
+            </w:r>
+            <w:r>
+              <w:rPr>
+                <w:rFonts w:ascii="Times New Roman" w:hAnsi="Times New Roman"/>
+                <w:color w:val="000000" w:themeColor="text1"/>
+                <w:sz w:val="14"/>
+                <w:szCs w:val="14"/>
+              </w:rPr>
+              <w:t xml:space="preserve"/>
+            </w:r>
+          </w:p>
+        </w:tc>
+        <w:tc>
+          <w:tcPr>
             <w:tcW w:w="1444" w:type="dxa"/>
-            <w:gridSpan w:val="2"/>
-            <w:tcBorders>
-              <w:top w:val="single" w:sz="8" w:space="0" w:color="auto"/>
-              <w:left w:val="single" w:sz="8" w:space="0" w:color="auto"/>
-              <w:bottom w:val="single" w:sz="8" w:space="0" w:color="auto"/>
-              <w:right w:val="single" w:sz="8" w:space="0" w:color="auto"/>
-            </w:tcBorders>
-            <w:shd w:val="clear" w:color="auto" w:fill="FFFFFF" w:themeFill="background1"/>
-            <w:tcMar>
-              <w:left w:w="108" w:type="dxa"/>
-              <w:right w:w="108" w:type="dxa"/>
-            </w:tcMar>
-            <w:vAlign w:val="center"/>
-          </w:tcPr>
-          <w:p>
-            <w:pPr>
-              <w:jc w:val="center"/>
-              <w:rPr>
-                <w:rFonts w:ascii="Times New Roman" w:hAnsi="Times New Roman"/>
-                <w:color w:val="000000" w:themeColor="text1"/>
-                <w:sz w:val="14"/>
-                <w:szCs w:val="14"/>
-              </w:rPr>
-            </w:pPr>
-            <w:r>
-              <w:rPr>
-                <w:rFonts w:ascii="Times New Roman" w:hAnsi="Times New Roman"/>
-                <w:color w:val="000000" w:themeColor="text1"/>
-                <w:sz w:val="14"/>
-                <w:szCs w:val="14"/>
-              </w:rPr>
-              <w:t xml:space="preserve">{{ </w:t>
-            </w:r>
-            <w:proofErr w:type="spellStart"/>
+            <w:tcBorders>
+              <w:top w:val="single" w:sz="8" w:space="0" w:color="auto"/>
+              <w:left w:val="nil"/>
+              <w:bottom w:val="single" w:sz="8" w:space="0" w:color="auto"/>
+              <w:right w:val="single" w:sz="8" w:space="0" w:color="auto"/>
+            </w:tcBorders>
+            <w:shd w:val="clear" w:color="auto" w:fill="FFFFFF" w:themeFill="background1"/>
+            <w:tcMar>
+              <w:left w:w="108" w:type="dxa"/>
+              <w:right w:w="108" w:type="dxa"/>
+            </w:tcMar>
+            <w:vAlign w:val="center"/>
+          </w:tcPr>
+          <w:p>
+            <w:r>
+              <w:rPr>
+                <w:rFonts w:ascii="Times New Roman" w:hAnsi="Times New Roman"/>
+                <w:color w:val="000000" w:themeColor="text1"/>
+                <w:sz w:val="14"/>
+                <w:szCs w:val="14"/>
+              </w:rPr>
+              <w:t xml:space="preserve" w:space="preserve">{{ pro_af_etx_sett_dur_pro }}</w:t>
+            </w:r>
             <w:r>
               <w:rPr>
                 <w:rFonts w:ascii="Times New Roman" w:hAnsi="Times New Roman" w:hint="eastAsia"/>
@@ -5119,65 +4515,63 @@
                 <w:szCs w:val="14"/>
                 <w:lang w:eastAsia="zh-CN"/>
               </w:rPr>
-              <w:t>af_</w:t>
-            </w:r>
-            <w:r>
-              <w:rPr>
-                <w:rFonts w:ascii="Times New Roman" w:hAnsi="Times New Roman"/>
-                <w:color w:val="000000" w:themeColor="text1"/>
-                <w:sz w:val="14"/>
-                <w:szCs w:val="14"/>
-              </w:rPr>
-              <w:t>obs_sett_dur</w:t>
-            </w:r>
-            <w:r>
-              <w:rPr>
-                <w:rFonts w:ascii="Times New Roman" w:hAnsi="Times New Roman"/>
-                <w:color w:val="000000" w:themeColor="text1"/>
-                <w:sz w:val="14"/>
-                <w:szCs w:val="14"/>
-              </w:rPr>
-              <w:t>_pro</w:t>
-            </w:r>
-            <w:proofErr w:type="spellEnd"/>
-            <w:r>
-              <w:rPr>
-                <w:rFonts w:ascii="Times New Roman" w:hAnsi="Times New Roman"/>
-                <w:color w:val="000000" w:themeColor="text1"/>
-                <w:sz w:val="14"/>
-                <w:szCs w:val="14"/>
-              </w:rPr>
-              <w:t xml:space="preserve"> }}</w:t>
-            </w:r>
-          </w:p>
-        </w:tc>
-        <w:tc>
-          <w:tcPr>
-            <w:tcW w:w="1413" w:type="dxa"/>
-            <w:tcBorders>
-              <w:top w:val="single" w:sz="8" w:space="0" w:color="auto"/>
-              <w:left w:val="nil"/>
-              <w:bottom w:val="single" w:sz="8" w:space="0" w:color="auto"/>
-              <w:right w:val="single" w:sz="8" w:space="0" w:color="auto"/>
-            </w:tcBorders>
-            <w:shd w:val="clear" w:color="auto" w:fill="FFFFFF" w:themeFill="background1"/>
-            <w:tcMar>
-              <w:left w:w="108" w:type="dxa"/>
-              <w:right w:w="108" w:type="dxa"/>
-            </w:tcMar>
-            <w:vAlign w:val="center"/>
-          </w:tcPr>
-          <w:p>
-            <w:r>
-              <w:rPr>
-                <w:rFonts w:ascii="Times New Roman" w:hAnsi="Times New Roman"/>
-                <w:color w:val="000000" w:themeColor="text1"/>
-                <w:sz w:val="14"/>
-                <w:szCs w:val="14"/>
-              </w:rPr>
-              <w:t xml:space="preserve">{{ </w:t>
-            </w:r>
-            <w:proofErr w:type="spellStart"/>
+              <w:t/>
+            </w:r>
+            <w:r>
+              <w:rPr>
+                <w:rFonts w:ascii="Times New Roman" w:hAnsi="Times New Roman"/>
+                <w:color w:val="000000" w:themeColor="text1"/>
+                <w:sz w:val="14"/>
+                <w:szCs w:val="14"/>
+              </w:rPr>
+              <w:t/>
+            </w:r>
+            <w:r>
+              <w:rPr>
+                <w:rFonts w:ascii="Times New Roman" w:hAnsi="Times New Roman"/>
+                <w:color w:val="000000" w:themeColor="text1"/>
+                <w:sz w:val="14"/>
+                <w:szCs w:val="14"/>
+              </w:rPr>
+              <w:t/>
+            </w:r>
+            <w:r>
+              <w:rPr>
+                <w:rFonts w:ascii="Times New Roman" w:hAnsi="Times New Roman"/>
+                <w:color w:val="000000" w:themeColor="text1"/>
+                <w:sz w:val="14"/>
+                <w:szCs w:val="14"/>
+              </w:rPr>
+              <w:t xml:space="preserve"/>
+            </w:r>
+          </w:p>
+        </w:tc>
+        <w:tc>
+          <w:tcPr>
+            <w:tcW w:w="1394" w:type="dxa"/>
+            <w:tcBorders>
+              <w:top w:val="single" w:sz="8" w:space="0" w:color="auto"/>
+              <w:left w:val="single" w:sz="8" w:space="0" w:color="auto"/>
+              <w:bottom w:val="single" w:sz="8" w:space="0" w:color="auto"/>
+              <w:right w:val="single" w:sz="8" w:space="0" w:color="auto"/>
+            </w:tcBorders>
+            <w:shd w:val="clear" w:color="auto" w:fill="FFFFFF" w:themeFill="background1"/>
+            <w:tcMar>
+              <w:left w:w="108" w:type="dxa"/>
+              <w:right w:w="108" w:type="dxa"/>
+            </w:tcMar>
+            <w:vAlign w:val="center"/>
+          </w:tcPr>
+          <w:p>
+            <w:r>
+              <w:rPr>
+                <w:rFonts w:ascii="Times New Roman" w:hAnsi="Times New Roman"/>
+                <w:color w:val="000000" w:themeColor="text1"/>
+                <w:sz w:val="14"/>
+                <w:szCs w:val="14"/>
+              </w:rPr>
+              <w:t xml:space="preserve" w:space="preserve">{{ pro_af_id_sett_dur_pro }}</w:t>
+            </w:r>
             <w:r>
               <w:rPr>
                 <w:rFonts w:ascii="Times New Roman" w:hAnsi="Times New Roman" w:hint="eastAsia"/>
@@ -5186,108 +4580,40 @@
                 <w:szCs w:val="14"/>
                 <w:lang w:eastAsia="zh-CN"/>
               </w:rPr>
-              <w:t>af_</w:t>
-            </w:r>
-            <w:r>
-              <w:rPr>
-                <w:rFonts w:ascii="Times New Roman" w:hAnsi="Times New Roman"/>
-                <w:color w:val="000000" w:themeColor="text1"/>
-                <w:sz w:val="14"/>
-                <w:szCs w:val="14"/>
-              </w:rPr>
-              <w:t>etx_sett_dur</w:t>
-            </w:r>
-            <w:r>
-              <w:rPr>
-                <w:rFonts w:ascii="Times New Roman" w:hAnsi="Times New Roman"/>
-                <w:color w:val="000000" w:themeColor="text1"/>
-                <w:sz w:val="14"/>
-                <w:szCs w:val="14"/>
-              </w:rPr>
-              <w:t>_pro</w:t>
-            </w:r>
-            <w:proofErr w:type="spellEnd"/>
-            <w:r>
-              <w:rPr>
-                <w:rFonts w:ascii="Times New Roman" w:hAnsi="Times New Roman"/>
-                <w:color w:val="000000" w:themeColor="text1"/>
-                <w:sz w:val="14"/>
-                <w:szCs w:val="14"/>
-              </w:rPr>
-              <w:t xml:space="preserve"> }}</w:t>
-            </w:r>
-          </w:p>
-        </w:tc>
-        <w:tc>
-          <w:tcPr>
-            <w:tcW w:w="1353" w:type="dxa"/>
-            <w:tcBorders>
-              <w:top w:val="single" w:sz="8" w:space="0" w:color="auto"/>
-              <w:left w:val="single" w:sz="8" w:space="0" w:color="auto"/>
-              <w:bottom w:val="single" w:sz="8" w:space="0" w:color="auto"/>
-              <w:right w:val="single" w:sz="8" w:space="0" w:color="auto"/>
-            </w:tcBorders>
-            <w:shd w:val="clear" w:color="auto" w:fill="FFFFFF" w:themeFill="background1"/>
-            <w:tcMar>
-              <w:left w:w="108" w:type="dxa"/>
-              <w:right w:w="108" w:type="dxa"/>
-            </w:tcMar>
-            <w:vAlign w:val="center"/>
-          </w:tcPr>
-          <w:p>
-            <w:r>
-              <w:rPr>
-                <w:rFonts w:ascii="Times New Roman" w:hAnsi="Times New Roman"/>
-                <w:color w:val="000000" w:themeColor="text1"/>
-                <w:sz w:val="14"/>
-                <w:szCs w:val="14"/>
-              </w:rPr>
-              <w:t xml:space="preserve">{{ </w:t>
-            </w:r>
-            <w:proofErr w:type="spellStart"/>
-            <w:r>
-              <w:rPr>
-                <w:rFonts w:ascii="Times New Roman" w:hAnsi="Times New Roman" w:hint="eastAsia"/>
-                <w:color w:val="000000" w:themeColor="text1"/>
-                <w:sz w:val="14"/>
-                <w:szCs w:val="14"/>
-                <w:lang w:eastAsia="zh-CN"/>
-              </w:rPr>
-              <w:t>af_</w:t>
-            </w:r>
-            <w:r>
-              <w:rPr>
-                <w:rFonts w:ascii="Times New Roman" w:hAnsi="Times New Roman"/>
-                <w:color w:val="000000" w:themeColor="text1"/>
-                <w:sz w:val="14"/>
-                <w:szCs w:val="14"/>
-              </w:rPr>
-              <w:t>id_sett_dur</w:t>
-            </w:r>
-            <w:r>
-              <w:rPr>
-                <w:rFonts w:ascii="Times New Roman" w:hAnsi="Times New Roman"/>
-                <w:color w:val="000000" w:themeColor="text1"/>
-                <w:sz w:val="14"/>
-                <w:szCs w:val="14"/>
-              </w:rPr>
-              <w:t>_pro</w:t>
-            </w:r>
-            <w:proofErr w:type="spellEnd"/>
-            <w:r>
-              <w:rPr>
-                <w:rFonts w:ascii="Times New Roman" w:hAnsi="Times New Roman"/>
-                <w:color w:val="000000" w:themeColor="text1"/>
-                <w:sz w:val="14"/>
-                <w:szCs w:val="14"/>
-              </w:rPr>
-              <w:t xml:space="preserve"> }}</w:t>
-            </w:r>
-          </w:p>
-        </w:tc>
-        <w:tc>
-          <w:tcPr>
-            <w:tcW w:w="813" w:type="dxa"/>
+              <w:t/>
+            </w:r>
+            <w:r>
+              <w:rPr>
+                <w:rFonts w:ascii="Times New Roman" w:hAnsi="Times New Roman"/>
+                <w:color w:val="000000" w:themeColor="text1"/>
+                <w:sz w:val="14"/>
+                <w:szCs w:val="14"/>
+              </w:rPr>
+              <w:t/>
+            </w:r>
+            <w:r>
+              <w:rPr>
+                <w:rFonts w:ascii="Times New Roman" w:hAnsi="Times New Roman"/>
+                <w:color w:val="000000" w:themeColor="text1"/>
+                <w:sz w:val="14"/>
+                <w:szCs w:val="14"/>
+              </w:rPr>
+              <w:t/>
+            </w:r>
+            <w:r>
+              <w:rPr>
+                <w:rFonts w:ascii="Times New Roman" w:hAnsi="Times New Roman"/>
+                <w:color w:val="000000" w:themeColor="text1"/>
+                <w:sz w:val="14"/>
+                <w:szCs w:val="14"/>
+              </w:rPr>
+              <w:t xml:space="preserve"/>
+            </w:r>
+          </w:p>
+        </w:tc>
+        <w:tc>
+          <w:tcPr>
+            <w:tcW w:w="507" w:type="dxa"/>
             <w:gridSpan w:val="2"/>
             <w:tcBorders>
               <w:top w:val="single" w:sz="8" w:space="0" w:color="auto"/>
@@ -5330,7 +4656,7 @@
         </w:trPr>
         <w:tc>
           <w:tcPr>
-            <w:tcW w:w="9900" w:type="dxa"/>
+            <w:tcW w:w="9340" w:type="dxa"/>
             <w:gridSpan w:val="13"/>
             <w:tcBorders>
               <w:top w:val="single" w:sz="8" w:space="0" w:color="auto"/>
@@ -5362,7 +4688,7 @@
         </w:trPr>
         <w:tc>
           <w:tcPr>
-            <w:tcW w:w="1386" w:type="dxa"/>
+            <w:tcW w:w="969" w:type="dxa"/>
             <w:gridSpan w:val="2"/>
             <w:tcBorders>
               <w:top w:val="single" w:sz="8" w:space="0" w:color="auto"/>
@@ -5389,7 +4715,7 @@
         </w:tc>
         <w:tc>
           <w:tcPr>
-            <w:tcW w:w="652" w:type="dxa"/>
+            <w:tcW w:w="566" w:type="dxa"/>
             <w:tcBorders>
               <w:top w:val="single" w:sz="8" w:space="0" w:color="auto"/>
               <w:left w:val="nil"/>
@@ -5415,59 +4741,39 @@
         </w:tc>
         <w:tc>
           <w:tcPr>
-            <w:tcW w:w="1129" w:type="dxa"/>
-            <w:tcBorders>
-              <w:top w:val="single" w:sz="8" w:space="0" w:color="auto"/>
-              <w:left w:val="single" w:sz="8" w:space="0" w:color="auto"/>
-              <w:bottom w:val="single" w:sz="8" w:space="0" w:color="auto"/>
-              <w:right w:val="single" w:sz="8" w:space="0" w:color="auto"/>
-            </w:tcBorders>
-            <w:vAlign w:val="center"/>
-          </w:tcPr>
-          <w:p>
-            <w:pPr>
-              <w:jc w:val="center"/>
-              <w:rPr>
-                <w:rFonts w:ascii="Times New Roman" w:hAnsi="Times New Roman"/>
-                <w:color w:val="000000" w:themeColor="text1"/>
-                <w:sz w:val="14"/>
-                <w:szCs w:val="14"/>
-              </w:rPr>
-            </w:pPr>
-            <w:r>
-              <w:rPr>
-                <w:rFonts w:ascii="Times New Roman" w:hAnsi="Times New Roman"/>
-                <w:color w:val="000000" w:themeColor="text1"/>
-                <w:sz w:val="14"/>
-                <w:szCs w:val="14"/>
-              </w:rPr>
-              <w:t xml:space="preserve">{{ </w:t>
-            </w:r>
-            <w:proofErr w:type="spellStart"/>
-            <w:r>
-              <w:rPr>
-                <w:rFonts w:ascii="Times New Roman" w:hAnsi="Times New Roman"/>
-                <w:color w:val="000000" w:themeColor="text1"/>
-                <w:sz w:val="14"/>
-                <w:szCs w:val="14"/>
-              </w:rPr>
-              <w:t>date_of_weekly</w:t>
-            </w:r>
-            <w:proofErr w:type="spellEnd"/>
-            <w:r>
-              <w:rPr>
-                <w:rFonts w:ascii="Times New Roman" w:hAnsi="Times New Roman"/>
-                <w:color w:val="000000" w:themeColor="text1"/>
-                <w:sz w:val="14"/>
-                <w:szCs w:val="14"/>
-              </w:rPr>
-              <w:t xml:space="preserve"> }}</w:t>
-            </w:r>
-          </w:p>
-        </w:tc>
-        <w:tc>
-          <w:tcPr>
-            <w:tcW w:w="999" w:type="dxa"/>
+            <w:tcW w:w="1206" w:type="dxa"/>
+            <w:tcBorders>
+              <w:top w:val="single" w:sz="8" w:space="0" w:color="auto"/>
+              <w:left w:val="single" w:sz="8" w:space="0" w:color="auto"/>
+              <w:bottom w:val="single" w:sz="8" w:space="0" w:color="auto"/>
+              <w:right w:val="single" w:sz="8" w:space="0" w:color="auto"/>
+            </w:tcBorders>
+            <w:vAlign w:val="center"/>
+          </w:tcPr>
+          <w:p>
+            <w:pPr>
+              <w:jc w:val="center"/>
+              <w:rPr>
+                <w:rFonts w:ascii="Times New Roman" w:hAnsi="Times New Roman"/>
+                <w:color w:val="000000" w:themeColor="text1"/>
+                <w:sz w:val="14"/>
+                <w:szCs w:val="14"/>
+              </w:rPr>
+            </w:pPr>
+            <w:r>
+              <w:rPr>
+                <w:rFonts w:ascii="Times New Roman" w:hAnsi="Times New Roman"/>
+                <w:color w:val="000000" w:themeColor="text1"/>
+                <w:sz w:val="14"/>
+                <w:szCs w:val="14"/>
+              </w:rPr>
+              <w:t w:space="preserve" xml:space="preserve">{{ pro_date_of_weekly }}</w:t>
+            </w:r>
+          </w:p>
+        </w:tc>
+        <w:tc>
+          <w:tcPr>
+            <w:tcW w:w="1049" w:type="dxa"/>
             <w:tcBorders>
               <w:top w:val="single" w:sz="8" w:space="0" w:color="auto"/>
               <w:left w:val="single" w:sz="8" w:space="0" w:color="auto"/>
@@ -5492,7 +4798,7 @@
         </w:tc>
         <w:tc>
           <w:tcPr>
-            <w:tcW w:w="740" w:type="dxa"/>
+            <w:tcW w:w="786" w:type="dxa"/>
             <w:gridSpan w:val="3"/>
             <w:tcBorders>
               <w:top w:val="single" w:sz="8" w:space="0" w:color="auto"/>
@@ -5513,13 +4819,13 @@
                 <w:sz w:val="14"/>
                 <w:szCs w:val="14"/>
               </w:rPr>
-              <w:t>Week on Testing Date</w:t>
-            </w:r>
-          </w:p>
-        </w:tc>
-        <w:tc>
-          <w:tcPr>
-            <w:tcW w:w="1415" w:type="dxa"/>
+              <w:t>Week of Testing</w:t>
+            </w:r>
+          </w:p>
+        </w:tc>
+        <w:tc>
+          <w:tcPr>
+            <w:tcW w:w="1419" w:type="dxa"/>
             <w:tcBorders>
               <w:top w:val="single" w:sz="8" w:space="0" w:color="auto"/>
               <w:left w:val="nil"/>
@@ -5544,84 +4850,44 @@
                 <w:sz w:val="14"/>
                 <w:szCs w:val="14"/>
               </w:rPr>
-              <w:t xml:space="preserve">{{ </w:t>
-            </w:r>
-            <w:proofErr w:type="spellStart"/>
-            <w:r>
-              <w:rPr>
-                <w:rFonts w:ascii="Times New Roman" w:hAnsi="Times New Roman"/>
-                <w:color w:val="000000" w:themeColor="text1"/>
-                <w:sz w:val="14"/>
-                <w:szCs w:val="14"/>
-              </w:rPr>
-              <w:t>obs_air_wk_of</w:t>
-            </w:r>
-            <w:proofErr w:type="spellEnd"/>
-            <w:r>
-              <w:rPr>
-                <w:rFonts w:ascii="Times New Roman" w:hAnsi="Times New Roman"/>
-                <w:color w:val="000000" w:themeColor="text1"/>
-                <w:sz w:val="14"/>
-                <w:szCs w:val="14"/>
-              </w:rPr>
-              <w:t xml:space="preserve"> }}</w:t>
-            </w:r>
-          </w:p>
-        </w:tc>
-        <w:tc>
-          <w:tcPr>
-            <w:tcW w:w="1413" w:type="dxa"/>
-            <w:tcBorders>
-              <w:top w:val="single" w:sz="8" w:space="0" w:color="auto"/>
-              <w:left w:val="single" w:sz="8" w:space="0" w:color="auto"/>
-              <w:bottom w:val="single" w:sz="8" w:space="0" w:color="auto"/>
-              <w:right w:val="single" w:sz="8" w:space="0" w:color="auto"/>
-            </w:tcBorders>
-            <w:vAlign w:val="center"/>
-          </w:tcPr>
-          <w:p>
-            <w:pPr>
-              <w:jc w:val="center"/>
-              <w:rPr>
-                <w:rFonts w:ascii="Times New Roman" w:hAnsi="Times New Roman"/>
-                <w:sz w:val="14"/>
-                <w:szCs w:val="14"/>
-              </w:rPr>
-            </w:pPr>
-            <w:r>
-              <w:rPr>
-                <w:rFonts w:ascii="Times New Roman" w:hAnsi="Times New Roman"/>
-                <w:color w:val="000000" w:themeColor="text1"/>
-                <w:sz w:val="14"/>
-                <w:szCs w:val="14"/>
-              </w:rPr>
-              <w:t xml:space="preserve">{{ </w:t>
-            </w:r>
-            <w:proofErr w:type="spellStart"/>
-            <w:r>
-              <w:rPr>
-                <w:rFonts w:ascii="Times New Roman" w:hAnsi="Times New Roman"/>
-                <w:color w:val="000000" w:themeColor="text1"/>
-                <w:sz w:val="14"/>
-                <w:szCs w:val="14"/>
-              </w:rPr>
-              <w:t>etx_air_wk_of</w:t>
-            </w:r>
-            <w:proofErr w:type="spellEnd"/>
-            <w:r>
-              <w:rPr>
-                <w:rFonts w:ascii="Times New Roman" w:hAnsi="Times New Roman"/>
-                <w:color w:val="000000" w:themeColor="text1"/>
-                <w:sz w:val="14"/>
-                <w:szCs w:val="14"/>
-              </w:rPr>
-              <w:t xml:space="preserve"> }}</w:t>
-            </w:r>
-          </w:p>
-        </w:tc>
-        <w:tc>
-          <w:tcPr>
-            <w:tcW w:w="1366" w:type="dxa"/>
+              <w:t w:space="preserve" xml:space="preserve">{{ pro_obs_air_wk_of }}</w:t>
+            </w:r>
+          </w:p>
+        </w:tc>
+        <w:tc>
+          <w:tcPr>
+            <w:tcW w:w="1444" w:type="dxa"/>
+            <w:tcBorders>
+              <w:top w:val="single" w:sz="8" w:space="0" w:color="auto"/>
+              <w:left w:val="single" w:sz="8" w:space="0" w:color="auto"/>
+              <w:bottom w:val="single" w:sz="8" w:space="0" w:color="auto"/>
+              <w:right w:val="single" w:sz="8" w:space="0" w:color="auto"/>
+            </w:tcBorders>
+            <w:vAlign w:val="center"/>
+          </w:tcPr>
+          <w:p>
+            <w:pPr>
+              <w:jc w:val="center"/>
+              <w:rPr>
+                <w:rFonts w:ascii="Times New Roman" w:hAnsi="Times New Roman"/>
+                <w:sz w:val="14"/>
+                <w:szCs w:val="14"/>
+              </w:rPr>
+            </w:pPr>
+            <w:r>
+              <w:rPr>
+                <w:rFonts w:ascii="Times New Roman" w:hAnsi="Times New Roman"/>
+                <w:color w:val="000000" w:themeColor="text1"/>
+                <w:sz w:val="14"/>
+                <w:szCs w:val="14"/>
+              </w:rPr>
+              <w:t w:space="preserve" xml:space="preserve">{{ pro_etx_air_wk_of }}</w:t>
+            </w:r>
+          </w:p>
+        </w:tc>
+        <w:tc>
+          <w:tcPr>
+            <w:tcW w:w="1441" w:type="dxa"/>
             <w:gridSpan w:val="2"/>
             <w:tcBorders>
               <w:top w:val="single" w:sz="8" w:space="0" w:color="auto"/>
@@ -5647,33 +4913,13 @@
                 <w:sz w:val="14"/>
                 <w:szCs w:val="14"/>
               </w:rPr>
-              <w:t xml:space="preserve">{{ </w:t>
-            </w:r>
-            <w:proofErr w:type="spellStart"/>
-            <w:r>
-              <w:rPr>
-                <w:rFonts w:ascii="Times New Roman" w:hAnsi="Times New Roman"/>
-                <w:color w:val="000000" w:themeColor="text1"/>
-                <w:sz w:val="14"/>
-                <w:szCs w:val="14"/>
-              </w:rPr>
-              <w:t>id_air_wk_of</w:t>
-            </w:r>
-            <w:proofErr w:type="spellEnd"/>
-            <w:r>
-              <w:rPr>
-                <w:rFonts w:ascii="Times New Roman" w:hAnsi="Times New Roman"/>
-                <w:color w:val="000000" w:themeColor="text1"/>
-                <w:sz w:val="14"/>
-                <w:szCs w:val="14"/>
-              </w:rPr>
-              <w:t xml:space="preserve"> }}</w:t>
-            </w:r>
-          </w:p>
-        </w:tc>
-        <w:tc>
-          <w:tcPr>
-            <w:tcW w:w="800" w:type="dxa"/>
+              <w:t w:space="preserve" xml:space="preserve">{{ pro_id_air_wk_of }}</w:t>
+            </w:r>
+          </w:p>
+        </w:tc>
+        <w:tc>
+          <w:tcPr>
+            <w:tcW w:w="460" w:type="dxa"/>
             <w:tcBorders>
               <w:top w:val="single" w:sz="8" w:space="0" w:color="auto"/>
               <w:left w:val="nil"/>
@@ -5708,7 +4954,7 @@
         </w:trPr>
         <w:tc>
           <w:tcPr>
-            <w:tcW w:w="9900" w:type="dxa"/>
+            <w:tcW w:w="9340" w:type="dxa"/>
             <w:gridSpan w:val="13"/>
             <w:tcBorders>
               <w:top w:val="single" w:sz="8" w:space="0" w:color="auto"/>
@@ -5740,7 +4986,7 @@
         </w:trPr>
         <w:tc>
           <w:tcPr>
-            <w:tcW w:w="1386" w:type="dxa"/>
+            <w:tcW w:w="969" w:type="dxa"/>
             <w:gridSpan w:val="2"/>
             <w:tcBorders>
               <w:top w:val="single" w:sz="8" w:space="0" w:color="auto"/>
@@ -5767,7 +5013,7 @@
         </w:tc>
         <w:tc>
           <w:tcPr>
-            <w:tcW w:w="652" w:type="dxa"/>
+            <w:tcW w:w="566" w:type="dxa"/>
             <w:tcBorders>
               <w:top w:val="single" w:sz="8" w:space="0" w:color="auto"/>
               <w:left w:val="nil"/>
@@ -5793,39 +5039,39 @@
         </w:tc>
         <w:tc>
           <w:tcPr>
-            <w:tcW w:w="1129" w:type="dxa"/>
-            <w:tcBorders>
-              <w:top w:val="single" w:sz="8" w:space="0" w:color="auto"/>
-              <w:left w:val="single" w:sz="8" w:space="0" w:color="auto"/>
-              <w:bottom w:val="single" w:sz="8" w:space="0" w:color="auto"/>
-              <w:right w:val="single" w:sz="8" w:space="0" w:color="auto"/>
-            </w:tcBorders>
-            <w:vAlign w:val="center"/>
-          </w:tcPr>
-          <w:p>
-            <w:pPr>
-              <w:jc w:val="center"/>
-              <w:rPr>
-                <w:rFonts w:ascii="Times New Roman" w:hAnsi="Times New Roman"/>
-                <w:color w:val="000000" w:themeColor="text1"/>
-                <w:sz w:val="14"/>
-                <w:szCs w:val="14"/>
-              </w:rPr>
-            </w:pPr>
-            <w:r>
-              <w:rPr>
-                <w:rFonts w:ascii="Times New Roman" w:hAnsi="Times New Roman"/>
-                <w:color w:val="000000" w:themeColor="text1"/>
-                <w:sz w:val="14"/>
-                <w:szCs w:val="14"/>
-              </w:rPr>
-              <w:t xml:space="preserve"> {{ date_of_weekly }}</w:t>
-            </w:r>
-          </w:p>
-        </w:tc>
-        <w:tc>
-          <w:tcPr>
-            <w:tcW w:w="999" w:type="dxa"/>
+            <w:tcW w:w="1206" w:type="dxa"/>
+            <w:tcBorders>
+              <w:top w:val="single" w:sz="8" w:space="0" w:color="auto"/>
+              <w:left w:val="single" w:sz="8" w:space="0" w:color="auto"/>
+              <w:bottom w:val="single" w:sz="8" w:space="0" w:color="auto"/>
+              <w:right w:val="single" w:sz="8" w:space="0" w:color="auto"/>
+            </w:tcBorders>
+            <w:vAlign w:val="center"/>
+          </w:tcPr>
+          <w:p>
+            <w:pPr>
+              <w:jc w:val="center"/>
+              <w:rPr>
+                <w:rFonts w:ascii="Times New Roman" w:hAnsi="Times New Roman"/>
+                <w:color w:val="000000" w:themeColor="text1"/>
+                <w:sz w:val="14"/>
+                <w:szCs w:val="14"/>
+              </w:rPr>
+            </w:pPr>
+            <w:r>
+              <w:rPr>
+                <w:rFonts w:ascii="Times New Roman" w:hAnsi="Times New Roman"/>
+                <w:color w:val="000000" w:themeColor="text1"/>
+                <w:sz w:val="14"/>
+                <w:szCs w:val="14"/>
+              </w:rPr>
+              <w:t xml:space="preserve"> {{ pro_date_of_weekly }}</w:t>
+            </w:r>
+          </w:p>
+        </w:tc>
+        <w:tc>
+          <w:tcPr>
+            <w:tcW w:w="1049" w:type="dxa"/>
             <w:tcBorders>
               <w:top w:val="single" w:sz="8" w:space="0" w:color="auto"/>
               <w:left w:val="single" w:sz="8" w:space="0" w:color="auto"/>
@@ -5850,7 +5096,7 @@
         </w:tc>
         <w:tc>
           <w:tcPr>
-            <w:tcW w:w="740" w:type="dxa"/>
+            <w:tcW w:w="786" w:type="dxa"/>
             <w:gridSpan w:val="3"/>
             <w:tcBorders>
               <w:top w:val="single" w:sz="8" w:space="0" w:color="auto"/>
@@ -5871,13 +5117,13 @@
                 <w:sz w:val="14"/>
                 <w:szCs w:val="14"/>
               </w:rPr>
-              <w:t>Week on Testing Date</w:t>
-            </w:r>
-          </w:p>
-        </w:tc>
-        <w:tc>
-          <w:tcPr>
-            <w:tcW w:w="1415" w:type="dxa"/>
+              <w:t>Week of Testing</w:t>
+            </w:r>
+          </w:p>
+        </w:tc>
+        <w:tc>
+          <w:tcPr>
+            <w:tcW w:w="1419" w:type="dxa"/>
             <w:tcBorders>
               <w:top w:val="single" w:sz="8" w:space="0" w:color="auto"/>
               <w:left w:val="nil"/>
@@ -5902,84 +5148,44 @@
                 <w:sz w:val="14"/>
                 <w:szCs w:val="14"/>
               </w:rPr>
-              <w:t xml:space="preserve">{{ </w:t>
-            </w:r>
-            <w:proofErr w:type="spellStart"/>
-            <w:r>
-              <w:rPr>
-                <w:rFonts w:ascii="Times New Roman" w:hAnsi="Times New Roman"/>
-                <w:color w:val="000000" w:themeColor="text1"/>
-                <w:sz w:val="14"/>
-                <w:szCs w:val="14"/>
-              </w:rPr>
-              <w:t>obs_room_wk_of</w:t>
-            </w:r>
-            <w:proofErr w:type="spellEnd"/>
-            <w:r>
-              <w:rPr>
-                <w:rFonts w:ascii="Times New Roman" w:hAnsi="Times New Roman"/>
-                <w:color w:val="000000" w:themeColor="text1"/>
-                <w:sz w:val="14"/>
-                <w:szCs w:val="14"/>
-              </w:rPr>
-              <w:t xml:space="preserve"> }}</w:t>
-            </w:r>
-          </w:p>
-        </w:tc>
-        <w:tc>
-          <w:tcPr>
-            <w:tcW w:w="1413" w:type="dxa"/>
-            <w:tcBorders>
-              <w:top w:val="single" w:sz="8" w:space="0" w:color="auto"/>
-              <w:left w:val="single" w:sz="8" w:space="0" w:color="auto"/>
-              <w:bottom w:val="single" w:sz="8" w:space="0" w:color="auto"/>
-              <w:right w:val="single" w:sz="8" w:space="0" w:color="auto"/>
-            </w:tcBorders>
-            <w:vAlign w:val="center"/>
-          </w:tcPr>
-          <w:p>
-            <w:pPr>
-              <w:jc w:val="center"/>
-              <w:rPr>
-                <w:rFonts w:ascii="Times New Roman" w:hAnsi="Times New Roman"/>
-                <w:sz w:val="14"/>
-                <w:szCs w:val="14"/>
-              </w:rPr>
-            </w:pPr>
-            <w:r>
-              <w:rPr>
-                <w:rFonts w:ascii="Times New Roman" w:hAnsi="Times New Roman"/>
-                <w:color w:val="000000" w:themeColor="text1"/>
-                <w:sz w:val="14"/>
-                <w:szCs w:val="14"/>
-              </w:rPr>
-              <w:t xml:space="preserve">{{ </w:t>
-            </w:r>
-            <w:proofErr w:type="spellStart"/>
-            <w:r>
-              <w:rPr>
-                <w:rFonts w:ascii="Times New Roman" w:hAnsi="Times New Roman"/>
-                <w:color w:val="000000" w:themeColor="text1"/>
-                <w:sz w:val="14"/>
-                <w:szCs w:val="14"/>
-              </w:rPr>
-              <w:t>etx_room_wk_of</w:t>
-            </w:r>
-            <w:proofErr w:type="spellEnd"/>
-            <w:r>
-              <w:rPr>
-                <w:rFonts w:ascii="Times New Roman" w:hAnsi="Times New Roman"/>
-                <w:color w:val="000000" w:themeColor="text1"/>
-                <w:sz w:val="14"/>
-                <w:szCs w:val="14"/>
-              </w:rPr>
-              <w:t xml:space="preserve"> }}</w:t>
-            </w:r>
-          </w:p>
-        </w:tc>
-        <w:tc>
-          <w:tcPr>
-            <w:tcW w:w="1366" w:type="dxa"/>
+              <w:t w:space="preserve" xml:space="preserve">{{ pro_obs_room_wk_of }}</w:t>
+            </w:r>
+          </w:p>
+        </w:tc>
+        <w:tc>
+          <w:tcPr>
+            <w:tcW w:w="1444" w:type="dxa"/>
+            <w:tcBorders>
+              <w:top w:val="single" w:sz="8" w:space="0" w:color="auto"/>
+              <w:left w:val="single" w:sz="8" w:space="0" w:color="auto"/>
+              <w:bottom w:val="single" w:sz="8" w:space="0" w:color="auto"/>
+              <w:right w:val="single" w:sz="8" w:space="0" w:color="auto"/>
+            </w:tcBorders>
+            <w:vAlign w:val="center"/>
+          </w:tcPr>
+          <w:p>
+            <w:pPr>
+              <w:jc w:val="center"/>
+              <w:rPr>
+                <w:rFonts w:ascii="Times New Roman" w:hAnsi="Times New Roman"/>
+                <w:sz w:val="14"/>
+                <w:szCs w:val="14"/>
+              </w:rPr>
+            </w:pPr>
+            <w:r>
+              <w:rPr>
+                <w:rFonts w:ascii="Times New Roman" w:hAnsi="Times New Roman"/>
+                <w:color w:val="000000" w:themeColor="text1"/>
+                <w:sz w:val="14"/>
+                <w:szCs w:val="14"/>
+              </w:rPr>
+              <w:t w:space="preserve" xml:space="preserve">{{ pro_etx_room_wk_of }}</w:t>
+            </w:r>
+          </w:p>
+        </w:tc>
+        <w:tc>
+          <w:tcPr>
+            <w:tcW w:w="1441" w:type="dxa"/>
             <w:gridSpan w:val="2"/>
             <w:tcBorders>
               <w:top w:val="single" w:sz="8" w:space="0" w:color="auto"/>
@@ -6005,33 +5211,13 @@
                 <w:sz w:val="14"/>
                 <w:szCs w:val="14"/>
               </w:rPr>
-              <w:t xml:space="preserve">{{ </w:t>
-            </w:r>
-            <w:proofErr w:type="spellStart"/>
-            <w:r>
-              <w:rPr>
-                <w:rFonts w:ascii="Times New Roman" w:hAnsi="Times New Roman"/>
-                <w:color w:val="000000" w:themeColor="text1"/>
-                <w:sz w:val="14"/>
-                <w:szCs w:val="14"/>
-              </w:rPr>
-              <w:t>id_room_wk_of</w:t>
-            </w:r>
-            <w:proofErr w:type="spellEnd"/>
-            <w:r>
-              <w:rPr>
-                <w:rFonts w:ascii="Times New Roman" w:hAnsi="Times New Roman"/>
-                <w:color w:val="000000" w:themeColor="text1"/>
-                <w:sz w:val="14"/>
-                <w:szCs w:val="14"/>
-              </w:rPr>
-              <w:t xml:space="preserve"> }}</w:t>
-            </w:r>
-          </w:p>
-        </w:tc>
-        <w:tc>
-          <w:tcPr>
-            <w:tcW w:w="800" w:type="dxa"/>
+              <w:t w:space="preserve" xml:space="preserve">{{ pro_id_room_wk_of }}</w:t>
+            </w:r>
+          </w:p>
+        </w:tc>
+        <w:tc>
+          <w:tcPr>
+            <w:tcW w:w="460" w:type="dxa"/>
             <w:tcBorders>
               <w:top w:val="single" w:sz="8" w:space="0" w:color="auto"/>
               <w:left w:val="nil"/>
@@ -6062,6 +5248,44 @@
       </w:tr>
     </w:tbl>
     <w:p/>
+    <w:p>
+      <w:pPr>
+        <w:outlineLvl w:val="0"/>
+        <w:rPr>
+          <w:rFonts w:eastAsiaTheme="minorEastAsia"/>
+          <w:lang w:eastAsia="zh-CN"/>
+        </w:rPr>
+      </w:pPr>
+    </w:p>
+    <w:p>
+      <w:pPr>
+        <w:outlineLvl w:val="0"/>
+        <w:rPr>
+          <w:rFonts w:eastAsiaTheme="minorEastAsia"/>
+          <w:lang w:eastAsia="zh-CN"/>
+        </w:rPr>
+      </w:pPr>
+    </w:p>
+    <w:p>
+      <w:pPr>
+        <w:outlineLvl w:val="0"/>
+        <w:rPr>
+          <w:rFonts w:ascii="Times New Roman" w:eastAsiaTheme="minorEastAsia" w:hAnsi="Times New Roman"/>
+          <w:sz w:val="18"/>
+          <w:szCs w:val="18"/>
+          <w:u w:val="single"/>
+          <w:lang w:eastAsia="zh-CN"/>
+        </w:rPr>
+      </w:pPr>
+    </w:p>
+    <w:p>
+      <w:pPr>
+        <w:rPr>
+          <w:rFonts w:eastAsiaTheme="minorEastAsia"/>
+          <w:lang w:eastAsia="zh-CN"/>
+        </w:rPr>
+      </w:pPr>
+    </w:p>
     <w:sectPr>
       <w:pgSz w:w="12240" w:h="15840" w:code="1"/>
       <w:pgMar w:top="245" w:right="1440" w:bottom="720" w:left="1440" w:header="720" w:footer="720" w:gutter="0"/>
